--- a/Eurizon/NFDU/2026_Pasha/zvit06/Звіт_Оліх06.docx
+++ b/Eurizon/NFDU/2026_Pasha/zvit06/Звіт_Оліх06.docx
@@ -6,8 +6,16 @@
       <w:pPr>
         <w:spacing w:line="276" w:lineRule="auto"/>
         <w:jc w:val="center"/>
-      </w:pPr>
-      <w:r>
+        <w:rPr>
+          <w:b/>
+          <w:bCs/>
+        </w:rPr>
+      </w:pPr>
+      <w:r>
+        <w:rPr>
+          <w:b/>
+          <w:bCs/>
+        </w:rPr>
         <w:t>МІНІСТЕРСТВО ОСВІТИ І НАУКИ УКРАЇНИ</w:t>
       </w:r>
     </w:p>
@@ -15,8 +23,16 @@
       <w:pPr>
         <w:spacing w:line="276" w:lineRule="auto"/>
         <w:jc w:val="center"/>
-      </w:pPr>
-      <w:r>
+        <w:rPr>
+          <w:b/>
+          <w:bCs/>
+        </w:rPr>
+      </w:pPr>
+      <w:r>
+        <w:rPr>
+          <w:b/>
+          <w:bCs/>
+        </w:rPr>
         <w:t xml:space="preserve">КИЇВСЬКИЙ НАЦІОНАЛЬНИЙ УНІВЕРСИТЕТ ІМЕНІ </w:t>
       </w:r>
     </w:p>
@@ -24,8 +40,16 @@
       <w:pPr>
         <w:spacing w:line="276" w:lineRule="auto"/>
         <w:jc w:val="center"/>
-      </w:pPr>
-      <w:r>
+        <w:rPr>
+          <w:b/>
+          <w:bCs/>
+        </w:rPr>
+      </w:pPr>
+      <w:r>
+        <w:rPr>
+          <w:b/>
+          <w:bCs/>
+        </w:rPr>
         <w:t>ТАРАСА ШЕВЧЕНКА</w:t>
       </w:r>
     </w:p>
@@ -33,6 +57,10 @@
       <w:pPr>
         <w:spacing w:line="276" w:lineRule="auto"/>
         <w:jc w:val="center"/>
+        <w:rPr>
+          <w:b/>
+          <w:bCs/>
+        </w:rPr>
       </w:pPr>
     </w:p>
     <w:p>
@@ -40,7 +68,7 @@
         <w:pStyle w:val="2"/>
         <w:spacing w:line="276" w:lineRule="auto"/>
         <w:rPr>
-          <w:b w:val="0"/>
+          <w:b/>
           <w:bCs/>
         </w:rPr>
       </w:pPr>
@@ -50,7 +78,7 @@
         <w:pStyle w:val="2"/>
         <w:spacing w:line="276" w:lineRule="auto"/>
         <w:rPr>
-          <w:b w:val="0"/>
+          <w:b/>
           <w:bCs/>
         </w:rPr>
       </w:pPr>
@@ -60,7 +88,7 @@
         <w:pStyle w:val="2"/>
         <w:spacing w:line="276" w:lineRule="auto"/>
         <w:rPr>
-          <w:b w:val="0"/>
+          <w:b/>
           <w:bCs/>
         </w:rPr>
       </w:pPr>
@@ -70,7 +98,7 @@
         <w:pStyle w:val="2"/>
         <w:spacing w:line="276" w:lineRule="auto"/>
         <w:rPr>
-          <w:b w:val="0"/>
+          <w:b/>
           <w:bCs/>
         </w:rPr>
       </w:pPr>
@@ -81,8 +109,16 @@
         <w:spacing w:line="276" w:lineRule="auto"/>
         <w:ind w:left="-360"/>
         <w:jc w:val="center"/>
-      </w:pPr>
-      <w:r>
+        <w:rPr>
+          <w:b/>
+          <w:bCs/>
+        </w:rPr>
+      </w:pPr>
+      <w:r>
+        <w:rPr>
+          <w:b/>
+          <w:bCs/>
+        </w:rPr>
         <w:t>ЗВІТ</w:t>
       </w:r>
     </w:p>
@@ -90,6 +126,7 @@
       <w:pPr>
         <w:jc w:val="center"/>
         <w:rPr>
+          <w:b/>
           <w:bCs/>
           <w:highlight w:val="yellow"/>
           <w:lang w:val="en-US"/>
@@ -97,6 +134,8 @@
       </w:pPr>
       <w:r>
         <w:rPr>
+          <w:b/>
+          <w:bCs/>
           <w:highlight w:val="yellow"/>
         </w:rPr>
         <w:t xml:space="preserve">по договору </w:t>
@@ -104,6 +143,8 @@
       <w:proofErr w:type="spellStart"/>
       <w:r>
         <w:rPr>
+          <w:b/>
+          <w:bCs/>
           <w:highlight w:val="yellow"/>
         </w:rPr>
         <w:t>підряду</w:t>
@@ -111,12 +152,15 @@
       <w:proofErr w:type="spellEnd"/>
       <w:r>
         <w:rPr>
+          <w:b/>
+          <w:bCs/>
           <w:highlight w:val="yellow"/>
         </w:rPr>
         <w:t xml:space="preserve"> № </w:t>
       </w:r>
       <w:r>
         <w:rPr>
+          <w:b/>
           <w:bCs/>
           <w:highlight w:val="yellow"/>
         </w:rPr>
@@ -124,6 +168,7 @@
       </w:r>
       <w:r>
         <w:rPr>
+          <w:b/>
           <w:bCs/>
           <w:highlight w:val="yellow"/>
         </w:rPr>
@@ -135,6 +180,7 @@
         <w:ind w:left="4956"/>
         <w:jc w:val="center"/>
         <w:rPr>
+          <w:b/>
           <w:bCs/>
           <w:i/>
           <w:color w:val="FF0000"/>
@@ -149,23 +195,31 @@
         <w:spacing w:line="276" w:lineRule="auto"/>
         <w:jc w:val="center"/>
         <w:rPr>
+          <w:b/>
+          <w:bCs/>
           <w:highlight w:val="yellow"/>
         </w:rPr>
       </w:pPr>
       <w:r>
         <w:rPr>
+          <w:b/>
+          <w:bCs/>
           <w:highlight w:val="yellow"/>
         </w:rPr>
         <w:t xml:space="preserve">за договором від </w:t>
       </w:r>
       <w:r>
         <w:rPr>
+          <w:b/>
+          <w:bCs/>
           <w:highlight w:val="yellow"/>
         </w:rPr>
         <w:t xml:space="preserve">«03» березня 2025 року </w:t>
       </w:r>
       <w:r>
         <w:rPr>
+          <w:b/>
+          <w:bCs/>
           <w:highlight w:val="yellow"/>
         </w:rPr>
         <w:t>№ 93/0252</w:t>
@@ -176,11 +230,15 @@
         <w:spacing w:line="276" w:lineRule="auto"/>
         <w:jc w:val="center"/>
         <w:rPr>
+          <w:b/>
+          <w:bCs/>
           <w:highlight w:val="yellow"/>
         </w:rPr>
       </w:pPr>
       <w:r>
         <w:rPr>
+          <w:b/>
+          <w:bCs/>
           <w:highlight w:val="yellow"/>
         </w:rPr>
         <w:t>на виконання грантової підтримки НФДУ</w:t>
@@ -192,7 +250,8 @@
         <w:spacing w:line="276" w:lineRule="auto"/>
         <w:jc w:val="center"/>
         <w:rPr>
-          <w:b w:val="0"/>
+          <w:b/>
+          <w:bCs/>
           <w:highlight w:val="yellow"/>
         </w:rPr>
       </w:pPr>
@@ -203,18 +262,21 @@
         <w:spacing w:line="240" w:lineRule="auto"/>
         <w:jc w:val="center"/>
         <w:rPr>
+          <w:b/>
           <w:bCs/>
         </w:rPr>
       </w:pPr>
       <w:bookmarkStart w:id="0" w:name="_Hlk165030076"/>
       <w:r>
         <w:rPr>
+          <w:b/>
           <w:bCs/>
         </w:rPr>
         <w:t xml:space="preserve">за період з </w:t>
       </w:r>
       <w:r>
         <w:rPr>
+          <w:b/>
           <w:bCs/>
           <w:lang w:val="ru-RU"/>
         </w:rPr>
@@ -222,12 +284,14 @@
       </w:r>
       <w:r>
         <w:rPr>
+          <w:b/>
           <w:bCs/>
         </w:rPr>
         <w:t>01</w:t>
       </w:r>
       <w:r>
         <w:rPr>
+          <w:b/>
           <w:bCs/>
           <w:lang w:val="ru-RU"/>
         </w:rPr>
@@ -236,6 +300,7 @@
       <w:proofErr w:type="spellStart"/>
       <w:r>
         <w:rPr>
+          <w:b/>
           <w:bCs/>
           <w:lang w:val="ru-RU"/>
         </w:rPr>
@@ -244,6 +309,7 @@
       <w:proofErr w:type="spellEnd"/>
       <w:r>
         <w:rPr>
+          <w:b/>
           <w:bCs/>
         </w:rPr>
         <w:t xml:space="preserve"> 2026 року по «30» червня 2026 року</w:t>
@@ -452,55 +518,48 @@
         </w:tabs>
         <w:jc w:val="both"/>
         <w:rPr>
-          <w:b w:val="0"/>
-          <w:bCs/>
-        </w:rPr>
-      </w:pPr>
-      <w:r>
-        <w:rPr>
-          <w:b w:val="0"/>
+          <w:b/>
+          <w:bCs/>
+        </w:rPr>
+      </w:pPr>
+      <w:r>
+        <w:rPr>
           <w:bCs/>
         </w:rPr>
         <w:t xml:space="preserve">Науковий керівник </w:t>
       </w:r>
       <w:r>
         <w:rPr>
-          <w:b w:val="0"/>
           <w:bCs/>
         </w:rPr>
         <w:tab/>
       </w:r>
       <w:r>
         <w:rPr>
-          <w:b w:val="0"/>
           <w:bCs/>
         </w:rPr>
         <w:tab/>
       </w:r>
       <w:r>
         <w:rPr>
-          <w:b w:val="0"/>
           <w:bCs/>
         </w:rPr>
         <w:tab/>
       </w:r>
       <w:r>
         <w:rPr>
-          <w:b w:val="0"/>
           <w:bCs/>
         </w:rPr>
         <w:tab/>
       </w:r>
       <w:r>
         <w:rPr>
-          <w:b w:val="0"/>
           <w:bCs/>
         </w:rPr>
         <w:tab/>
       </w:r>
       <w:r>
         <w:rPr>
-          <w:b w:val="0"/>
           <w:bCs/>
           <w:sz w:val="24"/>
           <w:szCs w:val="24"/>
@@ -509,7 +568,6 @@
       </w:r>
       <w:r>
         <w:rPr>
-          <w:b w:val="0"/>
           <w:bCs/>
           <w:sz w:val="24"/>
           <w:szCs w:val="24"/>
@@ -518,7 +576,6 @@
       </w:r>
       <w:r>
         <w:rPr>
-          <w:b w:val="0"/>
           <w:bCs/>
           <w:sz w:val="24"/>
           <w:szCs w:val="24"/>
@@ -526,15 +583,9 @@
         <w:t>Павло</w:t>
       </w:r>
       <w:r>
-        <w:rPr>
-          <w:b w:val="0"/>
-        </w:rPr>
         <w:t xml:space="preserve"> </w:t>
       </w:r>
       <w:r>
-        <w:rPr>
-          <w:b w:val="0"/>
-        </w:rPr>
         <w:t>ЛІЩУК</w:t>
       </w:r>
     </w:p>
@@ -558,84 +609,73 @@
         </w:tabs>
         <w:jc w:val="both"/>
         <w:rPr>
-          <w:b w:val="0"/>
+          <w:b/>
           <w:bCs/>
           <w:vertAlign w:val="superscript"/>
         </w:rPr>
       </w:pPr>
       <w:r>
         <w:rPr>
-          <w:b w:val="0"/>
           <w:bCs/>
         </w:rPr>
         <w:tab/>
       </w:r>
       <w:r>
         <w:rPr>
-          <w:b w:val="0"/>
           <w:bCs/>
         </w:rPr>
         <w:tab/>
       </w:r>
       <w:r>
         <w:rPr>
-          <w:b w:val="0"/>
           <w:bCs/>
         </w:rPr>
         <w:tab/>
       </w:r>
       <w:r>
         <w:rPr>
-          <w:b w:val="0"/>
           <w:bCs/>
         </w:rPr>
         <w:tab/>
       </w:r>
       <w:r>
         <w:rPr>
-          <w:b w:val="0"/>
           <w:bCs/>
         </w:rPr>
         <w:tab/>
       </w:r>
       <w:r>
         <w:rPr>
-          <w:b w:val="0"/>
           <w:bCs/>
         </w:rPr>
         <w:tab/>
       </w:r>
       <w:r>
         <w:rPr>
-          <w:b w:val="0"/>
           <w:bCs/>
         </w:rPr>
         <w:tab/>
       </w:r>
       <w:r>
         <w:rPr>
-          <w:b w:val="0"/>
           <w:bCs/>
         </w:rPr>
         <w:tab/>
       </w:r>
       <w:r>
         <w:rPr>
-          <w:b w:val="0"/>
           <w:bCs/>
         </w:rPr>
         <w:tab/>
       </w:r>
       <w:r>
         <w:rPr>
-          <w:b w:val="0"/>
           <w:bCs/>
         </w:rPr>
         <w:tab/>
       </w:r>
       <w:r>
         <w:rPr>
-          <w:b w:val="0"/>
           <w:bCs/>
         </w:rPr>
         <w:tab/>
@@ -671,77 +711,65 @@
         </w:tabs>
         <w:jc w:val="both"/>
         <w:rPr>
-          <w:b w:val="0"/>
-          <w:bCs/>
-        </w:rPr>
-      </w:pPr>
-      <w:r>
-        <w:rPr>
-          <w:b w:val="0"/>
+          <w:b/>
+          <w:bCs/>
+        </w:rPr>
+      </w:pPr>
+      <w:r>
+        <w:rPr>
           <w:bCs/>
         </w:rPr>
         <w:t xml:space="preserve">Виконавець </w:t>
       </w:r>
       <w:r>
         <w:rPr>
-          <w:b w:val="0"/>
           <w:bCs/>
         </w:rPr>
         <w:tab/>
       </w:r>
       <w:r>
         <w:rPr>
-          <w:b w:val="0"/>
           <w:bCs/>
         </w:rPr>
         <w:tab/>
       </w:r>
       <w:r>
         <w:rPr>
-          <w:b w:val="0"/>
           <w:bCs/>
         </w:rPr>
         <w:tab/>
       </w:r>
       <w:r>
         <w:rPr>
-          <w:b w:val="0"/>
           <w:bCs/>
         </w:rPr>
         <w:tab/>
       </w:r>
       <w:r>
         <w:rPr>
-          <w:b w:val="0"/>
           <w:bCs/>
         </w:rPr>
         <w:tab/>
       </w:r>
       <w:r>
         <w:rPr>
-          <w:b w:val="0"/>
           <w:bCs/>
         </w:rPr>
         <w:tab/>
       </w:r>
       <w:r>
         <w:rPr>
-          <w:b w:val="0"/>
           <w:bCs/>
         </w:rPr>
         <w:t>_______________</w:t>
       </w:r>
       <w:r>
         <w:rPr>
-          <w:b w:val="0"/>
           <w:bCs/>
         </w:rPr>
         <w:tab/>
       </w:r>
       <w:r>
-        <w:rPr>
-          <w:b w:val="0"/>
-        </w:rPr>
         <w:t>Олег ОЛІХ</w:t>
       </w:r>
     </w:p>
@@ -765,84 +793,73 @@
         </w:tabs>
         <w:jc w:val="both"/>
         <w:rPr>
-          <w:b w:val="0"/>
+          <w:b/>
           <w:bCs/>
           <w:vertAlign w:val="superscript"/>
         </w:rPr>
       </w:pPr>
       <w:r>
         <w:rPr>
-          <w:b w:val="0"/>
           <w:bCs/>
         </w:rPr>
         <w:tab/>
       </w:r>
       <w:r>
         <w:rPr>
-          <w:b w:val="0"/>
           <w:bCs/>
         </w:rPr>
         <w:tab/>
       </w:r>
       <w:r>
         <w:rPr>
-          <w:b w:val="0"/>
           <w:bCs/>
         </w:rPr>
         <w:tab/>
       </w:r>
       <w:r>
         <w:rPr>
-          <w:b w:val="0"/>
           <w:bCs/>
         </w:rPr>
         <w:tab/>
       </w:r>
       <w:r>
         <w:rPr>
-          <w:b w:val="0"/>
           <w:bCs/>
         </w:rPr>
         <w:tab/>
       </w:r>
       <w:r>
         <w:rPr>
-          <w:b w:val="0"/>
           <w:bCs/>
         </w:rPr>
         <w:tab/>
       </w:r>
       <w:r>
         <w:rPr>
-          <w:b w:val="0"/>
           <w:bCs/>
         </w:rPr>
         <w:tab/>
       </w:r>
       <w:r>
         <w:rPr>
-          <w:b w:val="0"/>
           <w:bCs/>
         </w:rPr>
         <w:tab/>
       </w:r>
       <w:r>
         <w:rPr>
-          <w:b w:val="0"/>
           <w:bCs/>
         </w:rPr>
         <w:tab/>
       </w:r>
       <w:r>
         <w:rPr>
-          <w:b w:val="0"/>
           <w:bCs/>
         </w:rPr>
         <w:tab/>
       </w:r>
       <w:r>
         <w:rPr>
-          <w:b w:val="0"/>
           <w:bCs/>
         </w:rPr>
         <w:tab/>
@@ -968,12 +985,16 @@
         <w:spacing w:line="276" w:lineRule="auto"/>
         <w:jc w:val="center"/>
         <w:rPr>
+          <w:b/>
+          <w:bCs/>
           <w:i/>
           <w:iCs/>
         </w:rPr>
       </w:pPr>
       <w:r>
         <w:rPr>
+          <w:b/>
+          <w:bCs/>
           <w:i/>
           <w:iCs/>
         </w:rPr>
@@ -987,7 +1008,7 @@
         <w:ind w:firstLine="567"/>
         <w:jc w:val="both"/>
         <w:rPr>
-          <w:b w:val="0"/>
+          <w:b/>
           <w:bCs/>
         </w:rPr>
       </w:pPr>
@@ -998,396 +1019,72 @@
         <w:ind w:firstLine="567"/>
         <w:jc w:val="both"/>
         <w:rPr>
-          <w:b w:val="0"/>
-        </w:rPr>
-      </w:pPr>
-      <w:r>
-        <w:rPr>
-          <w:b w:val="0"/>
-        </w:rPr>
+          <w:bCs/>
+        </w:rPr>
+      </w:pPr>
+      <w:r>
         <w:t xml:space="preserve">Метою цього етапу є розробка </w:t>
       </w:r>
       <w:r>
-        <w:rPr>
-          <w:b w:val="0"/>
-        </w:rPr>
-        <w:t xml:space="preserve">методу оцінки величини теплопровідності </w:t>
-      </w:r>
-      <w:r>
-        <w:rPr>
-          <w:b w:val="0"/>
+        <w:t xml:space="preserve">методу оцінки величини теплопровідності χ кремнієвих поруватих структур на основі вимірювань </w:t>
+      </w:r>
+      <w:proofErr w:type="spellStart"/>
+      <w:r>
+        <w:t>фотоакустичного</w:t>
+      </w:r>
+      <w:proofErr w:type="spellEnd"/>
+      <w:r>
+        <w:t xml:space="preserve"> </w:t>
+      </w:r>
+      <w:r>
+        <w:t xml:space="preserve">(ФА) </w:t>
+      </w:r>
+      <w:r>
+        <w:t xml:space="preserve">відгуку з використанням </w:t>
+      </w:r>
+      <w:proofErr w:type="spellStart"/>
+      <w:r>
+        <w:t>згорткових</w:t>
+      </w:r>
+      <w:proofErr w:type="spellEnd"/>
+      <w:r>
+        <w:t xml:space="preserve"> нейронних мереж.</w:t>
+      </w:r>
+      <w:r>
+        <w:t xml:space="preserve"> </w:t>
+      </w:r>
+      <w:r>
+        <w:rPr>
+          <w:bCs/>
+        </w:rPr>
+        <w:t xml:space="preserve">До цього часу для визначення значення теплопровідності використовувався підхід, проілюстрованих рис.1. А саме, після експериментального вимірювання амплітудо-частотної характеристики ФА сигналу проводилися моделювання цих характеристик для випадків, коли зразок характеризується певним значенням теплопровідності. </w:t>
+      </w:r>
+      <w:r>
+        <w:rPr>
+          <w:bCs/>
+        </w:rPr>
+        <w:t xml:space="preserve">Вважалося, що </w:t>
+      </w:r>
+      <w:r>
+        <w:rPr>
+          <w:bCs/>
         </w:rPr>
         <w:t>χ</w:t>
       </w:r>
       <w:r>
         <w:rPr>
-          <w:b w:val="0"/>
-        </w:rPr>
-        <w:t xml:space="preserve"> кремнієвих поруватих структур на основі вимірювань </w:t>
+          <w:bCs/>
+        </w:rPr>
+        <w:t xml:space="preserve"> експериментального зразка збігається з тією величиною теплопровідності, яка закладалася під час моделювання, і дозволили отримати криву, що найбільш точно відтворює виміряну. Зокрема, для наведеного на рис.1 випадку, вважалося, що теплопровідність зразка складає 1,8 Вт/</w:t>
       </w:r>
       <w:proofErr w:type="spellStart"/>
       <w:r>
         <w:rPr>
-          <w:b w:val="0"/>
-        </w:rPr>
-        <w:t>фотоакустичного</w:t>
+          <w:bCs/>
+        </w:rPr>
+        <w:t>мК</w:t>
       </w:r>
       <w:proofErr w:type="spellEnd"/>
-      <w:r>
-        <w:rPr>
-          <w:b w:val="0"/>
-        </w:rPr>
-        <w:t xml:space="preserve"> </w:t>
-      </w:r>
-      <w:r>
-        <w:rPr>
-          <w:b w:val="0"/>
-        </w:rPr>
-        <w:t xml:space="preserve">(ФА) </w:t>
-      </w:r>
-      <w:r>
-        <w:rPr>
-          <w:b w:val="0"/>
-        </w:rPr>
-        <w:t xml:space="preserve">відгуку з використанням </w:t>
-      </w:r>
-      <w:proofErr w:type="spellStart"/>
-      <w:r>
-        <w:rPr>
-          <w:b w:val="0"/>
-        </w:rPr>
-        <w:t>згорткових</w:t>
-      </w:r>
-      <w:proofErr w:type="spellEnd"/>
-      <w:r>
-        <w:rPr>
-          <w:b w:val="0"/>
-        </w:rPr>
-        <w:t xml:space="preserve"> нейронних мереж.</w:t>
-      </w:r>
-      <w:r>
-        <w:rPr>
-          <w:b w:val="0"/>
-        </w:rPr>
-        <w:t xml:space="preserve"> Такий </w:t>
-      </w:r>
-      <w:r>
-        <w:rPr>
-          <w:b w:val="0"/>
-        </w:rPr>
-        <w:t>підхід має на меті узагальнити та оптимізувати процедуру отримання значення теплопровідності, яке до цього часу розраховувалося на основі моделюванню кривих ФА відгуку для кожного конкретного зразка з певними значеннями поруватості та товщини шару.</w:t>
-      </w:r>
-    </w:p>
-    <w:p>
-      <w:pPr>
-        <w:spacing w:line="312" w:lineRule="auto"/>
-        <w:ind w:firstLine="567"/>
-        <w:jc w:val="both"/>
-        <w:rPr>
-          <w:b w:val="0"/>
-          <w:lang w:val="ru-RU"/>
-        </w:rPr>
-      </w:pPr>
-    </w:p>
-    <w:p>
-      <w:pPr>
-        <w:spacing w:line="312" w:lineRule="auto"/>
-        <w:ind w:firstLine="567"/>
-        <w:jc w:val="both"/>
-        <w:rPr>
-          <w:b w:val="0"/>
-        </w:rPr>
-      </w:pPr>
-      <w:r>
-        <w:rPr>
-          <w:b w:val="0"/>
-        </w:rPr>
-        <w:t xml:space="preserve">У попередній реалізації метод базувався на моделюванні набору частотних залежностей </w:t>
-      </w:r>
-      <w:proofErr w:type="spellStart"/>
-      <w:r>
-        <w:rPr>
-          <w:b w:val="0"/>
-        </w:rPr>
-        <w:t>фотоакустичної</w:t>
-      </w:r>
-      <w:proofErr w:type="spellEnd"/>
-      <w:r>
-        <w:rPr>
-          <w:b w:val="0"/>
-        </w:rPr>
-        <w:t xml:space="preserve"> напруги, кожна з яких відповідала певному значенню теплопровідності, після чого виконувалося порівняння експериментальних і розрахункових кривих. Оцінка χ здійснювалася на основі міри подібності між відповідними </w:t>
-      </w:r>
-      <w:proofErr w:type="spellStart"/>
-      <w:r>
-        <w:rPr>
-          <w:b w:val="0"/>
-        </w:rPr>
-        <w:t>залежностями</w:t>
-      </w:r>
-      <w:proofErr w:type="spellEnd"/>
-      <w:r>
-        <w:rPr>
-          <w:b w:val="0"/>
-        </w:rPr>
-        <w:t>.</w:t>
-      </w:r>
-    </w:p>
-    <w:p>
-      <w:pPr>
-        <w:spacing w:line="312" w:lineRule="auto"/>
-        <w:ind w:firstLine="567"/>
-        <w:jc w:val="both"/>
-        <w:rPr>
-          <w:b w:val="0"/>
-        </w:rPr>
-      </w:pPr>
-      <w:r>
-        <w:rPr>
-          <w:b w:val="0"/>
-        </w:rPr>
-        <w:t xml:space="preserve">Такий підхід не забезпечує однозначного критерію визначення χ та потребує значних обчислювальних витрат для кожного зразка, оскільки передбачає побудову множини кривих </w:t>
-      </w:r>
-      <w:proofErr w:type="spellStart"/>
-      <w:r>
-        <w:rPr>
-          <w:b w:val="0"/>
-        </w:rPr>
-        <w:t>Uph</w:t>
-      </w:r>
-      <w:proofErr w:type="spellEnd"/>
-      <w:r>
-        <w:rPr>
-          <w:b w:val="0"/>
-        </w:rPr>
-        <w:t xml:space="preserve">(f) для значень теплопровідності, близьких до очікуваного діапазону. У зв’язку з цим розроблено підходи на основі </w:t>
-      </w:r>
-      <w:proofErr w:type="spellStart"/>
-      <w:r>
-        <w:rPr>
-          <w:b w:val="0"/>
-        </w:rPr>
-        <w:t>згорткових</w:t>
-      </w:r>
-      <w:proofErr w:type="spellEnd"/>
-      <w:r>
-        <w:rPr>
-          <w:b w:val="0"/>
-        </w:rPr>
-        <w:t xml:space="preserve"> нейронних мереж для інтерпретації експериментальних даних.</w:t>
-      </w:r>
-    </w:p>
-    <w:p>
-      <w:pPr>
-        <w:spacing w:line="312" w:lineRule="auto"/>
-        <w:ind w:firstLine="567"/>
-        <w:jc w:val="both"/>
-        <w:rPr>
-          <w:b w:val="0"/>
-          <w:lang w:val="ru-RU"/>
-        </w:rPr>
-      </w:pPr>
-    </w:p>
-    <w:p>
-      <w:pPr>
-        <w:spacing w:line="312" w:lineRule="auto"/>
-        <w:ind w:firstLine="567"/>
-        <w:jc w:val="both"/>
-        <w:rPr>
-          <w:b w:val="0"/>
-          <w:lang w:val="ru-RU"/>
-        </w:rPr>
-      </w:pPr>
-    </w:p>
-    <w:p>
-      <w:pPr>
-        <w:spacing w:line="312" w:lineRule="auto"/>
-        <w:ind w:firstLine="567"/>
-        <w:jc w:val="both"/>
-        <w:rPr>
-          <w:b w:val="0"/>
-        </w:rPr>
-      </w:pPr>
-      <w:r>
-        <w:rPr>
-          <w:b w:val="0"/>
-        </w:rPr>
-        <w:t xml:space="preserve">підходу до обробки результатів </w:t>
-      </w:r>
-      <w:proofErr w:type="spellStart"/>
-      <w:r>
-        <w:rPr>
-          <w:b w:val="0"/>
-        </w:rPr>
-        <w:t>фотоакустичних</w:t>
-      </w:r>
-      <w:proofErr w:type="spellEnd"/>
-      <w:r>
-        <w:rPr>
-          <w:b w:val="0"/>
-        </w:rPr>
-        <w:t xml:space="preserve"> вимірювань поруватих структур, що забезпечує кількісне визначення теплопровідності χ. Попередній підхід базувався на моделюванні сімейства частотних залежностей </w:t>
-      </w:r>
-      <w:proofErr w:type="spellStart"/>
-      <w:r>
-        <w:rPr>
-          <w:b w:val="0"/>
-        </w:rPr>
-        <w:t>фотоакустичної</w:t>
-      </w:r>
-      <w:proofErr w:type="spellEnd"/>
-      <w:r>
-        <w:rPr>
-          <w:b w:val="0"/>
-        </w:rPr>
-        <w:t xml:space="preserve"> напруги, кожна з яких відповідала певному значенню теплопровідності, з подальшим порівнянням експериментальних і розрахованих кривих. Критерієм оцінки χ слугувала подібність між цими </w:t>
-      </w:r>
-      <w:proofErr w:type="spellStart"/>
-      <w:r>
-        <w:rPr>
-          <w:b w:val="0"/>
-        </w:rPr>
-        <w:t>залежностями</w:t>
-      </w:r>
-      <w:proofErr w:type="spellEnd"/>
-      <w:r>
-        <w:rPr>
-          <w:b w:val="0"/>
-        </w:rPr>
-        <w:t>.</w:t>
-      </w:r>
-    </w:p>
-    <w:p>
-      <w:pPr>
-        <w:spacing w:line="312" w:lineRule="auto"/>
-        <w:ind w:firstLine="567"/>
-        <w:jc w:val="both"/>
-        <w:rPr>
-          <w:b w:val="0"/>
-        </w:rPr>
-      </w:pPr>
-      <w:r>
-        <w:rPr>
-          <w:b w:val="0"/>
-        </w:rPr>
-        <w:t xml:space="preserve">Такий підхід не забезпечує чіткого критерію визначення χ і потребує додаткових обчислень для кожного зразка. Це зумовлено необхідністю побудови набору кривих </w:t>
-      </w:r>
-      <w:proofErr w:type="spellStart"/>
-      <w:r>
-        <w:rPr>
-          <w:b w:val="0"/>
-        </w:rPr>
-        <w:t>Uph</w:t>
-      </w:r>
-      <w:proofErr w:type="spellEnd"/>
-      <w:r>
-        <w:rPr>
-          <w:b w:val="0"/>
-        </w:rPr>
-        <w:t xml:space="preserve">(f) для значень теплопровідності, близьких до очікуваного. У зв’язку з цим розроблено кілька підходів на основі </w:t>
-      </w:r>
-      <w:proofErr w:type="spellStart"/>
-      <w:r>
-        <w:rPr>
-          <w:b w:val="0"/>
-        </w:rPr>
-        <w:t>згорткових</w:t>
-      </w:r>
-      <w:proofErr w:type="spellEnd"/>
-      <w:r>
-        <w:rPr>
-          <w:b w:val="0"/>
-        </w:rPr>
-        <w:t xml:space="preserve"> нейронних мереж для оцінювання експериментальних даних.</w:t>
-      </w:r>
-      <w:r>
-        <w:rPr>
-          <w:b w:val="0"/>
-        </w:rPr>
-        <w:t xml:space="preserve"> Мережі однократно навчаються на синтетичних </w:t>
-      </w:r>
-      <w:proofErr w:type="spellStart"/>
-      <w:r>
-        <w:rPr>
-          <w:b w:val="0"/>
-        </w:rPr>
-        <w:t>залежностях</w:t>
-      </w:r>
-      <w:proofErr w:type="spellEnd"/>
-      <w:r>
-        <w:rPr>
-          <w:b w:val="0"/>
-        </w:rPr>
-        <w:t xml:space="preserve"> і надалі застосовуються до результатів вимірювань.</w:t>
-      </w:r>
-    </w:p>
-    <w:p>
-      <w:pPr>
-        <w:spacing w:line="312" w:lineRule="auto"/>
-        <w:ind w:firstLine="567"/>
-        <w:jc w:val="both"/>
-        <w:rPr>
-          <w:b w:val="0"/>
-        </w:rPr>
-      </w:pPr>
-      <w:r>
-        <w:rPr>
-          <w:b w:val="0"/>
-        </w:rPr>
-        <w:t xml:space="preserve">Перший підхід передбачав використання мережі </w:t>
-      </w:r>
-      <w:r>
-        <w:rPr>
-          <w:b w:val="0"/>
-        </w:rPr>
-        <w:t>1D</w:t>
-      </w:r>
-      <w:r>
-        <w:rPr>
-          <w:b w:val="0"/>
-        </w:rPr>
-        <w:t xml:space="preserve"> </w:t>
-      </w:r>
-      <w:proofErr w:type="spellStart"/>
-      <w:r>
-        <w:rPr>
-          <w:b w:val="0"/>
-        </w:rPr>
-        <w:t>згорткового</w:t>
-      </w:r>
-      <w:proofErr w:type="spellEnd"/>
-      <w:r>
-        <w:rPr>
-          <w:b w:val="0"/>
-        </w:rPr>
-        <w:t xml:space="preserve"> </w:t>
-      </w:r>
-      <w:proofErr w:type="spellStart"/>
-      <w:r>
-        <w:rPr>
-          <w:b w:val="0"/>
-        </w:rPr>
-        <w:t>агрегатор</w:t>
-      </w:r>
-      <w:r>
-        <w:rPr>
-          <w:b w:val="0"/>
-        </w:rPr>
-        <w:t>а</w:t>
-      </w:r>
-      <w:proofErr w:type="spellEnd"/>
-      <w:r>
-        <w:rPr>
-          <w:b w:val="0"/>
-        </w:rPr>
-        <w:t xml:space="preserve"> ознак</w:t>
-      </w:r>
-      <w:r>
-        <w:rPr>
-          <w:b w:val="0"/>
-        </w:rPr>
-        <w:t>, схема якої представлена на Рис.1.</w:t>
-      </w:r>
     </w:p>
     <w:tbl>
       <w:tblPr>
@@ -1416,21 +1113,19 @@
               <w:spacing w:line="312" w:lineRule="auto"/>
               <w:jc w:val="center"/>
               <w:rPr>
-                <w:b w:val="0"/>
+                <w:b/>
                 <w:bCs/>
               </w:rPr>
             </w:pPr>
             <w:r>
               <w:rPr>
-                <w:b w:val="0"/>
-                <w:bCs/>
                 <w:noProof/>
               </w:rPr>
               <w:drawing>
-                <wp:inline distT="0" distB="0" distL="0" distR="0" wp14:anchorId="093D828D" wp14:editId="17C61538">
-                  <wp:extent cx="6119495" cy="1493520"/>
+                <wp:inline distT="0" distB="0" distL="0" distR="0" wp14:anchorId="5B6AAE61" wp14:editId="6DED42BB">
+                  <wp:extent cx="3905250" cy="3278351"/>
                   <wp:effectExtent l="0" t="0" r="0" b="0"/>
-                  <wp:docPr id="1120015425" name="Рисунок 1"/>
+                  <wp:docPr id="2063496387" name="Рисунок 1"/>
                   <wp:cNvGraphicFramePr>
                     <a:graphicFrameLocks xmlns:a="http://schemas.openxmlformats.org/drawingml/2006/main" noChangeAspect="1"/>
                   </wp:cNvGraphicFramePr>
@@ -1438,7 +1133,7 @@
                     <a:graphicData uri="http://schemas.openxmlformats.org/drawingml/2006/picture">
                       <pic:pic xmlns:pic="http://schemas.openxmlformats.org/drawingml/2006/picture">
                         <pic:nvPicPr>
-                          <pic:cNvPr id="1120015425" name=""/>
+                          <pic:cNvPr id="2063496387" name=""/>
                           <pic:cNvPicPr/>
                         </pic:nvPicPr>
                         <pic:blipFill>
@@ -1450,7 +1145,7 @@
                         <pic:spPr>
                           <a:xfrm>
                             <a:off x="0" y="0"/>
-                            <a:ext cx="6119495" cy="1493520"/>
+                            <a:ext cx="3912415" cy="3284366"/>
                           </a:xfrm>
                           <a:prstGeom prst="rect">
                             <a:avLst/>
@@ -1475,40 +1170,48 @@
               <w:spacing w:line="312" w:lineRule="auto"/>
               <w:jc w:val="both"/>
               <w:rPr>
-                <w:b w:val="0"/>
+                <w:b/>
                 <w:bCs/>
               </w:rPr>
             </w:pPr>
             <w:r>
               <w:rPr>
-                <w:b w:val="0"/>
                 <w:bCs/>
               </w:rPr>
-              <w:t xml:space="preserve">Рис.1. Архітектура </w:t>
+              <w:t xml:space="preserve">Рис.1. </w:t>
+            </w:r>
+            <w:r>
+              <w:t xml:space="preserve">Амплітудо-частотні характеристики ФА </w:t>
+            </w:r>
+            <w:r>
+              <w:t>відгуку для зразків серії 114</w:t>
+            </w:r>
+            <w:r>
+              <w:t>. К</w:t>
+            </w:r>
+            <w:r>
+              <w:t>рапками</w:t>
+            </w:r>
+            <w:r>
+              <w:t xml:space="preserve"> </w:t>
+            </w:r>
+            <w:r>
+              <w:t xml:space="preserve">вказано експериментальні результати, лініями – </w:t>
+            </w:r>
+            <w:r>
+              <w:t>результати розрахунків</w:t>
+            </w:r>
+            <w:r>
+              <w:t xml:space="preserve">, цифри у легенді рисунка відповідають величинам </w:t>
             </w:r>
             <w:r>
               <w:rPr>
-                <w:b w:val="0"/>
-                <w:bCs/>
-                <w:lang w:val="en-US"/>
+                <w:lang w:val="el-GR"/>
               </w:rPr>
-              <w:t xml:space="preserve">1D </w:t>
-            </w:r>
-            <w:proofErr w:type="spellStart"/>
-            <w:r>
-              <w:rPr>
-                <w:b w:val="0"/>
-                <w:bCs/>
-              </w:rPr>
-              <w:t>згорткової</w:t>
-            </w:r>
-            <w:proofErr w:type="spellEnd"/>
-            <w:r>
-              <w:rPr>
-                <w:b w:val="0"/>
-                <w:bCs/>
-              </w:rPr>
-              <w:t xml:space="preserve"> мережі</w:t>
+              <w:t>χ</w:t>
+            </w:r>
+            <w:r>
+              <w:t>, які використовувалися при розрахунках.</w:t>
             </w:r>
           </w:p>
         </w:tc>
@@ -1520,268 +1223,431 @@
         <w:ind w:firstLine="567"/>
         <w:jc w:val="both"/>
         <w:rPr>
-          <w:b w:val="0"/>
-        </w:rPr>
-      </w:pPr>
-      <w:r>
-        <w:rPr>
-          <w:b w:val="0"/>
-        </w:rPr>
-        <w:t>Мережа на вхід п</w:t>
-      </w:r>
-      <w:r>
-        <w:rPr>
-          <w:b w:val="0"/>
-        </w:rPr>
-        <w:t>риймає одномірний сигнал</w:t>
-      </w:r>
-      <w:r>
-        <w:rPr>
-          <w:b w:val="0"/>
-        </w:rPr>
-        <w:t xml:space="preserve"> з одним каналом</w:t>
-      </w:r>
-      <w:r>
-        <w:rPr>
-          <w:b w:val="0"/>
+          <w:bCs/>
+        </w:rPr>
+      </w:pPr>
+      <w:r>
+        <w:rPr>
+          <w:bCs/>
+        </w:rPr>
+        <w:t>Зауважимо, що під час моделювання враховувалися як значення поруватості системи (для правильної оцінки густини середовища), так і товщина шару (для передбачення розташування теплових джерел внаслідок поглинання лазерного випромінювання)</w:t>
+      </w:r>
+      <w:r>
+        <w:rPr>
+          <w:bCs/>
+        </w:rPr>
+        <w:t>. Тобто, для кожного зразка необхідна своя серія розрахунків. Крім того, при виборі найкращої апроксимуючої розрахункової кривої існує певна нео</w:t>
+      </w:r>
+      <w:r>
+        <w:rPr>
+          <w:bCs/>
+        </w:rPr>
+        <w:t xml:space="preserve">днозначність, що збільшує похибку. </w:t>
+      </w:r>
+      <w:r>
+        <w:rPr>
+          <w:bCs/>
+        </w:rPr>
+        <w:lastRenderedPageBreak/>
+        <w:t xml:space="preserve">Метою запропонованого </w:t>
+      </w:r>
+      <w:r>
+        <w:rPr>
+          <w:bCs/>
+        </w:rPr>
+        <w:t>підх</w:t>
+      </w:r>
+      <w:r>
+        <w:rPr>
+          <w:bCs/>
+        </w:rPr>
+        <w:t>о</w:t>
+      </w:r>
+      <w:r>
+        <w:rPr>
+          <w:bCs/>
+        </w:rPr>
+        <w:t>д</w:t>
+      </w:r>
+      <w:r>
+        <w:rPr>
+          <w:bCs/>
+        </w:rPr>
+        <w:t>у</w:t>
+      </w:r>
+      <w:r>
+        <w:rPr>
+          <w:bCs/>
+        </w:rPr>
+        <w:t xml:space="preserve"> є узагальн</w:t>
+      </w:r>
+      <w:r>
+        <w:rPr>
+          <w:bCs/>
+        </w:rPr>
+        <w:t xml:space="preserve">ення та </w:t>
+      </w:r>
+      <w:r>
+        <w:rPr>
+          <w:bCs/>
+        </w:rPr>
+        <w:t>оптиміз</w:t>
+      </w:r>
+      <w:r>
+        <w:rPr>
+          <w:bCs/>
+        </w:rPr>
+        <w:t xml:space="preserve">ація </w:t>
+      </w:r>
+      <w:r>
+        <w:rPr>
+          <w:bCs/>
+        </w:rPr>
+        <w:t>процедур</w:t>
+      </w:r>
+      <w:r>
+        <w:rPr>
+          <w:bCs/>
+        </w:rPr>
+        <w:t>и</w:t>
+      </w:r>
+      <w:r>
+        <w:rPr>
+          <w:bCs/>
+        </w:rPr>
+        <w:t xml:space="preserve"> отримання значення теплопровідності</w:t>
+      </w:r>
+      <w:r>
+        <w:rPr>
+          <w:bCs/>
+        </w:rPr>
+        <w:t xml:space="preserve"> завдяки виділенню характерник ознак амплітудо-частотної характеристики ФА сигналу, які є визначальними для величини </w:t>
+      </w:r>
+      <w:r>
+        <w:rPr>
+          <w:bCs/>
+          <w:lang w:val="el-GR"/>
+        </w:rPr>
+        <w:t>χ</w:t>
+      </w:r>
+      <w:r>
+        <w:rPr>
+          <w:bCs/>
         </w:rPr>
         <w:t>.</w:t>
       </w:r>
       <w:r>
         <w:rPr>
-          <w:b w:val="0"/>
-        </w:rPr>
-        <w:t xml:space="preserve"> Наступні два шари виконують локальну згортку з різною кількістю каналів для виділення </w:t>
-      </w:r>
-      <w:r>
-        <w:rPr>
-          <w:b w:val="0"/>
-        </w:rPr>
-        <w:t>базових локальних ознак (</w:t>
+          <w:bCs/>
+          <w:lang w:val="en-US"/>
+        </w:rPr>
+        <w:t xml:space="preserve"> </w:t>
+      </w:r>
+      <w:r>
+        <w:rPr>
+          <w:bCs/>
+        </w:rPr>
+        <w:t>Фактично, вхідними дескрипторами для моделей, які базуються на використанні алгоритмів машинного навчання</w:t>
+      </w:r>
+      <w:r>
+        <w:rPr>
+          <w:bCs/>
+        </w:rPr>
+        <w:t xml:space="preserve"> є частотна залежність амплітуди ФА сигналу</w:t>
+      </w:r>
+      <w:r>
+        <w:rPr>
+          <w:bCs/>
+        </w:rPr>
+        <w:t xml:space="preserve"> </w:t>
+      </w:r>
+      <w:r>
+        <w:rPr>
+          <w:bCs/>
+        </w:rPr>
+        <w:t>U</w:t>
+      </w:r>
+      <w:r>
+        <w:rPr>
+          <w:bCs/>
+          <w:vertAlign w:val="subscript"/>
+          <w:lang w:val="en-US"/>
+        </w:rPr>
+        <w:t>fa</w:t>
+      </w:r>
+      <w:r>
+        <w:rPr>
+          <w:bCs/>
+        </w:rPr>
+        <w:t>(f)</w:t>
+      </w:r>
+      <w:r>
+        <w:rPr>
+          <w:bCs/>
+        </w:rPr>
+        <w:t xml:space="preserve">, а також поруватість шару р та його товщина </w:t>
+      </w:r>
+      <w:r>
+        <w:rPr>
+          <w:bCs/>
+          <w:lang w:val="en-US"/>
+        </w:rPr>
+        <w:t>d</w:t>
+      </w:r>
+      <w:r>
+        <w:rPr>
+          <w:bCs/>
+        </w:rPr>
+        <w:t>.</w:t>
+      </w:r>
+      <w:r>
+        <w:rPr>
+          <w:bCs/>
+        </w:rPr>
+        <w:t xml:space="preserve"> Для вирішення регресійної задачі передбачення теплопровідності було запропоновано використання моделей двох типів. В одному випадку </w:t>
       </w:r>
       <w:proofErr w:type="spellStart"/>
       <w:r>
         <w:rPr>
-          <w:b w:val="0"/>
-        </w:rPr>
-        <w:t>низькорівневі</w:t>
+          <w:bCs/>
+        </w:rPr>
+        <w:t>згорткова</w:t>
       </w:r>
       <w:proofErr w:type="spellEnd"/>
       <w:r>
         <w:rPr>
-          <w:b w:val="0"/>
+          <w:bCs/>
+        </w:rPr>
+        <w:t xml:space="preserve"> нейронна мережа безпосередньо застосовувалася до </w:t>
+      </w:r>
+      <w:r>
+        <w:rPr>
+          <w:bCs/>
+        </w:rPr>
+        <w:t>U</w:t>
+      </w:r>
+      <w:r>
+        <w:rPr>
+          <w:bCs/>
+          <w:vertAlign w:val="subscript"/>
+          <w:lang w:val="en-US"/>
+        </w:rPr>
+        <w:t>fa</w:t>
+      </w:r>
+      <w:r>
+        <w:rPr>
+          <w:bCs/>
+        </w:rPr>
+        <w:t>(f)</w:t>
+      </w:r>
+      <w:r>
+        <w:rPr>
+          <w:bCs/>
+        </w:rPr>
+        <w:t xml:space="preserve">, після чого долучалися р та </w:t>
+      </w:r>
+      <w:r>
+        <w:rPr>
+          <w:bCs/>
+          <w:lang w:val="en-US"/>
+        </w:rPr>
+        <w:t>d</w:t>
+      </w:r>
+      <w:r>
+        <w:rPr>
+          <w:bCs/>
+        </w:rPr>
+        <w:t xml:space="preserve"> і використовувалася </w:t>
+      </w:r>
+      <w:proofErr w:type="spellStart"/>
+      <w:r>
+        <w:rPr>
+          <w:bCs/>
+        </w:rPr>
+        <w:t>повнозв’язна</w:t>
+      </w:r>
+      <w:proofErr w:type="spellEnd"/>
+      <w:r>
+        <w:rPr>
+          <w:bCs/>
         </w:rPr>
         <w:t xml:space="preserve"> </w:t>
       </w:r>
+      <w:r>
+        <w:rPr>
+          <w:bCs/>
+        </w:rPr>
+        <w:t xml:space="preserve">нейронна мережа. В другому випадку, розвивався підхід, запропонований в роботі </w:t>
+      </w:r>
+      <w:r>
+        <w:rPr>
+          <w:bCs/>
+          <w:lang w:val="en-US"/>
+        </w:rPr>
+        <w:t>[</w:t>
+      </w:r>
+      <w:r>
+        <w:rPr>
+          <w:bCs/>
+        </w:rPr>
+        <w:t>https://doi.org/10.1088/1361-6641/ae3850</w:t>
+      </w:r>
+      <w:r>
+        <w:rPr>
+          <w:bCs/>
+          <w:lang w:val="en-US"/>
+        </w:rPr>
+        <w:t xml:space="preserve">]. </w:t>
+      </w:r>
+      <w:r>
+        <w:rPr>
+          <w:bCs/>
+        </w:rPr>
+        <w:t xml:space="preserve">А саме, залежність </w:t>
+      </w:r>
+      <w:r>
+        <w:rPr>
+          <w:bCs/>
+        </w:rPr>
+        <w:t>U</w:t>
+      </w:r>
+      <w:r>
+        <w:rPr>
+          <w:bCs/>
+          <w:vertAlign w:val="subscript"/>
+          <w:lang w:val="en-US"/>
+        </w:rPr>
+        <w:t>fa</w:t>
+      </w:r>
+      <w:r>
+        <w:rPr>
+          <w:bCs/>
+        </w:rPr>
+        <w:t>(f)</w:t>
+      </w:r>
+      <w:r>
+        <w:rPr>
+          <w:bCs/>
+        </w:rPr>
+        <w:t xml:space="preserve"> перетворювалася на зображення, до якого застосовувалися попередньо навчені згорткові моделі комп’ютерного зору</w:t>
+      </w:r>
+      <w:r>
+        <w:rPr>
+          <w:bCs/>
+          <w:lang w:val="en-US"/>
+        </w:rPr>
+        <w:t xml:space="preserve"> (</w:t>
+      </w:r>
+      <w:r>
+        <w:rPr>
+          <w:bCs/>
+        </w:rPr>
+        <w:t>EfficientNetB7</w:t>
+      </w:r>
+      <w:r>
+        <w:rPr>
+          <w:bCs/>
+          <w:lang w:val="en-US"/>
+        </w:rPr>
+        <w:t xml:space="preserve"> </w:t>
+      </w:r>
+      <w:r>
+        <w:rPr>
+          <w:bCs/>
+        </w:rPr>
+        <w:t xml:space="preserve">або </w:t>
+      </w:r>
       <w:proofErr w:type="spellStart"/>
       <w:r>
         <w:rPr>
-          <w:b w:val="0"/>
-        </w:rPr>
-        <w:t>патерни</w:t>
+          <w:bCs/>
+        </w:rPr>
+        <w:t>NASNetLarge</w:t>
       </w:r>
       <w:proofErr w:type="spellEnd"/>
       <w:r>
         <w:rPr>
-          <w:b w:val="0"/>
-        </w:rPr>
-        <w:t xml:space="preserve">, </w:t>
+          <w:bCs/>
+          <w:lang w:val="en-US"/>
+        </w:rPr>
+        <w:t>)</w:t>
+      </w:r>
+      <w:r>
+        <w:rPr>
+          <w:bCs/>
+        </w:rPr>
+        <w:t xml:space="preserve">. Це дозволяло отримати низку ознак, пов’язаних з амплітудо-частотною характеристикою, які надалі разом з </w:t>
+      </w:r>
+      <w:r>
+        <w:rPr>
+          <w:bCs/>
+        </w:rPr>
+        <w:t xml:space="preserve">р та </w:t>
+      </w:r>
+      <w:r>
+        <w:rPr>
+          <w:bCs/>
+          <w:lang w:val="en-US"/>
+        </w:rPr>
+        <w:t>d</w:t>
+      </w:r>
+      <w:r>
+        <w:rPr>
+          <w:bCs/>
+        </w:rPr>
+        <w:t xml:space="preserve"> надходили на вхід моделі </w:t>
       </w:r>
       <w:proofErr w:type="spellStart"/>
       <w:r>
         <w:rPr>
-          <w:b w:val="0"/>
-        </w:rPr>
-        <w:t>короткомасштабні</w:t>
+          <w:bCs/>
+        </w:rPr>
+        <w:t>eXtreme</w:t>
       </w:r>
       <w:proofErr w:type="spellEnd"/>
       <w:r>
         <w:rPr>
-          <w:b w:val="0"/>
-        </w:rPr>
-        <w:t xml:space="preserve"> залежності)</w:t>
-      </w:r>
-      <w:r>
-        <w:rPr>
-          <w:b w:val="0"/>
-        </w:rPr>
-        <w:t xml:space="preserve"> та </w:t>
-      </w:r>
-      <w:r>
-        <w:rPr>
-          <w:b w:val="0"/>
-        </w:rPr>
-        <w:t>більш складних ознак через комбінацію первинних</w:t>
-      </w:r>
-      <w:r>
-        <w:rPr>
-          <w:b w:val="0"/>
-        </w:rPr>
-        <w:t xml:space="preserve">. </w:t>
-      </w:r>
-      <w:r>
-        <w:rPr>
-          <w:b w:val="0"/>
-        </w:rPr>
-        <w:t xml:space="preserve">Шар </w:t>
-      </w:r>
-      <w:proofErr w:type="spellStart"/>
-      <w:r>
-        <w:rPr>
-          <w:b w:val="0"/>
-        </w:rPr>
-        <w:t>GlobalAveragePooling</w:t>
-      </w:r>
-      <w:proofErr w:type="spellEnd"/>
-      <w:r>
-        <w:rPr>
-          <w:b w:val="0"/>
-        </w:rPr>
-        <w:t xml:space="preserve"> у</w:t>
-      </w:r>
-      <w:r>
-        <w:rPr>
-          <w:b w:val="0"/>
-        </w:rPr>
-        <w:t>середнює кожен канал по всій довжині сигналу</w:t>
-      </w:r>
-      <w:r>
-        <w:rPr>
-          <w:b w:val="0"/>
-        </w:rPr>
-        <w:t xml:space="preserve"> з метою </w:t>
-      </w:r>
-      <w:r>
-        <w:rPr>
-          <w:b w:val="0"/>
-        </w:rPr>
-        <w:t xml:space="preserve">зменшення розмірності та </w:t>
-      </w:r>
-      <w:proofErr w:type="spellStart"/>
-      <w:r>
-        <w:rPr>
-          <w:b w:val="0"/>
-        </w:rPr>
-        <w:t>перехід</w:t>
-      </w:r>
-      <w:r>
-        <w:rPr>
-          <w:b w:val="0"/>
-        </w:rPr>
-        <w:t>у</w:t>
-      </w:r>
-      <w:proofErr w:type="spellEnd"/>
-      <w:r>
-        <w:rPr>
-          <w:b w:val="0"/>
-        </w:rPr>
-        <w:t xml:space="preserve"> від просторового представлення до векторного.</w:t>
-      </w:r>
-      <w:r>
-        <w:rPr>
-          <w:b w:val="0"/>
+          <w:bCs/>
         </w:rPr>
         <w:t xml:space="preserve"> </w:t>
       </w:r>
-      <w:proofErr w:type="spellStart"/>
-      <w:r>
-        <w:rPr>
-          <w:b w:val="0"/>
-        </w:rPr>
-        <w:t>Повнозв’язні</w:t>
-      </w:r>
-      <w:proofErr w:type="spellEnd"/>
-      <w:r>
-        <w:rPr>
-          <w:b w:val="0"/>
-        </w:rPr>
-        <w:t xml:space="preserve"> </w:t>
-      </w:r>
-      <w:proofErr w:type="spellStart"/>
-      <w:r>
-        <w:rPr>
-          <w:b w:val="0"/>
-        </w:rPr>
-        <w:t>Dense</w:t>
-      </w:r>
-      <w:proofErr w:type="spellEnd"/>
-      <w:r>
-        <w:rPr>
-          <w:b w:val="0"/>
-        </w:rPr>
-        <w:t xml:space="preserve"> шари виконують ущільнення представлення задля інтеграції </w:t>
-      </w:r>
-      <w:r>
-        <w:rPr>
-          <w:b w:val="0"/>
-        </w:rPr>
-        <w:t>витягнутих ознак</w:t>
-      </w:r>
-      <w:r>
-        <w:rPr>
-          <w:b w:val="0"/>
-        </w:rPr>
-        <w:t xml:space="preserve">, а також їхньої </w:t>
-      </w:r>
-      <w:r>
-        <w:rPr>
-          <w:b w:val="0"/>
-        </w:rPr>
-        <w:t>нелінійн</w:t>
-      </w:r>
-      <w:r>
-        <w:rPr>
-          <w:b w:val="0"/>
-        </w:rPr>
-        <w:t>ої</w:t>
-      </w:r>
-      <w:r>
-        <w:rPr>
-          <w:b w:val="0"/>
-        </w:rPr>
-        <w:t xml:space="preserve"> трансформаці</w:t>
-      </w:r>
-      <w:r>
-        <w:rPr>
-          <w:b w:val="0"/>
-        </w:rPr>
-        <w:t>ї</w:t>
-      </w:r>
-      <w:r>
-        <w:rPr>
-          <w:b w:val="0"/>
-        </w:rPr>
-        <w:t xml:space="preserve"> та відб</w:t>
-      </w:r>
-      <w:r>
-        <w:rPr>
-          <w:b w:val="0"/>
-        </w:rPr>
-        <w:t>о</w:t>
-      </w:r>
-      <w:r>
-        <w:rPr>
-          <w:b w:val="0"/>
-        </w:rPr>
-        <w:t>р</w:t>
-      </w:r>
-      <w:r>
-        <w:rPr>
-          <w:b w:val="0"/>
-        </w:rPr>
-        <w:t>у</w:t>
-      </w:r>
-      <w:r>
-        <w:rPr>
-          <w:b w:val="0"/>
-        </w:rPr>
-        <w:t xml:space="preserve"> релевантних комбінацій</w:t>
-      </w:r>
-      <w:r>
-        <w:rPr>
-          <w:b w:val="0"/>
-        </w:rPr>
-        <w:t>. Останній шар здійснює регресійний прогноз.</w:t>
+      <w:r>
+        <w:rPr>
+          <w:bCs/>
+          <w:lang w:val="en-US"/>
+        </w:rPr>
+        <w:t xml:space="preserve">Gradient Boosting (XGB) </w:t>
+      </w:r>
+      <w:r>
+        <w:rPr>
+          <w:bCs/>
+        </w:rPr>
+        <w:t xml:space="preserve">або </w:t>
+      </w:r>
+      <w:r>
+        <w:rPr>
+          <w:bCs/>
+        </w:rPr>
+        <w:t>ν-регресії на основі опорних векторів</w:t>
+      </w:r>
+      <w:r>
+        <w:rPr>
+          <w:bCs/>
+        </w:rPr>
+        <w:t xml:space="preserve"> (</w:t>
+      </w:r>
+      <w:r>
+        <w:rPr>
+          <w:bCs/>
+          <w:lang w:val="en-US"/>
+        </w:rPr>
+        <w:t>nu-SVR</w:t>
+      </w:r>
+      <w:r>
+        <w:rPr>
+          <w:bCs/>
+        </w:rPr>
+        <w:t>).</w:t>
       </w:r>
     </w:p>
     <w:p>
@@ -1790,166 +1656,118 @@
         <w:ind w:firstLine="567"/>
         <w:jc w:val="both"/>
         <w:rPr>
-          <w:b w:val="0"/>
-        </w:rPr>
-      </w:pPr>
-      <w:r>
-        <w:rPr>
-          <w:b w:val="0"/>
-        </w:rPr>
-        <w:t>Початкова обробка (</w:t>
-      </w:r>
-      <w:r>
-        <w:rPr>
-          <w:b w:val="0"/>
-          <w:lang w:val="en-US"/>
-        </w:rPr>
-        <w:t>pre-processing</w:t>
-      </w:r>
-      <w:r>
-        <w:rPr>
-          <w:b w:val="0"/>
-        </w:rPr>
-        <w:t>)</w:t>
-      </w:r>
-      <w:r>
-        <w:rPr>
-          <w:b w:val="0"/>
-          <w:lang w:val="en-US"/>
-        </w:rPr>
-        <w:t xml:space="preserve"> </w:t>
-      </w:r>
-      <w:r>
-        <w:rPr>
-          <w:b w:val="0"/>
-        </w:rPr>
-        <w:t xml:space="preserve">частотних залежностей має враховувати а) широкий діапазон частот; б) можливість наявності шумів на експериментальних даних на відміну від синтетичних; в) можливі відмінності в абсолютних величинах сигналів, пов’язані з нестабільністю збуджуючих джерел. Як наслідок, </w:t>
-      </w:r>
-      <w:r>
-        <w:rPr>
-          <w:b w:val="0"/>
-        </w:rPr>
-        <w:t xml:space="preserve">перед потраплянням на вхід мережі, необхідне </w:t>
-      </w:r>
-      <w:r>
-        <w:rPr>
-          <w:b w:val="0"/>
-        </w:rPr>
-        <w:t xml:space="preserve">перетворення експериментальних даних у стандартизований вигляд: початкові залежності переводяться в </w:t>
+          <w:bCs/>
+        </w:rPr>
+      </w:pPr>
+      <w:r>
+        <w:rPr>
+          <w:bCs/>
+        </w:rPr>
+        <w:t xml:space="preserve">Навчання моделей проводилося на синтетичних кривих, </w:t>
       </w:r>
       <w:proofErr w:type="spellStart"/>
       <w:r>
         <w:rPr>
-          <w:b w:val="0"/>
-        </w:rPr>
-        <w:t>log</w:t>
+          <w:bCs/>
+        </w:rPr>
+        <w:t>змоделюваних</w:t>
       </w:r>
       <w:proofErr w:type="spellEnd"/>
       <w:r>
         <w:rPr>
-          <w:b w:val="0"/>
-        </w:rPr>
-        <w:t>–</w:t>
+          <w:bCs/>
+        </w:rPr>
+        <w:t xml:space="preserve"> для зразків товщиною від 5 до 5 мкм з кроком 5 мкм та поруватістю від 40 до 70 відсотків з кроком 10 %. Для кожного випадку моделювалися криві, що відповідали </w:t>
       </w:r>
       <w:proofErr w:type="spellStart"/>
       <w:r>
         <w:rPr>
-          <w:b w:val="0"/>
-        </w:rPr>
-        <w:t>log</w:t>
+          <w:bCs/>
+        </w:rPr>
+        <w:t>теплопровідностям</w:t>
       </w:r>
       <w:proofErr w:type="spellEnd"/>
       <w:r>
         <w:rPr>
-          <w:b w:val="0"/>
-        </w:rPr>
-        <w:t xml:space="preserve"> масштаб для лінеаризації та зменшення динамічного діапазону, після чого дані </w:t>
+          <w:bCs/>
+        </w:rPr>
+        <w:t xml:space="preserve"> від 0,1 до 5 Вт/</w:t>
       </w:r>
       <w:proofErr w:type="spellStart"/>
       <w:r>
         <w:rPr>
-          <w:b w:val="0"/>
-        </w:rPr>
-        <w:t>інтерполюються</w:t>
+          <w:bCs/>
+        </w:rPr>
+        <w:t>мК</w:t>
       </w:r>
       <w:proofErr w:type="spellEnd"/>
       <w:r>
         <w:rPr>
-          <w:b w:val="0"/>
-        </w:rPr>
-        <w:t xml:space="preserve"> на рівномірну сітку для усунення нерегулярності дискретизації. Далі застосовується </w:t>
+          <w:bCs/>
+        </w:rPr>
+        <w:t xml:space="preserve"> з кроком 0,1 Вт/</w:t>
       </w:r>
       <w:proofErr w:type="spellStart"/>
       <w:r>
         <w:rPr>
-          <w:b w:val="0"/>
-        </w:rPr>
-        <w:t>адапне</w:t>
+          <w:bCs/>
+        </w:rPr>
+        <w:t>мК</w:t>
       </w:r>
       <w:proofErr w:type="spellEnd"/>
       <w:r>
         <w:rPr>
-          <w:b w:val="0"/>
-        </w:rPr>
-        <w:t xml:space="preserve"> </w:t>
-      </w:r>
-      <w:r>
-        <w:rPr>
-          <w:b w:val="0"/>
-        </w:rPr>
-        <w:t xml:space="preserve">згладжування </w:t>
-      </w:r>
-      <w:r>
-        <w:rPr>
-          <w:b w:val="0"/>
-        </w:rPr>
-        <w:t>з використанням фільтру С</w:t>
-      </w:r>
-      <w:r>
-        <w:rPr>
-          <w:b w:val="0"/>
-        </w:rPr>
-        <w:t>авицького–</w:t>
+          <w:bCs/>
+        </w:rPr>
+        <w:t xml:space="preserve">. Таким чином, всього було </w:t>
       </w:r>
       <w:proofErr w:type="spellStart"/>
       <w:r>
         <w:rPr>
-          <w:b w:val="0"/>
-        </w:rPr>
-        <w:t>Голея</w:t>
+          <w:bCs/>
+        </w:rPr>
+        <w:t>змодельовано</w:t>
       </w:r>
       <w:proofErr w:type="spellEnd"/>
       <w:r>
         <w:rPr>
-          <w:b w:val="0"/>
-        </w:rPr>
-        <w:t xml:space="preserve"> з метою пригнічення шуму при збереженні форми сигналу. Отриманий сигнал повторно </w:t>
+          <w:bCs/>
+        </w:rPr>
+        <w:t xml:space="preserve"> 2000 </w:t>
       </w:r>
       <w:proofErr w:type="spellStart"/>
       <w:r>
         <w:rPr>
-          <w:b w:val="0"/>
-        </w:rPr>
-        <w:t>інтерполюється</w:t>
+          <w:bCs/>
+        </w:rPr>
+        <w:t>залежностей</w:t>
       </w:r>
       <w:proofErr w:type="spellEnd"/>
       <w:r>
         <w:rPr>
-          <w:b w:val="0"/>
-        </w:rPr>
-        <w:t xml:space="preserve"> на фіксований інтервал із заданою кількістю точок (64), що забезпечує уніфікований розмір вхідних даних для моделі. На завершальному етапі виконується нормування відносно опорної точки</w:t>
-      </w:r>
-      <w:r>
-        <w:rPr>
-          <w:b w:val="0"/>
-        </w:rPr>
-        <w:t xml:space="preserve"> (100 Гц)</w:t>
-      </w:r>
-      <w:r>
-        <w:rPr>
-          <w:b w:val="0"/>
-        </w:rPr>
-        <w:t>, що усуває масштабний фактор і зберігає лише відносну форму залежності.</w:t>
+          <w:bCs/>
+        </w:rPr>
+        <w:t xml:space="preserve">, які було </w:t>
+      </w:r>
+      <w:proofErr w:type="spellStart"/>
+      <w:r>
+        <w:rPr>
+          <w:bCs/>
+        </w:rPr>
+        <w:t>розподілено</w:t>
+      </w:r>
+      <w:proofErr w:type="spellEnd"/>
+      <w:r>
+        <w:rPr>
+          <w:bCs/>
+        </w:rPr>
+        <w:t xml:space="preserve"> на тренувальний (80%, 1600 зразків) та тестовий (20%, 400 зразків) набори даних.</w:t>
+      </w:r>
+      <w:r>
+        <w:rPr>
+          <w:bCs/>
+        </w:rPr>
+        <w:t xml:space="preserve"> Крім того, натреновані моделі були застосовані до результатів вимірювань 13 експериментальних зразків з різною поруватістю та товщиною.</w:t>
       </w:r>
     </w:p>
     <w:p>
@@ -1958,1428 +1776,280 @@
         <w:ind w:firstLine="567"/>
         <w:jc w:val="both"/>
         <w:rPr>
-          <w:b w:val="0"/>
-        </w:rPr>
-      </w:pPr>
+          <w:bCs/>
+        </w:rPr>
+      </w:pPr>
+      <w:r>
+        <w:rPr>
+          <w:b/>
+        </w:rPr>
+        <w:t>Попередня обробка</w:t>
+      </w:r>
+      <w:r>
+        <w:rPr>
+          <w:bCs/>
+        </w:rPr>
+        <w:t xml:space="preserve"> </w:t>
+      </w:r>
       <w:proofErr w:type="spellStart"/>
       <w:r>
         <w:rPr>
-          <w:b w:val="0"/>
-        </w:rPr>
-        <w:t>Тюнінг</w:t>
+          <w:bCs/>
+        </w:rPr>
+        <w:t>залежностей</w:t>
       </w:r>
       <w:proofErr w:type="spellEnd"/>
       <w:r>
         <w:rPr>
-          <w:b w:val="0"/>
-        </w:rPr>
-        <w:t xml:space="preserve"> мережі здійснюється з використанням пакету </w:t>
+          <w:bCs/>
+        </w:rPr>
+        <w:t xml:space="preserve"> </w:t>
+      </w:r>
+      <w:r>
+        <w:rPr>
+          <w:bCs/>
+        </w:rPr>
+        <w:t>U</w:t>
+      </w:r>
+      <w:r>
+        <w:rPr>
+          <w:bCs/>
+          <w:vertAlign w:val="subscript"/>
+          <w:lang w:val="en-US"/>
+        </w:rPr>
+        <w:t>fa</w:t>
+      </w:r>
+      <w:r>
+        <w:rPr>
+          <w:bCs/>
+        </w:rPr>
+        <w:t>(f)</w:t>
+      </w:r>
+      <w:r>
+        <w:rPr>
+          <w:bCs/>
+        </w:rPr>
+        <w:t xml:space="preserve"> враховувала, що 1)</w:t>
+      </w:r>
+      <w:r>
+        <w:rPr>
+          <w:bCs/>
+        </w:rPr>
+        <w:t> </w:t>
+      </w:r>
+      <w:r>
+        <w:rPr>
+          <w:bCs/>
+        </w:rPr>
+        <w:t>як частота, так і амплітуда сигналу змінюється в широких межах (декілька порядків); 2)</w:t>
+      </w:r>
+      <w:r>
+        <w:rPr>
+          <w:bCs/>
+        </w:rPr>
+        <w:t> </w:t>
+      </w:r>
+      <w:r>
+        <w:rPr>
+          <w:bCs/>
+        </w:rPr>
+        <w:t xml:space="preserve">абсолютна величина </w:t>
       </w:r>
       <w:proofErr w:type="spellStart"/>
       <w:r>
         <w:rPr>
-          <w:b w:val="0"/>
+          <w:bCs/>
+        </w:rPr>
+        <w:t>фотоакустичної</w:t>
+      </w:r>
+      <w:proofErr w:type="spellEnd"/>
+      <w:r>
+        <w:rPr>
+          <w:bCs/>
+        </w:rPr>
+        <w:t xml:space="preserve"> напруги на є інформативною (залежить, зокрема від інтенсивності освітлення)</w:t>
+      </w:r>
+      <w:r>
+        <w:rPr>
+          <w:bCs/>
+        </w:rPr>
+        <w:t xml:space="preserve">, на відміну від співвідношення її значень при різних частотах; 3) експериментальні вимірювання можуть проводитися для різних наборів частот, у тому числі не </w:t>
+      </w:r>
+      <w:proofErr w:type="spellStart"/>
+      <w:r>
+        <w:rPr>
+          <w:bCs/>
+        </w:rPr>
+        <w:t>рівномірновіддалених</w:t>
+      </w:r>
+      <w:proofErr w:type="spellEnd"/>
+      <w:r>
+        <w:rPr>
+          <w:bCs/>
+        </w:rPr>
+        <w:t xml:space="preserve">, тоді як для застосування </w:t>
+      </w:r>
+      <w:proofErr w:type="spellStart"/>
+      <w:r>
+        <w:rPr>
+          <w:bCs/>
+        </w:rPr>
+        <w:t>згорткових</w:t>
+      </w:r>
+      <w:proofErr w:type="spellEnd"/>
+      <w:r>
+        <w:rPr>
+          <w:bCs/>
+        </w:rPr>
+        <w:t xml:space="preserve"> мереж та вейвлет-перетворення, яке застосовувалося для переведення одномірної залежності у </w:t>
+      </w:r>
+      <w:proofErr w:type="spellStart"/>
+      <w:r>
+        <w:rPr>
+          <w:bCs/>
+        </w:rPr>
+        <w:t>дво</w:t>
+      </w:r>
+      <w:proofErr w:type="spellEnd"/>
+      <w:r>
+        <w:rPr>
+          <w:bCs/>
+        </w:rPr>
+        <w:t>-вимірне зображення, рівновіддаленість та сталість точок є важливими; 4) експериментальні вимірювання можуть містити шуми. У зв’язку з цим п</w:t>
+      </w:r>
+      <w:r>
+        <w:rPr>
+          <w:bCs/>
+        </w:rPr>
+        <w:t xml:space="preserve">очаткові дані </w:t>
+      </w:r>
+      <w:r>
+        <w:rPr>
+          <w:bCs/>
+        </w:rPr>
+        <w:t>U</w:t>
+      </w:r>
+      <w:r>
+        <w:rPr>
+          <w:bCs/>
+          <w:vertAlign w:val="subscript"/>
           <w:lang w:val="en-US"/>
         </w:rPr>
-        <w:t>Optuna</w:t>
+        <w:t>fa</w:t>
+      </w:r>
+      <w:r>
+        <w:rPr>
+          <w:bCs/>
+        </w:rPr>
+        <w:t>(f)</w:t>
+      </w:r>
+      <w:r>
+        <w:rPr>
+          <w:bCs/>
+        </w:rPr>
+        <w:t xml:space="preserve"> переводяться у логарифмічний масштаб, причому значення напруги </w:t>
+      </w:r>
+      <w:r>
+        <w:rPr>
+          <w:bCs/>
+        </w:rPr>
+        <w:lastRenderedPageBreak/>
+        <w:t xml:space="preserve">використовуються у мілівольтах, щоб забезпечити </w:t>
+      </w:r>
+      <w:proofErr w:type="spellStart"/>
+      <w:r>
+        <w:rPr>
+          <w:bCs/>
+        </w:rPr>
+        <w:t>додатнє</w:t>
       </w:r>
       <w:proofErr w:type="spellEnd"/>
       <w:r>
         <w:rPr>
-          <w:b w:val="0"/>
-        </w:rPr>
-        <w:t xml:space="preserve">. </w:t>
-      </w:r>
-      <w:r>
-        <w:rPr>
-          <w:b w:val="0"/>
-        </w:rPr>
-        <w:t xml:space="preserve">При цьому підбирається набір як навчальних, так і архітектурних гіперпараметрів моделі. </w:t>
-      </w:r>
-      <w:r>
-        <w:rPr>
-          <w:b w:val="0"/>
-        </w:rPr>
-        <w:t>Зокрема налаштовується р</w:t>
-      </w:r>
-      <w:r>
-        <w:rPr>
-          <w:b w:val="0"/>
-        </w:rPr>
-        <w:t xml:space="preserve">озмір </w:t>
+          <w:bCs/>
+        </w:rPr>
+        <w:t xml:space="preserve"> значення логарифму. </w:t>
+      </w:r>
+      <w:r>
+        <w:rPr>
+          <w:bCs/>
+        </w:rPr>
+        <w:t>Далі формується рівномірна сітка вздовж логарифмованої осі абсцис у межах від мінімального до максимального значення, на яку методом лінійної інтерполяції перераховується відповідна залежність. Отримана функція піддається адаптивному згладжуванню за допомогою фільтра Савицького–</w:t>
       </w:r>
       <w:proofErr w:type="spellStart"/>
       <w:r>
         <w:rPr>
-          <w:b w:val="0"/>
-        </w:rPr>
-        <w:t>батчу</w:t>
+          <w:bCs/>
+        </w:rPr>
+        <w:t>Г</w:t>
+      </w:r>
+      <w:r>
+        <w:rPr>
+          <w:bCs/>
+        </w:rPr>
+        <w:t>олея</w:t>
       </w:r>
       <w:proofErr w:type="spellEnd"/>
       <w:r>
         <w:rPr>
-          <w:b w:val="0"/>
-        </w:rPr>
-        <w:t xml:space="preserve"> </w:t>
-      </w:r>
-      <w:r>
-        <w:rPr>
-          <w:b w:val="0"/>
-        </w:rPr>
-        <w:t>(можливі значення 1, 2, 4 відбивають малий розмір початкового тренувального набору), ш</w:t>
-      </w:r>
-      <w:r>
-        <w:rPr>
-          <w:b w:val="0"/>
-        </w:rPr>
-        <w:t>видкість навчання (10</w:t>
-      </w:r>
-      <w:r>
-        <w:rPr>
-          <w:b w:val="0"/>
-          <w:vertAlign w:val="superscript"/>
-        </w:rPr>
-        <w:t>−5</w:t>
-      </w:r>
-      <w:r>
-        <w:rPr>
-          <w:b w:val="0"/>
-        </w:rPr>
-        <w:t>–10</w:t>
-      </w:r>
-      <w:r>
-        <w:rPr>
-          <w:b w:val="0"/>
-          <w:vertAlign w:val="superscript"/>
-        </w:rPr>
-        <w:t>−3</w:t>
-      </w:r>
-      <w:r>
-        <w:rPr>
-          <w:b w:val="0"/>
-        </w:rPr>
-        <w:t xml:space="preserve">), </w:t>
-      </w:r>
-      <w:r>
-        <w:rPr>
-          <w:b w:val="0"/>
-        </w:rPr>
-        <w:t>т</w:t>
-      </w:r>
-      <w:r>
-        <w:rPr>
-          <w:b w:val="0"/>
-        </w:rPr>
-        <w:t xml:space="preserve">ип оптимізатора </w:t>
-      </w:r>
-      <w:r>
-        <w:rPr>
-          <w:b w:val="0"/>
-        </w:rPr>
-        <w:t>(</w:t>
-      </w:r>
-      <w:r>
-        <w:rPr>
-          <w:b w:val="0"/>
-        </w:rPr>
-        <w:t xml:space="preserve">обирається з множини сучасних алгоритмів стохастичної оптимізації, включаючи </w:t>
+          <w:bCs/>
+        </w:rPr>
+        <w:t xml:space="preserve"> протягом десяти послідовних ітерацій, що зменшує вплив шумів та випадкових флуктуацій. Після цього згладжена залежність </w:t>
       </w:r>
       <w:proofErr w:type="spellStart"/>
       <w:r>
         <w:rPr>
-          <w:b w:val="0"/>
-        </w:rPr>
-        <w:t>Adam</w:t>
+          <w:bCs/>
+        </w:rPr>
+        <w:t>інтерполюється</w:t>
       </w:r>
       <w:proofErr w:type="spellEnd"/>
       <w:r>
         <w:rPr>
-          <w:b w:val="0"/>
-        </w:rPr>
-        <w:t xml:space="preserve">, </w:t>
+          <w:bCs/>
+        </w:rPr>
+        <w:t xml:space="preserve"> на фіксований набір із 64 точок, рівномірно розташованих у діапазоні від 1 до 3,3 у логарифмічній шкалі. На завершальному етапі виконується нормування отриманого вектора шляхом ділення всіх його елементів на значення </w:t>
+      </w:r>
+      <w:r>
+        <w:rPr>
+          <w:bCs/>
+        </w:rPr>
+        <w:t xml:space="preserve">при частоті 100 </w:t>
       </w:r>
       <w:proofErr w:type="spellStart"/>
       <w:r>
         <w:rPr>
-          <w:b w:val="0"/>
-        </w:rPr>
-        <w:t>SGD</w:t>
+          <w:bCs/>
+        </w:rPr>
+        <w:t>Гц</w:t>
       </w:r>
       <w:proofErr w:type="spellEnd"/>
       <w:r>
         <w:rPr>
-          <w:b w:val="0"/>
-        </w:rPr>
-        <w:t xml:space="preserve">, </w:t>
+          <w:bCs/>
+        </w:rPr>
+        <w:t>, у результаті чого формується безрозмірна нормалізована залежність із фіксованим опорним значенням, рівним одиниці.</w:t>
+      </w:r>
+      <w:r>
+        <w:rPr>
+          <w:bCs/>
+        </w:rPr>
+        <w:t xml:space="preserve"> На рис.2 приведено приклади вихідних амплітудо-частотних характеристик, так і їх вигляд після попередньої обробки. Вказана обробка застосовувалась як до синтетичних, так і експериментальних </w:t>
       </w:r>
       <w:proofErr w:type="spellStart"/>
       <w:r>
         <w:rPr>
-          <w:b w:val="0"/>
-        </w:rPr>
-        <w:t>RMSprop</w:t>
+          <w:bCs/>
+        </w:rPr>
+        <w:t>залежностей</w:t>
       </w:r>
       <w:proofErr w:type="spellEnd"/>
       <w:r>
         <w:rPr>
-          <w:b w:val="0"/>
-        </w:rPr>
-        <w:t xml:space="preserve">, </w:t>
-      </w:r>
-      <w:proofErr w:type="spellStart"/>
-      <w:r>
-        <w:rPr>
-          <w:b w:val="0"/>
-        </w:rPr>
-        <w:t>Adagrad</w:t>
-      </w:r>
-      <w:proofErr w:type="spellEnd"/>
-      <w:r>
-        <w:rPr>
-          <w:b w:val="0"/>
-        </w:rPr>
-        <w:t xml:space="preserve">, </w:t>
-      </w:r>
-      <w:proofErr w:type="spellStart"/>
-      <w:r>
-        <w:rPr>
-          <w:b w:val="0"/>
-        </w:rPr>
-        <w:t>Adadelta</w:t>
-      </w:r>
-      <w:proofErr w:type="spellEnd"/>
-      <w:r>
-        <w:rPr>
-          <w:b w:val="0"/>
-        </w:rPr>
-        <w:t xml:space="preserve">, </w:t>
-      </w:r>
-      <w:proofErr w:type="spellStart"/>
-      <w:r>
-        <w:rPr>
-          <w:b w:val="0"/>
-        </w:rPr>
-        <w:t>Adamax</w:t>
-      </w:r>
-      <w:proofErr w:type="spellEnd"/>
-      <w:r>
-        <w:rPr>
-          <w:b w:val="0"/>
-        </w:rPr>
-        <w:t xml:space="preserve">, </w:t>
-      </w:r>
-      <w:proofErr w:type="spellStart"/>
-      <w:r>
-        <w:rPr>
-          <w:b w:val="0"/>
-        </w:rPr>
-        <w:t>Nadam</w:t>
-      </w:r>
-      <w:proofErr w:type="spellEnd"/>
-      <w:r>
-        <w:rPr>
-          <w:b w:val="0"/>
-        </w:rPr>
-        <w:t xml:space="preserve"> та </w:t>
-      </w:r>
-      <w:proofErr w:type="spellStart"/>
-      <w:r>
-        <w:rPr>
-          <w:b w:val="0"/>
-        </w:rPr>
-        <w:t>Ftrl</w:t>
-      </w:r>
-      <w:proofErr w:type="spellEnd"/>
-      <w:r>
-        <w:rPr>
-          <w:b w:val="0"/>
-        </w:rPr>
-        <w:t>)</w:t>
-      </w:r>
-      <w:r>
-        <w:rPr>
-          <w:b w:val="0"/>
-        </w:rPr>
-        <w:t xml:space="preserve">, </w:t>
-      </w:r>
-      <w:r>
-        <w:rPr>
-          <w:b w:val="0"/>
-        </w:rPr>
-        <w:t>ф</w:t>
-      </w:r>
-      <w:r>
-        <w:rPr>
-          <w:b w:val="0"/>
-        </w:rPr>
-        <w:t xml:space="preserve">ункція активації </w:t>
-      </w:r>
-      <w:r>
-        <w:rPr>
-          <w:b w:val="0"/>
-        </w:rPr>
-        <w:t>(</w:t>
-      </w:r>
-      <w:r>
-        <w:rPr>
-          <w:b w:val="0"/>
-        </w:rPr>
-        <w:t xml:space="preserve">варіюється серед класичних і сучасних </w:t>
-      </w:r>
-      <w:proofErr w:type="spellStart"/>
-      <w:r>
-        <w:rPr>
-          <w:b w:val="0"/>
-        </w:rPr>
-        <w:t>нелінійностей</w:t>
-      </w:r>
-      <w:proofErr w:type="spellEnd"/>
-      <w:r>
-        <w:rPr>
-          <w:b w:val="0"/>
-        </w:rPr>
-        <w:t xml:space="preserve"> </w:t>
-      </w:r>
-      <w:proofErr w:type="spellStart"/>
-      <w:r>
-        <w:rPr>
-          <w:b w:val="0"/>
-        </w:rPr>
-        <w:t>ReLU</w:t>
-      </w:r>
-      <w:proofErr w:type="spellEnd"/>
-      <w:r>
-        <w:rPr>
-          <w:b w:val="0"/>
-        </w:rPr>
-        <w:t xml:space="preserve">, </w:t>
-      </w:r>
-      <w:proofErr w:type="spellStart"/>
-      <w:r>
-        <w:rPr>
-          <w:b w:val="0"/>
-        </w:rPr>
-        <w:t>sigmoid</w:t>
-      </w:r>
-      <w:proofErr w:type="spellEnd"/>
-      <w:r>
-        <w:rPr>
-          <w:b w:val="0"/>
-        </w:rPr>
-        <w:t xml:space="preserve">, </w:t>
-      </w:r>
-      <w:proofErr w:type="spellStart"/>
-      <w:r>
-        <w:rPr>
-          <w:b w:val="0"/>
-        </w:rPr>
-        <w:t>tanh</w:t>
-      </w:r>
-      <w:proofErr w:type="spellEnd"/>
-      <w:r>
-        <w:rPr>
-          <w:b w:val="0"/>
-        </w:rPr>
-        <w:t>, SELU, ELU, GELU)</w:t>
-      </w:r>
-      <w:r>
-        <w:rPr>
-          <w:b w:val="0"/>
-        </w:rPr>
-        <w:t>,</w:t>
-      </w:r>
-      <w:r>
-        <w:rPr>
-          <w:b w:val="0"/>
-        </w:rPr>
-        <w:t xml:space="preserve"> </w:t>
-      </w:r>
-      <w:r>
-        <w:rPr>
-          <w:b w:val="0"/>
-        </w:rPr>
-        <w:t>т</w:t>
-      </w:r>
-      <w:r>
-        <w:rPr>
-          <w:b w:val="0"/>
-        </w:rPr>
-        <w:t xml:space="preserve">ип ініціалізації ваг </w:t>
-      </w:r>
-      <w:r>
-        <w:rPr>
-          <w:b w:val="0"/>
-        </w:rPr>
-        <w:t xml:space="preserve">(вибір </w:t>
-      </w:r>
-      <w:r>
-        <w:rPr>
-          <w:b w:val="0"/>
-        </w:rPr>
-        <w:t xml:space="preserve">з різних стратегій </w:t>
-      </w:r>
-      <w:proofErr w:type="spellStart"/>
-      <w:r>
-        <w:rPr>
-          <w:b w:val="0"/>
-        </w:rPr>
-        <w:t>Xavier</w:t>
-      </w:r>
-      <w:proofErr w:type="spellEnd"/>
-      <w:r>
-        <w:rPr>
-          <w:b w:val="0"/>
-        </w:rPr>
-        <w:t>/</w:t>
-      </w:r>
-      <w:proofErr w:type="spellStart"/>
-      <w:r>
-        <w:rPr>
-          <w:b w:val="0"/>
-        </w:rPr>
-        <w:t>Glorot</w:t>
-      </w:r>
-      <w:proofErr w:type="spellEnd"/>
-      <w:r>
-        <w:rPr>
-          <w:b w:val="0"/>
-        </w:rPr>
-        <w:t xml:space="preserve">, </w:t>
-      </w:r>
-      <w:proofErr w:type="spellStart"/>
-      <w:r>
-        <w:rPr>
-          <w:b w:val="0"/>
-        </w:rPr>
-        <w:t>He</w:t>
-      </w:r>
-      <w:proofErr w:type="spellEnd"/>
-      <w:r>
-        <w:rPr>
-          <w:b w:val="0"/>
-        </w:rPr>
-        <w:t xml:space="preserve">, а також випадкові </w:t>
-      </w:r>
-      <w:proofErr w:type="spellStart"/>
-      <w:r>
-        <w:rPr>
-          <w:b w:val="0"/>
-        </w:rPr>
-        <w:t>normal</w:t>
-      </w:r>
-      <w:proofErr w:type="spellEnd"/>
-      <w:r>
-        <w:rPr>
-          <w:b w:val="0"/>
-        </w:rPr>
-        <w:t>/</w:t>
-      </w:r>
-      <w:proofErr w:type="spellStart"/>
-      <w:r>
-        <w:rPr>
-          <w:b w:val="0"/>
-        </w:rPr>
-        <w:t>uniform</w:t>
-      </w:r>
-      <w:proofErr w:type="spellEnd"/>
-      <w:r>
-        <w:rPr>
-          <w:b w:val="0"/>
-        </w:rPr>
-        <w:t xml:space="preserve"> розподіли). </w:t>
-      </w:r>
-      <w:r>
-        <w:rPr>
-          <w:b w:val="0"/>
-        </w:rPr>
-        <w:t>Додатково оптимізується р</w:t>
-      </w:r>
-      <w:r>
-        <w:rPr>
-          <w:b w:val="0"/>
-        </w:rPr>
-        <w:t xml:space="preserve">егуляризація </w:t>
-      </w:r>
-      <w:r>
-        <w:rPr>
-          <w:b w:val="0"/>
-        </w:rPr>
-        <w:t xml:space="preserve">(варіанти </w:t>
-      </w:r>
-      <w:r>
-        <w:rPr>
-          <w:b w:val="0"/>
-          <w:lang w:val="en-US"/>
-        </w:rPr>
-        <w:t>L1</w:t>
-      </w:r>
-      <w:r>
-        <w:rPr>
-          <w:b w:val="0"/>
-        </w:rPr>
-        <w:t>,</w:t>
-      </w:r>
-      <w:r>
-        <w:rPr>
-          <w:b w:val="0"/>
-          <w:lang w:val="en-US"/>
-        </w:rPr>
-        <w:t xml:space="preserve"> L2</w:t>
-      </w:r>
-      <w:r>
-        <w:rPr>
-          <w:b w:val="0"/>
-        </w:rPr>
-        <w:t xml:space="preserve"> або </w:t>
-      </w:r>
-      <w:r>
-        <w:rPr>
-          <w:b w:val="0"/>
-        </w:rPr>
-        <w:t>її відсутність</w:t>
-      </w:r>
-      <w:r>
-        <w:rPr>
-          <w:b w:val="0"/>
-        </w:rPr>
-        <w:t xml:space="preserve">), </w:t>
-      </w:r>
-      <w:r>
-        <w:rPr>
-          <w:b w:val="0"/>
-        </w:rPr>
-        <w:t xml:space="preserve">застосування </w:t>
-      </w:r>
-      <w:proofErr w:type="spellStart"/>
-      <w:r>
-        <w:rPr>
-          <w:b w:val="0"/>
-        </w:rPr>
-        <w:t>Dropout</w:t>
-      </w:r>
-      <w:proofErr w:type="spellEnd"/>
-      <w:r>
-        <w:rPr>
-          <w:b w:val="0"/>
-        </w:rPr>
-        <w:t xml:space="preserve"> </w:t>
-      </w:r>
-      <w:r>
-        <w:rPr>
-          <w:b w:val="0"/>
-        </w:rPr>
-        <w:t>(</w:t>
-      </w:r>
-      <w:r>
-        <w:rPr>
-          <w:b w:val="0"/>
-        </w:rPr>
-        <w:t xml:space="preserve">з </w:t>
-      </w:r>
-      <w:r>
-        <w:rPr>
-          <w:b w:val="0"/>
-        </w:rPr>
-        <w:t>інте</w:t>
-      </w:r>
-      <w:r>
-        <w:rPr>
-          <w:b w:val="0"/>
-        </w:rPr>
-        <w:t>нсивністю у межах 0.1–0.7)</w:t>
-      </w:r>
-      <w:r>
-        <w:rPr>
-          <w:b w:val="0"/>
-        </w:rPr>
-        <w:t xml:space="preserve"> та </w:t>
-      </w:r>
-      <w:proofErr w:type="spellStart"/>
-      <w:r>
-        <w:rPr>
-          <w:b w:val="0"/>
-        </w:rPr>
-        <w:t>Batch</w:t>
-      </w:r>
-      <w:proofErr w:type="spellEnd"/>
-      <w:r>
-        <w:rPr>
-          <w:b w:val="0"/>
-        </w:rPr>
-        <w:t xml:space="preserve"> </w:t>
-      </w:r>
-      <w:proofErr w:type="spellStart"/>
-      <w:r>
-        <w:rPr>
-          <w:b w:val="0"/>
-        </w:rPr>
-        <w:t>Normalization</w:t>
-      </w:r>
-      <w:proofErr w:type="spellEnd"/>
-      <w:r>
-        <w:rPr>
-          <w:b w:val="0"/>
-        </w:rPr>
-        <w:t>.</w:t>
-      </w:r>
-      <w:r>
-        <w:rPr>
-          <w:b w:val="0"/>
-        </w:rPr>
-        <w:t xml:space="preserve"> При тренування використовується опція </w:t>
-      </w:r>
-      <w:proofErr w:type="spellStart"/>
-      <w:r>
-        <w:rPr>
-          <w:b w:val="0"/>
-        </w:rPr>
-        <w:t>EarlyStopping</w:t>
-      </w:r>
-      <w:proofErr w:type="spellEnd"/>
-      <w:r>
-        <w:rPr>
-          <w:b w:val="0"/>
-        </w:rPr>
-        <w:t>, що дозволяє налаштувати кількість епох.</w:t>
-      </w:r>
-    </w:p>
-    <w:p>
-      <w:pPr>
-        <w:spacing w:line="312" w:lineRule="auto"/>
-        <w:ind w:firstLine="567"/>
-        <w:jc w:val="both"/>
-        <w:rPr>
-          <w:b w:val="0"/>
-        </w:rPr>
-      </w:pPr>
-      <w:r>
-        <w:rPr>
-          <w:b w:val="0"/>
-        </w:rPr>
-        <w:t>Були створена тестова модель, що тренувалася на обмеженому наборі (19 зразків)</w:t>
-      </w:r>
-      <w:r>
-        <w:rPr>
-          <w:b w:val="0"/>
-          <w:lang w:val="ru-RU"/>
-        </w:rPr>
-        <w:t xml:space="preserve">. </w:t>
-      </w:r>
-      <w:proofErr w:type="spellStart"/>
-      <w:r>
-        <w:rPr>
-          <w:b w:val="0"/>
-          <w:lang w:val="ru-RU"/>
-        </w:rPr>
-        <w:t>Отриман</w:t>
-      </w:r>
-      <w:proofErr w:type="spellEnd"/>
-      <w:r>
-        <w:rPr>
-          <w:b w:val="0"/>
-        </w:rPr>
-        <w:t>і раціональні значення параметрів наступні:</w:t>
-      </w:r>
-    </w:p>
-    <w:p>
-      <w:pPr>
-        <w:spacing w:line="312" w:lineRule="auto"/>
-        <w:ind w:firstLine="567"/>
-        <w:jc w:val="both"/>
-        <w:rPr>
-          <w:b w:val="0"/>
-        </w:rPr>
-      </w:pPr>
-      <w:proofErr w:type="spellStart"/>
-      <w:r>
-        <w:rPr>
-          <w:b w:val="0"/>
-        </w:rPr>
-        <w:t>Batch</w:t>
-      </w:r>
-      <w:proofErr w:type="spellEnd"/>
-      <w:r>
-        <w:rPr>
-          <w:b w:val="0"/>
-        </w:rPr>
-        <w:t xml:space="preserve"> </w:t>
-      </w:r>
-      <w:proofErr w:type="spellStart"/>
-      <w:r>
-        <w:rPr>
-          <w:b w:val="0"/>
-        </w:rPr>
-        <w:t>Size</w:t>
-      </w:r>
-      <w:proofErr w:type="spellEnd"/>
-      <w:r>
-        <w:rPr>
-          <w:b w:val="0"/>
-        </w:rPr>
-        <w:t xml:space="preserve"> = 4</w:t>
-      </w:r>
-    </w:p>
-    <w:p>
-      <w:pPr>
-        <w:spacing w:line="312" w:lineRule="auto"/>
-        <w:ind w:firstLine="567"/>
-        <w:jc w:val="both"/>
-        <w:rPr>
-          <w:b w:val="0"/>
-        </w:rPr>
-      </w:pPr>
-      <w:r>
-        <w:rPr>
-          <w:b w:val="0"/>
-        </w:rPr>
-        <w:t xml:space="preserve"># </w:t>
-      </w:r>
-      <w:proofErr w:type="spellStart"/>
-      <w:r>
-        <w:rPr>
-          <w:b w:val="0"/>
-        </w:rPr>
-        <w:t>Epochs</w:t>
-      </w:r>
-      <w:proofErr w:type="spellEnd"/>
-      <w:r>
-        <w:rPr>
-          <w:b w:val="0"/>
-        </w:rPr>
-        <w:t xml:space="preserve"> = 302</w:t>
-      </w:r>
-    </w:p>
-    <w:p>
-      <w:pPr>
-        <w:spacing w:line="312" w:lineRule="auto"/>
-        <w:ind w:firstLine="567"/>
-        <w:jc w:val="both"/>
-        <w:rPr>
-          <w:b w:val="0"/>
-        </w:rPr>
-      </w:pPr>
-      <w:proofErr w:type="spellStart"/>
-      <w:r>
-        <w:rPr>
-          <w:b w:val="0"/>
-        </w:rPr>
-        <w:t>Learning</w:t>
-      </w:r>
-      <w:proofErr w:type="spellEnd"/>
-      <w:r>
-        <w:rPr>
-          <w:b w:val="0"/>
-        </w:rPr>
-        <w:t xml:space="preserve"> </w:t>
-      </w:r>
-      <w:proofErr w:type="spellStart"/>
-      <w:r>
-        <w:rPr>
-          <w:b w:val="0"/>
-        </w:rPr>
-        <w:t>Rate</w:t>
-      </w:r>
-      <w:proofErr w:type="spellEnd"/>
-      <w:r>
-        <w:rPr>
-          <w:b w:val="0"/>
-        </w:rPr>
-        <w:t xml:space="preserve"> = 5.2425e-03</w:t>
-      </w:r>
-    </w:p>
-    <w:p>
-      <w:pPr>
-        <w:spacing w:line="312" w:lineRule="auto"/>
-        <w:ind w:firstLine="567"/>
-        <w:jc w:val="both"/>
-        <w:rPr>
-          <w:b w:val="0"/>
-        </w:rPr>
-      </w:pPr>
-      <w:proofErr w:type="spellStart"/>
-      <w:r>
-        <w:rPr>
-          <w:b w:val="0"/>
-        </w:rPr>
-        <w:t>Ortimizer</w:t>
-      </w:r>
-      <w:proofErr w:type="spellEnd"/>
-      <w:r>
-        <w:rPr>
-          <w:b w:val="0"/>
-        </w:rPr>
-        <w:t xml:space="preserve"> = </w:t>
-      </w:r>
-      <w:proofErr w:type="spellStart"/>
-      <w:r>
-        <w:rPr>
-          <w:b w:val="0"/>
-        </w:rPr>
-        <w:t>Adamax</w:t>
-      </w:r>
-      <w:proofErr w:type="spellEnd"/>
-    </w:p>
-    <w:p>
-      <w:pPr>
-        <w:spacing w:line="312" w:lineRule="auto"/>
-        <w:ind w:firstLine="567"/>
-        <w:jc w:val="both"/>
-        <w:rPr>
-          <w:b w:val="0"/>
-        </w:rPr>
-      </w:pPr>
-      <w:proofErr w:type="spellStart"/>
-      <w:r>
-        <w:rPr>
-          <w:b w:val="0"/>
-        </w:rPr>
-        <w:t>Activation</w:t>
-      </w:r>
-      <w:proofErr w:type="spellEnd"/>
-      <w:r>
-        <w:rPr>
-          <w:b w:val="0"/>
-        </w:rPr>
-        <w:t xml:space="preserve"> = </w:t>
-      </w:r>
-      <w:proofErr w:type="spellStart"/>
-      <w:r>
-        <w:rPr>
-          <w:b w:val="0"/>
-        </w:rPr>
-        <w:t>tanh</w:t>
-      </w:r>
-      <w:proofErr w:type="spellEnd"/>
-    </w:p>
-    <w:p>
-      <w:pPr>
-        <w:spacing w:line="312" w:lineRule="auto"/>
-        <w:ind w:firstLine="567"/>
-        <w:jc w:val="both"/>
-        <w:rPr>
-          <w:b w:val="0"/>
-        </w:rPr>
-      </w:pPr>
-      <w:proofErr w:type="spellStart"/>
-      <w:r>
-        <w:rPr>
-          <w:b w:val="0"/>
-        </w:rPr>
-        <w:t>Initializer</w:t>
-      </w:r>
-      <w:proofErr w:type="spellEnd"/>
-      <w:r>
-        <w:rPr>
-          <w:b w:val="0"/>
-        </w:rPr>
-        <w:t xml:space="preserve"> = </w:t>
-      </w:r>
-      <w:proofErr w:type="spellStart"/>
-      <w:r>
-        <w:rPr>
-          <w:b w:val="0"/>
-        </w:rPr>
-        <w:t>HeUniform</w:t>
-      </w:r>
-      <w:proofErr w:type="spellEnd"/>
-    </w:p>
-    <w:p>
-      <w:pPr>
-        <w:spacing w:line="312" w:lineRule="auto"/>
-        <w:ind w:firstLine="567"/>
-        <w:jc w:val="both"/>
-        <w:rPr>
-          <w:b w:val="0"/>
-        </w:rPr>
-      </w:pPr>
-      <w:proofErr w:type="spellStart"/>
-      <w:r>
-        <w:rPr>
-          <w:b w:val="0"/>
-        </w:rPr>
-        <w:t>Regularizer</w:t>
-      </w:r>
-      <w:proofErr w:type="spellEnd"/>
-      <w:r>
-        <w:rPr>
-          <w:b w:val="0"/>
-        </w:rPr>
-        <w:t xml:space="preserve"> = </w:t>
-      </w:r>
-      <w:proofErr w:type="spellStart"/>
-      <w:r>
-        <w:rPr>
-          <w:b w:val="0"/>
-        </w:rPr>
-        <w:t>None</w:t>
-      </w:r>
-      <w:proofErr w:type="spellEnd"/>
-    </w:p>
-    <w:p>
-      <w:pPr>
-        <w:spacing w:line="312" w:lineRule="auto"/>
-        <w:ind w:firstLine="567"/>
-        <w:jc w:val="both"/>
-        <w:rPr>
-          <w:b w:val="0"/>
-        </w:rPr>
-      </w:pPr>
-      <w:proofErr w:type="spellStart"/>
-      <w:r>
-        <w:rPr>
-          <w:b w:val="0"/>
-        </w:rPr>
-        <w:t>Dropout</w:t>
-      </w:r>
-      <w:proofErr w:type="spellEnd"/>
-      <w:r>
-        <w:rPr>
-          <w:b w:val="0"/>
-        </w:rPr>
-        <w:t xml:space="preserve"> </w:t>
-      </w:r>
-      <w:proofErr w:type="spellStart"/>
-      <w:r>
-        <w:rPr>
-          <w:b w:val="0"/>
-        </w:rPr>
-        <w:t>is</w:t>
-      </w:r>
-      <w:proofErr w:type="spellEnd"/>
-      <w:r>
-        <w:rPr>
-          <w:b w:val="0"/>
-        </w:rPr>
-        <w:t xml:space="preserve"> </w:t>
-      </w:r>
-      <w:proofErr w:type="spellStart"/>
-      <w:r>
-        <w:rPr>
-          <w:b w:val="0"/>
-        </w:rPr>
-        <w:t>not</w:t>
-      </w:r>
-      <w:proofErr w:type="spellEnd"/>
-      <w:r>
-        <w:rPr>
-          <w:b w:val="0"/>
-        </w:rPr>
-        <w:t xml:space="preserve"> </w:t>
-      </w:r>
-      <w:proofErr w:type="spellStart"/>
-      <w:r>
-        <w:rPr>
-          <w:b w:val="0"/>
-        </w:rPr>
-        <w:t>used</w:t>
-      </w:r>
-      <w:proofErr w:type="spellEnd"/>
-    </w:p>
-    <w:p>
-      <w:pPr>
-        <w:spacing w:line="312" w:lineRule="auto"/>
-        <w:ind w:firstLine="567"/>
-        <w:jc w:val="both"/>
-        <w:rPr>
-          <w:b w:val="0"/>
-        </w:rPr>
-      </w:pPr>
-      <w:proofErr w:type="spellStart"/>
-      <w:r>
-        <w:rPr>
-          <w:b w:val="0"/>
-        </w:rPr>
-        <w:t>Batch</w:t>
-      </w:r>
-      <w:proofErr w:type="spellEnd"/>
-      <w:r>
-        <w:rPr>
-          <w:b w:val="0"/>
-        </w:rPr>
-        <w:t xml:space="preserve"> </w:t>
-      </w:r>
-      <w:proofErr w:type="spellStart"/>
-      <w:r>
-        <w:rPr>
-          <w:b w:val="0"/>
-        </w:rPr>
-        <w:t>Normalization</w:t>
-      </w:r>
-      <w:proofErr w:type="spellEnd"/>
-      <w:r>
-        <w:rPr>
-          <w:b w:val="0"/>
-        </w:rPr>
-        <w:t xml:space="preserve"> </w:t>
-      </w:r>
-      <w:proofErr w:type="spellStart"/>
-      <w:r>
-        <w:rPr>
-          <w:b w:val="0"/>
-        </w:rPr>
-        <w:t>is</w:t>
-      </w:r>
-      <w:proofErr w:type="spellEnd"/>
-      <w:r>
-        <w:rPr>
-          <w:b w:val="0"/>
-        </w:rPr>
-        <w:t xml:space="preserve"> </w:t>
-      </w:r>
-      <w:proofErr w:type="spellStart"/>
-      <w:r>
-        <w:rPr>
-          <w:b w:val="0"/>
-        </w:rPr>
-        <w:t>not</w:t>
-      </w:r>
-      <w:proofErr w:type="spellEnd"/>
-      <w:r>
-        <w:rPr>
-          <w:b w:val="0"/>
-        </w:rPr>
-        <w:t xml:space="preserve"> </w:t>
-      </w:r>
-      <w:proofErr w:type="spellStart"/>
-      <w:r>
-        <w:rPr>
-          <w:b w:val="0"/>
-        </w:rPr>
-        <w:t>used</w:t>
-      </w:r>
-      <w:proofErr w:type="spellEnd"/>
-    </w:p>
-    <w:p>
-      <w:pPr>
-        <w:spacing w:line="312" w:lineRule="auto"/>
-        <w:jc w:val="both"/>
-        <w:rPr>
-          <w:b w:val="0"/>
-        </w:rPr>
-      </w:pPr>
-      <w:r>
-        <w:rPr>
-          <w:b w:val="0"/>
-        </w:rPr>
-        <w:t>При цьому отримані наступні значення метрик на тренувальному наборі: середньоквадратична похибка (2,8</w:t>
-      </w:r>
-      <w:r>
-        <w:rPr>
-          <w:b w:val="0"/>
-        </w:rPr>
-        <w:sym w:font="Symbol" w:char="F0B1"/>
-      </w:r>
-      <w:r>
-        <w:rPr>
-          <w:b w:val="0"/>
-        </w:rPr>
-        <w:t>1)</w:t>
-      </w:r>
-      <w:r>
-        <w:rPr>
-          <w:b w:val="0"/>
-        </w:rPr>
-        <w:sym w:font="Symbol" w:char="F0D7"/>
-      </w:r>
-      <w:r>
-        <w:rPr>
-          <w:b w:val="0"/>
-        </w:rPr>
-        <w:t>10</w:t>
-      </w:r>
-      <w:r>
-        <w:rPr>
-          <w:b w:val="0"/>
-          <w:vertAlign w:val="superscript"/>
-        </w:rPr>
-        <w:t>-3</w:t>
-      </w:r>
-      <w:r>
-        <w:rPr>
-          <w:b w:val="0"/>
-        </w:rPr>
-        <w:t>, середня відносна похибка (6</w:t>
-      </w:r>
-      <w:r>
-        <w:rPr>
-          <w:b w:val="0"/>
-        </w:rPr>
-        <w:sym w:font="Symbol" w:char="F0B1"/>
-      </w:r>
-      <w:r>
-        <w:rPr>
-          <w:b w:val="0"/>
-        </w:rPr>
-        <w:t>3)</w:t>
-      </w:r>
-      <w:r>
-        <w:rPr>
-          <w:b w:val="0"/>
-        </w:rPr>
-        <w:sym w:font="Symbol" w:char="F0D7"/>
-      </w:r>
-      <w:r>
-        <w:rPr>
-          <w:b w:val="0"/>
-        </w:rPr>
-        <w:t>10</w:t>
-      </w:r>
-      <w:r>
-        <w:rPr>
-          <w:b w:val="0"/>
-          <w:vertAlign w:val="superscript"/>
-        </w:rPr>
-        <w:t>-</w:t>
-      </w:r>
-      <w:r>
-        <w:rPr>
-          <w:b w:val="0"/>
-          <w:vertAlign w:val="superscript"/>
-        </w:rPr>
-        <w:t>2</w:t>
-      </w:r>
-      <w:r>
-        <w:rPr>
-          <w:b w:val="0"/>
-        </w:rPr>
-        <w:t>, медіанна відносна похибка (4</w:t>
-      </w:r>
-      <w:r>
-        <w:rPr>
-          <w:b w:val="0"/>
-        </w:rPr>
-        <w:sym w:font="Symbol" w:char="F0B1"/>
-      </w:r>
-      <w:r>
-        <w:rPr>
-          <w:b w:val="0"/>
-        </w:rPr>
-        <w:t>2)</w:t>
-      </w:r>
-      <w:r>
-        <w:rPr>
-          <w:b w:val="0"/>
-        </w:rPr>
-        <w:sym w:font="Symbol" w:char="F0D7"/>
-      </w:r>
-      <w:r>
-        <w:rPr>
-          <w:b w:val="0"/>
-        </w:rPr>
-        <w:t>10</w:t>
-      </w:r>
-      <w:r>
-        <w:rPr>
-          <w:b w:val="0"/>
-          <w:vertAlign w:val="superscript"/>
-        </w:rPr>
-        <w:t>-</w:t>
-      </w:r>
-      <w:r>
-        <w:rPr>
-          <w:b w:val="0"/>
-          <w:vertAlign w:val="superscript"/>
-        </w:rPr>
-        <w:t>2</w:t>
-      </w:r>
-      <w:r>
-        <w:rPr>
-          <w:b w:val="0"/>
-        </w:rPr>
-        <w:t xml:space="preserve">, </w:t>
-      </w:r>
-      <w:r>
-        <w:rPr>
-          <w:b w:val="0"/>
-        </w:rPr>
-        <w:t xml:space="preserve">коефіцієнт детермінації </w:t>
-      </w:r>
-      <w:r>
-        <w:rPr>
-          <w:b w:val="0"/>
-          <w:lang w:val="en-US"/>
-        </w:rPr>
-        <w:t>R2 0.95</w:t>
-      </w:r>
-      <w:r>
-        <w:rPr>
-          <w:b w:val="0"/>
-          <w:lang w:val="en-US"/>
-        </w:rPr>
-        <w:sym w:font="Symbol" w:char="F0B1"/>
-      </w:r>
-      <w:r>
-        <w:rPr>
-          <w:b w:val="0"/>
-          <w:lang w:val="en-US"/>
-        </w:rPr>
-        <w:t>0.07</w:t>
-      </w:r>
-      <w:r>
-        <w:rPr>
-          <w:b w:val="0"/>
-        </w:rPr>
-        <w:t>.</w:t>
-      </w:r>
-    </w:p>
-    <w:p>
-      <w:pPr>
-        <w:spacing w:line="312" w:lineRule="auto"/>
-        <w:ind w:firstLine="567"/>
-        <w:jc w:val="both"/>
-        <w:rPr>
-          <w:b w:val="0"/>
-        </w:rPr>
-      </w:pPr>
-    </w:p>
-    <w:p>
-      <w:pPr>
-        <w:spacing w:line="312" w:lineRule="auto"/>
-        <w:ind w:firstLine="567"/>
-        <w:jc w:val="both"/>
-        <w:rPr>
-          <w:b w:val="0"/>
-        </w:rPr>
-      </w:pPr>
-      <w:r>
-        <w:rPr>
-          <w:b w:val="0"/>
-        </w:rPr>
-        <w:t xml:space="preserve">Інший підхід передбачав використання </w:t>
-      </w:r>
-      <w:r>
-        <w:rPr>
-          <w:b w:val="0"/>
-          <w:lang w:val="en-US"/>
-        </w:rPr>
-        <w:t>Transfer Learning</w:t>
-      </w:r>
-      <w:r>
-        <w:rPr>
-          <w:b w:val="0"/>
-        </w:rPr>
-        <w:t xml:space="preserve">, у варіанті, </w:t>
-      </w:r>
-      <w:r>
-        <w:rPr>
-          <w:b w:val="0"/>
-        </w:rPr>
-        <w:t xml:space="preserve">запропонованому в роботі </w:t>
-      </w:r>
-      <w:r>
-        <w:rPr>
-          <w:b w:val="0"/>
-          <w:lang w:val="en-US"/>
-        </w:rPr>
-        <w:t>[</w:t>
-      </w:r>
-      <w:r>
-        <w:rPr>
-          <w:b w:val="0"/>
-        </w:rPr>
-        <w:t>https://doi.org/10.1088/1361-6641/ae3850</w:t>
-      </w:r>
-      <w:r>
-        <w:rPr>
-          <w:b w:val="0"/>
-          <w:lang w:val="en-US"/>
-        </w:rPr>
-        <w:t>]</w:t>
-      </w:r>
-      <w:r>
-        <w:rPr>
-          <w:b w:val="0"/>
-        </w:rPr>
-        <w:t>.</w:t>
-      </w:r>
-      <w:r>
-        <w:rPr>
-          <w:b w:val="0"/>
-        </w:rPr>
-        <w:t xml:space="preserve"> А саме, для виділення ознак використовується попередньо навчена стандартна </w:t>
-      </w:r>
-      <w:proofErr w:type="spellStart"/>
-      <w:r>
-        <w:rPr>
-          <w:b w:val="0"/>
-        </w:rPr>
-        <w:t>згорткова</w:t>
-      </w:r>
-      <w:proofErr w:type="spellEnd"/>
-      <w:r>
-        <w:rPr>
-          <w:b w:val="0"/>
-        </w:rPr>
-        <w:t xml:space="preserve"> модель комп’ютерного зору. Надалі з цими ознаками працює регресійна модель, яка й тренується. Проте першою необхідною операцією є перетворення одновимірної вхідної залежності на двовимірне зображення. Тому на першому етапі основним завданням було вибрати такі способи 1</w:t>
-      </w:r>
-      <w:r>
-        <w:rPr>
-          <w:b w:val="0"/>
-          <w:lang w:val="en-US"/>
-        </w:rPr>
-        <w:t xml:space="preserve">D-&gt;2D </w:t>
-      </w:r>
-      <w:r>
-        <w:rPr>
-          <w:b w:val="0"/>
-        </w:rPr>
-        <w:t xml:space="preserve">перетворення залежностей </w:t>
-      </w:r>
-      <w:proofErr w:type="spellStart"/>
-      <w:r>
-        <w:rPr>
-          <w:b w:val="0"/>
-        </w:rPr>
-        <w:t>Uph</w:t>
-      </w:r>
-      <w:proofErr w:type="spellEnd"/>
-      <w:r>
-        <w:rPr>
-          <w:b w:val="0"/>
-        </w:rPr>
-        <w:t>(f)</w:t>
-      </w:r>
-      <w:r>
-        <w:rPr>
-          <w:b w:val="0"/>
-        </w:rPr>
-        <w:t xml:space="preserve">, які дозволяють отримати зображення, що максимально відрізняються при різних значеннях </w:t>
-      </w:r>
-      <w:r>
-        <w:rPr>
-          <w:b w:val="0"/>
-          <w:lang w:val="el-GR"/>
-        </w:rPr>
-        <w:t>χ</w:t>
-      </w:r>
-      <w:r>
-        <w:rPr>
-          <w:b w:val="0"/>
-          <w:lang w:val="en-US"/>
-        </w:rPr>
-        <w:t xml:space="preserve">. </w:t>
-      </w:r>
-      <w:r>
-        <w:rPr>
-          <w:b w:val="0"/>
-        </w:rPr>
-        <w:t xml:space="preserve">В результаті пошуків було вибрані наступні способи перетворення: вейвлет перетворення </w:t>
-      </w:r>
-      <w:proofErr w:type="spellStart"/>
-      <w:r>
-        <w:rPr>
-          <w:b w:val="0"/>
-        </w:rPr>
-        <w:t>Морлі</w:t>
-      </w:r>
-      <w:proofErr w:type="spellEnd"/>
-      <w:r>
-        <w:rPr>
-          <w:b w:val="0"/>
-        </w:rPr>
-        <w:t xml:space="preserve">, вейвлет перетворення </w:t>
-      </w:r>
-      <w:proofErr w:type="spellStart"/>
-      <w:r>
-        <w:rPr>
-          <w:b w:val="0"/>
-        </w:rPr>
-        <w:t>Морлі</w:t>
-      </w:r>
-      <w:proofErr w:type="spellEnd"/>
-      <w:r>
-        <w:rPr>
-          <w:b w:val="0"/>
-        </w:rPr>
-        <w:t xml:space="preserve"> з рівномірним розподілом частот, а також </w:t>
-      </w:r>
-      <w:proofErr w:type="spellStart"/>
-      <w:r>
-        <w:rPr>
-          <w:b w:val="0"/>
-          <w:bCs/>
-        </w:rPr>
-        <w:t>Gramian</w:t>
-      </w:r>
-      <w:proofErr w:type="spellEnd"/>
-      <w:r>
-        <w:rPr>
-          <w:b w:val="0"/>
-          <w:bCs/>
-        </w:rPr>
-        <w:t xml:space="preserve"> </w:t>
-      </w:r>
-      <w:proofErr w:type="spellStart"/>
-      <w:r>
-        <w:rPr>
-          <w:b w:val="0"/>
-          <w:bCs/>
-        </w:rPr>
-        <w:t>Angular</w:t>
-      </w:r>
-      <w:proofErr w:type="spellEnd"/>
-      <w:r>
-        <w:rPr>
-          <w:b w:val="0"/>
-          <w:bCs/>
-        </w:rPr>
-        <w:t xml:space="preserve"> </w:t>
-      </w:r>
-      <w:proofErr w:type="spellStart"/>
-      <w:r>
-        <w:rPr>
-          <w:b w:val="0"/>
-          <w:bCs/>
-        </w:rPr>
-        <w:t>Field</w:t>
-      </w:r>
-      <w:proofErr w:type="spellEnd"/>
-      <w:r>
-        <w:rPr>
-          <w:b w:val="0"/>
-          <w:bCs/>
-        </w:rPr>
-        <w:t xml:space="preserve"> (</w:t>
-      </w:r>
-      <w:r>
-        <w:rPr>
-          <w:b w:val="0"/>
-          <w:bCs/>
-          <w:lang w:val="en-US"/>
-        </w:rPr>
-        <w:t>GAF</w:t>
-      </w:r>
-      <w:r>
-        <w:rPr>
-          <w:b w:val="0"/>
-          <w:bCs/>
-        </w:rPr>
-        <w:t>)</w:t>
-      </w:r>
-      <w:r>
-        <w:rPr>
-          <w:b w:val="0"/>
-          <w:bCs/>
-        </w:rPr>
-        <w:t>. Приклади отриманих зображень представлені на рис.2</w:t>
-      </w:r>
-      <w:r>
-        <w:rPr>
-          <w:b w:val="0"/>
-          <w:bCs/>
-        </w:rPr>
-        <w:t>.</w:t>
-      </w:r>
-    </w:p>
-    <w:p>
-      <w:pPr>
-        <w:spacing w:line="312" w:lineRule="auto"/>
-        <w:ind w:firstLine="567"/>
-        <w:jc w:val="both"/>
-        <w:rPr>
-          <w:b w:val="0"/>
-        </w:rPr>
-      </w:pPr>
+          <w:bCs/>
+        </w:rPr>
+        <w:t xml:space="preserve"> ФА відгуку незалежно від того, який тип мережі застосовувався далі. </w:t>
+      </w:r>
     </w:p>
     <w:tbl>
       <w:tblPr>
@@ -3408,124 +2078,21 @@
               <w:spacing w:line="312" w:lineRule="auto"/>
               <w:jc w:val="center"/>
               <w:rPr>
-                <w:b w:val="0"/>
+                <w:b/>
+                <w:bCs/>
               </w:rPr>
             </w:pPr>
             <w:r>
               <w:rPr>
-                <w:b w:val="0"/>
-                <w:noProof/>
-              </w:rPr>
-              <w:pict w14:anchorId="5A4A6CD5">
-                <v:shapetype id="_x0000_t202" coordsize="21600,21600" o:spt="202" path="m,l,21600r21600,l21600,xe">
-                  <v:stroke joinstyle="miter"/>
-                  <v:path gradientshapeok="t" o:connecttype="rect"/>
-                </v:shapetype>
-                <v:shape id="_x0000_s1093" type="#_x0000_t202" style="position:absolute;left:0;text-align:left;margin-left:454.2pt;margin-top:4.1pt;width:14.9pt;height:18.75pt;z-index:251671552;mso-position-horizontal-relative:text;mso-position-vertical-relative:text">
-                  <v:textbox inset="0,0,0,0">
-                    <w:txbxContent>
-                      <w:p>
-                        <w:pPr>
-                          <w:rPr>
-                            <w:b w:val="0"/>
-                            <w:bCs/>
-                          </w:rPr>
-                        </w:pPr>
-                        <w:r>
-                          <w:rPr>
-                            <w:b w:val="0"/>
-                            <w:bCs/>
-                          </w:rPr>
-                          <w:t>в</w:t>
-                        </w:r>
-                        <w:r>
-                          <w:rPr>
-                            <w:b w:val="0"/>
-                            <w:bCs/>
-                          </w:rPr>
-                          <w:t>)</w:t>
-                        </w:r>
-                      </w:p>
-                    </w:txbxContent>
-                  </v:textbox>
-                </v:shape>
-              </w:pict>
-            </w:r>
-            <w:r>
-              <w:rPr>
-                <w:b w:val="0"/>
-                <w:noProof/>
-              </w:rPr>
-              <w:pict w14:anchorId="5A4A6CD5">
-                <v:shape id="_x0000_s1092" type="#_x0000_t202" style="position:absolute;left:0;text-align:left;margin-left:295.95pt;margin-top:4.1pt;width:14.9pt;height:18.75pt;z-index:251670528;mso-position-horizontal-relative:text;mso-position-vertical-relative:text">
-                  <v:textbox inset="0,0,0,0">
-                    <w:txbxContent>
-                      <w:p>
-                        <w:pPr>
-                          <w:rPr>
-                            <w:b w:val="0"/>
-                            <w:bCs/>
-                          </w:rPr>
-                        </w:pPr>
-                        <w:r>
-                          <w:rPr>
-                            <w:b w:val="0"/>
-                            <w:bCs/>
-                          </w:rPr>
-                          <w:t>б</w:t>
-                        </w:r>
-                        <w:r>
-                          <w:rPr>
-                            <w:b w:val="0"/>
-                            <w:bCs/>
-                          </w:rPr>
-                          <w:t>)</w:t>
-                        </w:r>
-                      </w:p>
-                    </w:txbxContent>
-                  </v:textbox>
-                </v:shape>
-              </w:pict>
-            </w:r>
-            <w:r>
-              <w:rPr>
-                <w:b w:val="0"/>
-                <w:noProof/>
-              </w:rPr>
-              <w:pict w14:anchorId="5A4A6CD5">
-                <v:shape id="_x0000_s1091" type="#_x0000_t202" style="position:absolute;left:0;text-align:left;margin-left:142.95pt;margin-top:2.75pt;width:14.9pt;height:18.75pt;z-index:251669504;mso-position-horizontal-relative:text;mso-position-vertical-relative:text">
-                  <v:textbox inset="0,0,0,0">
-                    <w:txbxContent>
-                      <w:p>
-                        <w:pPr>
-                          <w:rPr>
-                            <w:b w:val="0"/>
-                            <w:bCs/>
-                          </w:rPr>
-                        </w:pPr>
-                        <w:r>
-                          <w:rPr>
-                            <w:b w:val="0"/>
-                            <w:bCs/>
-                          </w:rPr>
-                          <w:t>а)</w:t>
-                        </w:r>
-                      </w:p>
-                    </w:txbxContent>
-                  </v:textbox>
-                </v:shape>
-              </w:pict>
-            </w:r>
-            <w:r>
-              <w:rPr>
-                <w:b w:val="0"/>
+                <w:b/>
+                <w:bCs/>
                 <w:noProof/>
               </w:rPr>
               <w:drawing>
-                <wp:inline distT="0" distB="0" distL="0" distR="0" wp14:anchorId="1CE891FE" wp14:editId="0F37F8DA">
-                  <wp:extent cx="1931707" cy="1440000"/>
+                <wp:inline distT="0" distB="0" distL="0" distR="0" wp14:anchorId="02A78CA4" wp14:editId="38ED4169">
+                  <wp:extent cx="2880000" cy="2035754"/>
                   <wp:effectExtent l="0" t="0" r="0" b="0"/>
-                  <wp:docPr id="1886357534" name="Рисунок 1"/>
+                  <wp:docPr id="1443616320" name="Рисунок 1"/>
                   <wp:cNvGraphicFramePr>
                     <a:graphicFrameLocks xmlns:a="http://schemas.openxmlformats.org/drawingml/2006/main" noChangeAspect="1"/>
                   </wp:cNvGraphicFramePr>
@@ -3533,7 +2100,7 @@
                     <a:graphicData uri="http://schemas.openxmlformats.org/drawingml/2006/picture">
                       <pic:pic xmlns:pic="http://schemas.openxmlformats.org/drawingml/2006/picture">
                         <pic:nvPicPr>
-                          <pic:cNvPr id="1886357534" name="Рисунок 1886357534"/>
+                          <pic:cNvPr id="1443616320" name="Рисунок 1443616320"/>
                           <pic:cNvPicPr/>
                         </pic:nvPicPr>
                         <pic:blipFill>
@@ -3551,7 +2118,7 @@
                         <pic:spPr>
                           <a:xfrm>
                             <a:off x="0" y="0"/>
-                            <a:ext cx="1931707" cy="1440000"/>
+                            <a:ext cx="2880000" cy="2035754"/>
                           </a:xfrm>
                           <a:prstGeom prst="rect">
                             <a:avLst/>
@@ -3565,21 +2132,15 @@
             </w:r>
             <w:r>
               <w:rPr>
-                <w:b w:val="0"/>
-                <w:noProof/>
-              </w:rPr>
-              <w:t xml:space="preserve"> </w:t>
-            </w:r>
-            <w:r>
-              <w:rPr>
-                <w:b w:val="0"/>
+                <w:b/>
+                <w:bCs/>
                 <w:noProof/>
               </w:rPr>
               <w:drawing>
-                <wp:inline distT="0" distB="0" distL="0" distR="0" wp14:anchorId="03BBAB78" wp14:editId="0E84943F">
-                  <wp:extent cx="1931707" cy="1440000"/>
+                <wp:inline distT="0" distB="0" distL="0" distR="0" wp14:anchorId="2F5A5777" wp14:editId="3A8EB50A">
+                  <wp:extent cx="2880000" cy="2035754"/>
                   <wp:effectExtent l="0" t="0" r="0" b="0"/>
-                  <wp:docPr id="1724361903" name="Рисунок 2"/>
+                  <wp:docPr id="1217959294" name="Рисунок 2"/>
                   <wp:cNvGraphicFramePr>
                     <a:graphicFrameLocks xmlns:a="http://schemas.openxmlformats.org/drawingml/2006/main" noChangeAspect="1"/>
                   </wp:cNvGraphicFramePr>
@@ -3587,7 +2148,7 @@
                     <a:graphicData uri="http://schemas.openxmlformats.org/drawingml/2006/picture">
                       <pic:pic xmlns:pic="http://schemas.openxmlformats.org/drawingml/2006/picture">
                         <pic:nvPicPr>
-                          <pic:cNvPr id="1724361903" name="Рисунок 1724361903"/>
+                          <pic:cNvPr id="1217959294" name="Рисунок 1217959294"/>
                           <pic:cNvPicPr/>
                         </pic:nvPicPr>
                         <pic:blipFill>
@@ -3605,61 +2166,7 @@
                         <pic:spPr>
                           <a:xfrm>
                             <a:off x="0" y="0"/>
-                            <a:ext cx="1931707" cy="1440000"/>
-                          </a:xfrm>
-                          <a:prstGeom prst="rect">
-                            <a:avLst/>
-                          </a:prstGeom>
-                        </pic:spPr>
-                      </pic:pic>
-                    </a:graphicData>
-                  </a:graphic>
-                </wp:inline>
-              </w:drawing>
-            </w:r>
-            <w:r>
-              <w:rPr>
-                <w:b w:val="0"/>
-                <w:noProof/>
-              </w:rPr>
-              <w:t xml:space="preserve"> </w:t>
-            </w:r>
-            <w:r>
-              <w:rPr>
-                <w:b w:val="0"/>
-                <w:noProof/>
-              </w:rPr>
-              <w:drawing>
-                <wp:inline distT="0" distB="0" distL="0" distR="0" wp14:anchorId="73D46BBE" wp14:editId="47EDF2B3">
-                  <wp:extent cx="1931707" cy="1440000"/>
-                  <wp:effectExtent l="0" t="0" r="0" b="0"/>
-                  <wp:docPr id="1463972216" name="Рисунок 3"/>
-                  <wp:cNvGraphicFramePr>
-                    <a:graphicFrameLocks xmlns:a="http://schemas.openxmlformats.org/drawingml/2006/main" noChangeAspect="1"/>
-                  </wp:cNvGraphicFramePr>
-                  <a:graphic xmlns:a="http://schemas.openxmlformats.org/drawingml/2006/main">
-                    <a:graphicData uri="http://schemas.openxmlformats.org/drawingml/2006/picture">
-                      <pic:pic xmlns:pic="http://schemas.openxmlformats.org/drawingml/2006/picture">
-                        <pic:nvPicPr>
-                          <pic:cNvPr id="1463972216" name="Рисунок 1463972216"/>
-                          <pic:cNvPicPr/>
-                        </pic:nvPicPr>
-                        <pic:blipFill>
-                          <a:blip r:embed="rId11" cstate="print">
-                            <a:extLst>
-                              <a:ext uri="{28A0092B-C50C-407E-A947-70E740481C1C}">
-                                <a14:useLocalDpi xmlns:a14="http://schemas.microsoft.com/office/drawing/2010/main" val="0"/>
-                              </a:ext>
-                            </a:extLst>
-                          </a:blip>
-                          <a:stretch>
-                            <a:fillRect/>
-                          </a:stretch>
-                        </pic:blipFill>
-                        <pic:spPr>
-                          <a:xfrm>
-                            <a:off x="0" y="0"/>
-                            <a:ext cx="1931707" cy="1440000"/>
+                            <a:ext cx="2880000" cy="2035754"/>
                           </a:xfrm>
                           <a:prstGeom prst="rect">
                             <a:avLst/>
@@ -3682,129 +2189,556 @@
           <w:p>
             <w:pPr>
               <w:spacing w:line="312" w:lineRule="auto"/>
+              <w:jc w:val="both"/>
+              <w:rPr>
+                <w:b/>
+                <w:bCs/>
+              </w:rPr>
+            </w:pPr>
+            <w:r>
+              <w:rPr>
+                <w:bCs/>
+              </w:rPr>
+              <w:t xml:space="preserve">Рис.1. </w:t>
+            </w:r>
+            <w:r>
+              <w:rPr>
+                <w:bCs/>
+              </w:rPr>
+              <w:t>П</w:t>
+            </w:r>
+            <w:r>
+              <w:rPr>
+                <w:bCs/>
+              </w:rPr>
+              <w:t>риклади а</w:t>
+            </w:r>
+            <w:r>
+              <w:t>мплітудо-частотн</w:t>
+            </w:r>
+            <w:r>
+              <w:t>их</w:t>
+            </w:r>
+            <w:r>
+              <w:t xml:space="preserve"> характеристик ФА відгуку </w:t>
+            </w:r>
+            <w:r>
+              <w:t xml:space="preserve">до (а) та після (б) попередньої обробки. 1, 2 – модельовані залежності, 3 – експериментальна крива. </w:t>
+            </w:r>
+            <w:r>
+              <w:rPr>
+                <w:lang w:val="en-US"/>
+              </w:rPr>
+              <w:t>p</w:t>
+            </w:r>
+            <w:r>
+              <w:t>, %:</w:t>
+            </w:r>
+            <w:r>
+              <w:rPr>
+                <w:lang w:val="en-US"/>
+              </w:rPr>
+              <w:t xml:space="preserve"> 60 (1, 2), 63 (3); d</w:t>
+            </w:r>
+            <w:r>
+              <w:t xml:space="preserve">, мкм: 20 (1, 2), 19,7 (3); </w:t>
+            </w:r>
+            <w:r>
+              <w:rPr>
+                <w:lang w:val="el-GR"/>
+              </w:rPr>
+              <w:t>χ</w:t>
+            </w:r>
+            <w:r>
+              <w:t>, Вт/</w:t>
+            </w:r>
+            <w:proofErr w:type="spellStart"/>
+            <w:r>
+              <w:t>мК</w:t>
+            </w:r>
+            <w:proofErr w:type="spellEnd"/>
+            <w:r>
+              <w:t>: 0,1 (1), 5 (2)</w:t>
+            </w:r>
+            <w:r>
+              <w:t>.</w:t>
+            </w:r>
+          </w:p>
+        </w:tc>
+      </w:tr>
+    </w:tbl>
+    <w:p>
+      <w:pPr>
+        <w:spacing w:line="312" w:lineRule="auto"/>
+        <w:ind w:firstLine="567"/>
+        <w:jc w:val="both"/>
+        <w:rPr>
+          <w:bCs/>
+        </w:rPr>
+      </w:pPr>
+    </w:p>
+    <w:p>
+      <w:pPr>
+        <w:spacing w:line="312" w:lineRule="auto"/>
+        <w:ind w:firstLine="567"/>
+        <w:jc w:val="both"/>
+        <w:rPr>
+          <w:b/>
+        </w:rPr>
+      </w:pPr>
+      <w:r>
+        <w:rPr>
+          <w:b/>
+        </w:rPr>
+        <w:t>1</w:t>
+      </w:r>
+      <w:r>
+        <w:rPr>
+          <w:b/>
+          <w:lang w:val="en-US"/>
+        </w:rPr>
+        <w:t xml:space="preserve">D </w:t>
+      </w:r>
+      <w:proofErr w:type="spellStart"/>
+      <w:r>
+        <w:rPr>
+          <w:b/>
+        </w:rPr>
+        <w:t>згорткова</w:t>
+      </w:r>
+      <w:proofErr w:type="spellEnd"/>
+      <w:r>
+        <w:rPr>
+          <w:b/>
+        </w:rPr>
+        <w:t xml:space="preserve"> нейронна мережа.</w:t>
+      </w:r>
+      <w:r>
+        <w:rPr>
+          <w:b/>
+        </w:rPr>
+        <w:t xml:space="preserve"> </w:t>
+      </w:r>
+    </w:p>
+    <w:p>
+      <w:pPr>
+        <w:spacing w:line="312" w:lineRule="auto"/>
+        <w:ind w:firstLine="567"/>
+        <w:jc w:val="both"/>
+        <w:rPr>
+          <w:bCs/>
+        </w:rPr>
+      </w:pPr>
+      <w:r>
+        <w:rPr>
+          <w:b/>
+        </w:rPr>
+        <w:t xml:space="preserve">Архітектура. </w:t>
+      </w:r>
+      <w:r>
+        <w:rPr>
+          <w:bCs/>
+        </w:rPr>
+        <w:t xml:space="preserve">Загальна схема мережі першого типу представлена на рис.3. Як можна бачити, в цьому випадку </w:t>
+      </w:r>
+      <w:r>
+        <w:rPr>
+          <w:bCs/>
+        </w:rPr>
+        <w:t xml:space="preserve">використовується </w:t>
+      </w:r>
+      <w:r>
+        <w:rPr>
+          <w:bCs/>
+        </w:rPr>
+        <w:t>комбінован</w:t>
+      </w:r>
+      <w:r>
+        <w:rPr>
+          <w:bCs/>
+        </w:rPr>
+        <w:t>а</w:t>
+      </w:r>
+      <w:r>
+        <w:rPr>
+          <w:bCs/>
+        </w:rPr>
+        <w:t xml:space="preserve"> архітектур</w:t>
+      </w:r>
+      <w:r>
+        <w:rPr>
+          <w:bCs/>
+        </w:rPr>
+        <w:t>а</w:t>
+      </w:r>
+      <w:r>
+        <w:rPr>
+          <w:bCs/>
+        </w:rPr>
+        <w:t xml:space="preserve"> мережі, </w:t>
+      </w:r>
+      <w:r>
+        <w:rPr>
+          <w:bCs/>
+        </w:rPr>
+        <w:t xml:space="preserve">яка вирішує </w:t>
+      </w:r>
+      <w:r>
+        <w:rPr>
+          <w:bCs/>
+        </w:rPr>
+        <w:t>регресійн</w:t>
+      </w:r>
+      <w:r>
+        <w:rPr>
+          <w:bCs/>
+        </w:rPr>
+        <w:t>е</w:t>
+      </w:r>
+      <w:r>
+        <w:rPr>
+          <w:bCs/>
+        </w:rPr>
+        <w:t xml:space="preserve"> завдання</w:t>
+      </w:r>
+      <w:r>
+        <w:rPr>
+          <w:bCs/>
+        </w:rPr>
+        <w:t xml:space="preserve"> та </w:t>
+      </w:r>
+      <w:r>
+        <w:rPr>
+          <w:bCs/>
+        </w:rPr>
+        <w:t>приймає два типи вхідних даних одночасно: часову послідовність (</w:t>
+      </w:r>
+      <w:r>
+        <w:rPr>
+          <w:bCs/>
+        </w:rPr>
+        <w:t xml:space="preserve">ФА </w:t>
+      </w:r>
+      <w:r>
+        <w:rPr>
+          <w:bCs/>
+        </w:rPr>
+        <w:t>сигнал) та додаткові числові дескриптори</w:t>
+      </w:r>
+      <w:r>
+        <w:rPr>
+          <w:bCs/>
+        </w:rPr>
+        <w:t xml:space="preserve"> (р та </w:t>
+      </w:r>
+      <w:r>
+        <w:rPr>
+          <w:bCs/>
+          <w:lang w:val="en-US"/>
+        </w:rPr>
+        <w:t>d</w:t>
+      </w:r>
+      <w:r>
+        <w:rPr>
+          <w:bCs/>
+        </w:rPr>
+        <w:t>)</w:t>
+      </w:r>
+      <w:r>
+        <w:rPr>
+          <w:bCs/>
+        </w:rPr>
+        <w:t>.</w:t>
+      </w:r>
+      <w:r>
+        <w:rPr>
+          <w:bCs/>
+        </w:rPr>
+        <w:t xml:space="preserve"> Одномірний сигнал </w:t>
+      </w:r>
+      <w:r>
+        <w:rPr>
+          <w:bCs/>
+        </w:rPr>
+        <w:t xml:space="preserve">спочатку проходить крізь два </w:t>
+      </w:r>
+      <w:proofErr w:type="spellStart"/>
+      <w:r>
+        <w:rPr>
+          <w:bCs/>
+        </w:rPr>
+        <w:t>згорткових</w:t>
+      </w:r>
+      <w:proofErr w:type="spellEnd"/>
+      <w:r>
+        <w:rPr>
+          <w:bCs/>
+        </w:rPr>
+        <w:t xml:space="preserve"> шари (Conv1D): перший з 8 фільтрами та ядром 3, другий з 16 фільтрами та ядром 3. Ці шари витягують локальні ознаки з послідовності. Використовується </w:t>
+      </w:r>
+      <w:r>
+        <w:rPr>
+          <w:bCs/>
+        </w:rPr>
+        <w:lastRenderedPageBreak/>
+        <w:t>заповнення '</w:t>
+      </w:r>
+      <w:proofErr w:type="spellStart"/>
+      <w:r>
+        <w:rPr>
+          <w:bCs/>
+        </w:rPr>
+        <w:t>same</w:t>
+      </w:r>
+      <w:proofErr w:type="spellEnd"/>
+      <w:r>
+        <w:rPr>
+          <w:bCs/>
+        </w:rPr>
+        <w:t>', щоб зберегти довжину послідовності.</w:t>
+      </w:r>
+      <w:r>
+        <w:rPr>
+          <w:bCs/>
+        </w:rPr>
+        <w:t xml:space="preserve"> </w:t>
+      </w:r>
+      <w:r>
+        <w:rPr>
+          <w:bCs/>
+        </w:rPr>
+        <w:t xml:space="preserve">Шари Conv1D </w:t>
+      </w:r>
+      <w:r>
+        <w:rPr>
+          <w:bCs/>
+        </w:rPr>
+        <w:t xml:space="preserve">можуть </w:t>
+      </w:r>
+      <w:r>
+        <w:rPr>
+          <w:bCs/>
+        </w:rPr>
+        <w:t>використову</w:t>
+      </w:r>
+      <w:r>
+        <w:rPr>
+          <w:bCs/>
+        </w:rPr>
+        <w:t xml:space="preserve">вати </w:t>
+      </w:r>
+      <w:proofErr w:type="spellStart"/>
+      <w:r>
+        <w:rPr>
+          <w:bCs/>
+        </w:rPr>
+        <w:t>регуляризацію</w:t>
+      </w:r>
+      <w:proofErr w:type="spellEnd"/>
+      <w:r>
+        <w:rPr>
+          <w:bCs/>
+        </w:rPr>
+        <w:t xml:space="preserve"> ваг</w:t>
+      </w:r>
+      <w:r>
+        <w:rPr>
+          <w:bCs/>
+        </w:rPr>
+        <w:t xml:space="preserve">. </w:t>
+      </w:r>
+      <w:r>
+        <w:rPr>
+          <w:bCs/>
+        </w:rPr>
+        <w:t xml:space="preserve">Після кожного Conv1D шару, </w:t>
+      </w:r>
+      <w:proofErr w:type="spellStart"/>
+      <w:r>
+        <w:rPr>
+          <w:bCs/>
+        </w:rPr>
+        <w:t>опційно</w:t>
+      </w:r>
+      <w:proofErr w:type="spellEnd"/>
+      <w:r>
+        <w:rPr>
+          <w:bCs/>
+        </w:rPr>
+        <w:t xml:space="preserve"> </w:t>
+      </w:r>
+      <w:r>
+        <w:rPr>
+          <w:bCs/>
+        </w:rPr>
+        <w:t xml:space="preserve">застосовується нормалізація </w:t>
+      </w:r>
+      <w:proofErr w:type="spellStart"/>
+      <w:r>
+        <w:rPr>
+          <w:bCs/>
+        </w:rPr>
+        <w:t>батчів</w:t>
+      </w:r>
+      <w:proofErr w:type="spellEnd"/>
+      <w:r>
+        <w:rPr>
+          <w:bCs/>
+        </w:rPr>
+        <w:t xml:space="preserve"> (</w:t>
+      </w:r>
+      <w:proofErr w:type="spellStart"/>
+      <w:r>
+        <w:rPr>
+          <w:bCs/>
+        </w:rPr>
+        <w:t>BatchNormalization</w:t>
+      </w:r>
+      <w:proofErr w:type="spellEnd"/>
+      <w:r>
+        <w:rPr>
+          <w:bCs/>
+        </w:rPr>
+        <w:t xml:space="preserve">), яка допомагає пришвидшити навчання. Наприкінці гілки сигналу застосовується </w:t>
+      </w:r>
+      <w:r>
+        <w:rPr>
+          <w:bCs/>
+        </w:rPr>
+        <w:t xml:space="preserve">шар </w:t>
+      </w:r>
+      <w:proofErr w:type="spellStart"/>
+      <w:r>
+        <w:rPr>
+          <w:bCs/>
+        </w:rPr>
+        <w:t>Global</w:t>
+      </w:r>
+      <w:proofErr w:type="spellEnd"/>
+      <w:r>
+        <w:rPr>
+          <w:bCs/>
+        </w:rPr>
+        <w:t xml:space="preserve"> </w:t>
+      </w:r>
+      <w:proofErr w:type="spellStart"/>
+      <w:r>
+        <w:rPr>
+          <w:bCs/>
+        </w:rPr>
+        <w:t>Average</w:t>
+      </w:r>
+      <w:proofErr w:type="spellEnd"/>
+      <w:r>
+        <w:rPr>
+          <w:bCs/>
+        </w:rPr>
+        <w:t xml:space="preserve"> </w:t>
+      </w:r>
+      <w:proofErr w:type="spellStart"/>
+      <w:r>
+        <w:rPr>
+          <w:bCs/>
+        </w:rPr>
+        <w:t>Pooling</w:t>
+      </w:r>
+      <w:proofErr w:type="spellEnd"/>
+      <w:r>
+        <w:rPr>
+          <w:bCs/>
+        </w:rPr>
+        <w:t xml:space="preserve"> 1D</w:t>
+      </w:r>
+      <w:r>
+        <w:rPr>
+          <w:bCs/>
+        </w:rPr>
+        <w:t xml:space="preserve">, який </w:t>
+      </w:r>
+      <w:r>
+        <w:rPr>
+          <w:bCs/>
+        </w:rPr>
+        <w:t xml:space="preserve">перетворює вихід попереднього </w:t>
+      </w:r>
+      <w:proofErr w:type="spellStart"/>
+      <w:r>
+        <w:rPr>
+          <w:bCs/>
+        </w:rPr>
+        <w:t>згорткового</w:t>
+      </w:r>
+      <w:proofErr w:type="spellEnd"/>
+      <w:r>
+        <w:rPr>
+          <w:bCs/>
+        </w:rPr>
+        <w:t xml:space="preserve"> шару  на єдиний вектор </w:t>
+      </w:r>
+      <w:r>
+        <w:rPr>
+          <w:bCs/>
+        </w:rPr>
+        <w:t xml:space="preserve">ознак </w:t>
+      </w:r>
+      <w:r>
+        <w:rPr>
+          <w:bCs/>
+        </w:rPr>
+        <w:t>(16 значень, відповідно до кількості фільтрів останнього Conv1D), усереднюючи значення по всій довжині послідовності.</w:t>
+      </w:r>
+    </w:p>
+    <w:p>
+      <w:pPr>
+        <w:spacing w:line="312" w:lineRule="auto"/>
+        <w:ind w:firstLine="567"/>
+        <w:jc w:val="both"/>
+        <w:rPr>
+          <w:bCs/>
+        </w:rPr>
+      </w:pPr>
+    </w:p>
+    <w:tbl>
+      <w:tblPr>
+        <w:tblStyle w:val="ad"/>
+        <w:tblW w:w="0" w:type="auto"/>
+        <w:tblBorders>
+          <w:top w:val="none" w:sz="0" w:space="0" w:color="auto"/>
+          <w:left w:val="none" w:sz="0" w:space="0" w:color="auto"/>
+          <w:bottom w:val="none" w:sz="0" w:space="0" w:color="auto"/>
+          <w:right w:val="none" w:sz="0" w:space="0" w:color="auto"/>
+          <w:insideH w:val="none" w:sz="0" w:space="0" w:color="auto"/>
+          <w:insideV w:val="none" w:sz="0" w:space="0" w:color="auto"/>
+        </w:tblBorders>
+        <w:tblLook w:val="04A0" w:firstRow="1" w:lastRow="0" w:firstColumn="1" w:lastColumn="0" w:noHBand="0" w:noVBand="1"/>
+      </w:tblPr>
+      <w:tblGrid>
+        <w:gridCol w:w="9853"/>
+      </w:tblGrid>
+      <w:tr>
+        <w:tc>
+          <w:tcPr>
+            <w:tcW w:w="9853" w:type="dxa"/>
+          </w:tcPr>
+          <w:p>
+            <w:pPr>
+              <w:spacing w:line="312" w:lineRule="auto"/>
               <w:jc w:val="center"/>
               <w:rPr>
-                <w:b w:val="0"/>
+                <w:b/>
+                <w:bCs/>
               </w:rPr>
             </w:pPr>
             <w:r>
               <w:rPr>
-                <w:b w:val="0"/>
-                <w:noProof/>
-              </w:rPr>
-              <w:pict w14:anchorId="5A4A6CD5">
-                <v:shape id="_x0000_s1096" type="#_x0000_t202" style="position:absolute;left:0;text-align:left;margin-left:450.45pt;margin-top:3.7pt;width:14.9pt;height:18.75pt;z-index:251674624;mso-position-horizontal-relative:text;mso-position-vertical-relative:text">
-                  <v:textbox inset="0,0,0,0">
-                    <w:txbxContent>
-                      <w:p>
-                        <w:pPr>
-                          <w:rPr>
-                            <w:b w:val="0"/>
-                            <w:bCs/>
-                          </w:rPr>
-                        </w:pPr>
-                        <w:r>
-                          <w:rPr>
-                            <w:b w:val="0"/>
-                            <w:bCs/>
-                          </w:rPr>
-                          <w:t>е</w:t>
-                        </w:r>
-                        <w:r>
-                          <w:rPr>
-                            <w:b w:val="0"/>
-                            <w:bCs/>
-                          </w:rPr>
-                          <w:t>)</w:t>
-                        </w:r>
-                      </w:p>
-                    </w:txbxContent>
-                  </v:textbox>
-                </v:shape>
-              </w:pict>
-            </w:r>
-            <w:r>
-              <w:rPr>
-                <w:b w:val="0"/>
-                <w:noProof/>
-              </w:rPr>
-              <w:pict w14:anchorId="5A4A6CD5">
-                <v:shape id="_x0000_s1095" type="#_x0000_t202" style="position:absolute;left:0;text-align:left;margin-left:296.7pt;margin-top:3.7pt;width:14.9pt;height:18.75pt;z-index:251673600;mso-position-horizontal-relative:text;mso-position-vertical-relative:text">
-                  <v:textbox inset="0,0,0,0">
-                    <w:txbxContent>
-                      <w:p>
-                        <w:pPr>
-                          <w:rPr>
-                            <w:b w:val="0"/>
-                            <w:bCs/>
-                          </w:rPr>
-                        </w:pPr>
-                        <w:r>
-                          <w:rPr>
-                            <w:b w:val="0"/>
-                            <w:bCs/>
-                          </w:rPr>
-                          <w:t>д</w:t>
-                        </w:r>
-                        <w:r>
-                          <w:rPr>
-                            <w:b w:val="0"/>
-                            <w:bCs/>
-                          </w:rPr>
-                          <w:t>)</w:t>
-                        </w:r>
-                      </w:p>
-                    </w:txbxContent>
-                  </v:textbox>
-                </v:shape>
-              </w:pict>
-            </w:r>
-            <w:r>
-              <w:rPr>
-                <w:b w:val="0"/>
-                <w:noProof/>
-              </w:rPr>
-              <w:pict w14:anchorId="5A4A6CD5">
-                <v:shape id="_x0000_s1094" type="#_x0000_t202" style="position:absolute;left:0;text-align:left;margin-left:140.7pt;margin-top:3.7pt;width:14.9pt;height:18.75pt;z-index:251672576;mso-position-horizontal-relative:text;mso-position-vertical-relative:text">
-                  <v:textbox inset="0,0,0,0">
-                    <w:txbxContent>
-                      <w:p>
-                        <w:pPr>
-                          <w:rPr>
-                            <w:b w:val="0"/>
-                            <w:bCs/>
-                          </w:rPr>
-                        </w:pPr>
-                        <w:r>
-                          <w:rPr>
-                            <w:b w:val="0"/>
-                            <w:bCs/>
-                          </w:rPr>
-                          <w:t>г</w:t>
-                        </w:r>
-                        <w:r>
-                          <w:rPr>
-                            <w:b w:val="0"/>
-                            <w:bCs/>
-                          </w:rPr>
-                          <w:t>)</w:t>
-                        </w:r>
-                      </w:p>
-                    </w:txbxContent>
-                  </v:textbox>
-                </v:shape>
-              </w:pict>
-            </w:r>
-            <w:r>
-              <w:rPr>
-                <w:b w:val="0"/>
-                <w:noProof/>
+                <w:b/>
+                <w:bCs/>
               </w:rPr>
               <w:drawing>
-                <wp:inline distT="0" distB="0" distL="0" distR="0" wp14:anchorId="159E0B90" wp14:editId="1D5E5BA1">
-                  <wp:extent cx="1931707" cy="1440000"/>
+                <wp:inline distT="0" distB="0" distL="0" distR="0" wp14:anchorId="1DC8EF25" wp14:editId="15D8CFA5">
+                  <wp:extent cx="5954515" cy="3619500"/>
                   <wp:effectExtent l="0" t="0" r="0" b="0"/>
-                  <wp:docPr id="300641555" name="Рисунок 4"/>
+                  <wp:docPr id="2070352857" name="Рисунок 1"/>
                   <wp:cNvGraphicFramePr>
                     <a:graphicFrameLocks xmlns:a="http://schemas.openxmlformats.org/drawingml/2006/main" noChangeAspect="1"/>
                   </wp:cNvGraphicFramePr>
@@ -3812,17 +2746,623 @@
                     <a:graphicData uri="http://schemas.openxmlformats.org/drawingml/2006/picture">
                       <pic:pic xmlns:pic="http://schemas.openxmlformats.org/drawingml/2006/picture">
                         <pic:nvPicPr>
-                          <pic:cNvPr id="300641555" name="Рисунок 300641555"/>
+                          <pic:cNvPr id="2070352857" name=""/>
+                          <pic:cNvPicPr/>
+                        </pic:nvPicPr>
+                        <pic:blipFill rotWithShape="1">
+                          <a:blip r:embed="rId11"/>
+                          <a:srcRect t="8839" r="18128"/>
+                          <a:stretch>
+                            <a:fillRect/>
+                          </a:stretch>
+                        </pic:blipFill>
+                        <pic:spPr bwMode="auto">
+                          <a:xfrm>
+                            <a:off x="0" y="0"/>
+                            <a:ext cx="5961672" cy="3623851"/>
+                          </a:xfrm>
+                          <a:prstGeom prst="rect">
+                            <a:avLst/>
+                          </a:prstGeom>
+                          <a:ln>
+                            <a:noFill/>
+                          </a:ln>
+                          <a:extLst>
+                            <a:ext uri="{53640926-AAD7-44D8-BBD7-CCE9431645EC}">
+                              <a14:shadowObscured xmlns:a14="http://schemas.microsoft.com/office/drawing/2010/main"/>
+                            </a:ext>
+                          </a:extLst>
+                        </pic:spPr>
+                      </pic:pic>
+                    </a:graphicData>
+                  </a:graphic>
+                </wp:inline>
+              </w:drawing>
+            </w:r>
+          </w:p>
+        </w:tc>
+      </w:tr>
+      <w:tr>
+        <w:tc>
+          <w:tcPr>
+            <w:tcW w:w="9853" w:type="dxa"/>
+          </w:tcPr>
+          <w:p>
+            <w:pPr>
+              <w:spacing w:line="312" w:lineRule="auto"/>
+              <w:jc w:val="both"/>
+              <w:rPr>
+                <w:b/>
+                <w:bCs/>
+              </w:rPr>
+            </w:pPr>
+            <w:r>
+              <w:rPr>
+                <w:bCs/>
+              </w:rPr>
+              <w:t>Рис.</w:t>
+            </w:r>
+            <w:r>
+              <w:rPr>
+                <w:bCs/>
+              </w:rPr>
+              <w:t>3</w:t>
+            </w:r>
+            <w:r>
+              <w:rPr>
+                <w:bCs/>
+              </w:rPr>
+              <w:t xml:space="preserve">. </w:t>
+            </w:r>
+            <w:r>
+              <w:rPr>
+                <w:bCs/>
+              </w:rPr>
+              <w:t xml:space="preserve">Архітектура </w:t>
+            </w:r>
+            <w:proofErr w:type="spellStart"/>
+            <w:r>
+              <w:rPr>
+                <w:bCs/>
+              </w:rPr>
+              <w:t>згорткової</w:t>
+            </w:r>
+            <w:proofErr w:type="spellEnd"/>
+            <w:r>
+              <w:rPr>
+                <w:bCs/>
+              </w:rPr>
+              <w:t xml:space="preserve"> нейронної мережі для аналізу одномірної залежності</w:t>
+            </w:r>
+          </w:p>
+        </w:tc>
+      </w:tr>
+    </w:tbl>
+    <w:p>
+      <w:pPr>
+        <w:spacing w:line="312" w:lineRule="auto"/>
+        <w:ind w:firstLine="567"/>
+        <w:jc w:val="both"/>
+        <w:rPr>
+          <w:bCs/>
+        </w:rPr>
+      </w:pPr>
+    </w:p>
+    <w:p>
+      <w:pPr>
+        <w:spacing w:line="312" w:lineRule="auto"/>
+        <w:ind w:firstLine="567"/>
+        <w:jc w:val="both"/>
+        <w:rPr>
+          <w:bCs/>
+        </w:rPr>
+      </w:pPr>
+      <w:r>
+        <w:rPr>
+          <w:bCs/>
+        </w:rPr>
+        <w:t>Наступний шар о</w:t>
+      </w:r>
+      <w:r>
+        <w:rPr>
+          <w:bCs/>
+        </w:rPr>
+        <w:t xml:space="preserve">б'єднує вектор </w:t>
+      </w:r>
+      <w:r>
+        <w:rPr>
+          <w:bCs/>
+        </w:rPr>
+        <w:t xml:space="preserve">ознак </w:t>
+      </w:r>
+      <w:r>
+        <w:rPr>
+          <w:bCs/>
+        </w:rPr>
+        <w:t>з гілки сигналу (16 значень) з вектором дескрипторів (</w:t>
+      </w:r>
+      <w:r>
+        <w:rPr>
+          <w:bCs/>
+        </w:rPr>
+        <w:t>2</w:t>
+      </w:r>
+      <w:r>
+        <w:rPr>
+          <w:bCs/>
+        </w:rPr>
+        <w:t xml:space="preserve"> значен</w:t>
+      </w:r>
+      <w:r>
+        <w:rPr>
+          <w:bCs/>
+        </w:rPr>
+        <w:t>ня</w:t>
+      </w:r>
+      <w:r>
+        <w:rPr>
+          <w:bCs/>
+        </w:rPr>
+        <w:t xml:space="preserve">) в один довший вектор. </w:t>
+      </w:r>
+      <w:r>
+        <w:rPr>
+          <w:bCs/>
+        </w:rPr>
+        <w:t xml:space="preserve">Перед поєднанням числові дескриптори </w:t>
+      </w:r>
+      <w:r>
+        <w:rPr>
+          <w:bCs/>
+        </w:rPr>
+        <w:t xml:space="preserve">стандартизуються, </w:t>
+      </w:r>
+      <w:r>
+        <w:rPr>
+          <w:bCs/>
+        </w:rPr>
+        <w:t>тобто перетворю</w:t>
+      </w:r>
+      <w:r>
+        <w:rPr>
+          <w:bCs/>
+        </w:rPr>
+        <w:t xml:space="preserve">ються таким чином, щоб на тренувальному наборі </w:t>
+      </w:r>
+      <w:r>
+        <w:rPr>
+          <w:bCs/>
+        </w:rPr>
+        <w:t>кожн</w:t>
+      </w:r>
+      <w:r>
+        <w:rPr>
+          <w:bCs/>
+        </w:rPr>
+        <w:t>а</w:t>
+      </w:r>
+      <w:r>
+        <w:rPr>
+          <w:bCs/>
+        </w:rPr>
+        <w:t xml:space="preserve"> </w:t>
+      </w:r>
+      <w:r>
+        <w:rPr>
+          <w:bCs/>
+        </w:rPr>
+        <w:t xml:space="preserve">з двох ознак </w:t>
+      </w:r>
+      <w:r>
+        <w:rPr>
+          <w:bCs/>
+        </w:rPr>
+        <w:t>мала нульове середнє значення та одиничне стандартне відхилення.</w:t>
+      </w:r>
+      <w:r>
+        <w:rPr>
+          <w:bCs/>
+        </w:rPr>
+        <w:t xml:space="preserve"> </w:t>
+      </w:r>
+    </w:p>
+    <w:p>
+      <w:pPr>
+        <w:spacing w:line="312" w:lineRule="auto"/>
+        <w:ind w:firstLine="567"/>
+        <w:jc w:val="both"/>
+        <w:rPr>
+          <w:bCs/>
+        </w:rPr>
+      </w:pPr>
+      <w:r>
+        <w:rPr>
+          <w:bCs/>
+        </w:rPr>
+        <w:t>Далі о</w:t>
+      </w:r>
+      <w:r>
+        <w:rPr>
+          <w:bCs/>
+        </w:rPr>
+        <w:t>б'єднаний вектор</w:t>
+      </w:r>
+      <w:r>
+        <w:rPr>
+          <w:bCs/>
+        </w:rPr>
+        <w:t xml:space="preserve"> </w:t>
+      </w:r>
+      <w:r>
+        <w:rPr>
+          <w:bCs/>
+        </w:rPr>
+        <w:t xml:space="preserve">проходить крізь </w:t>
+      </w:r>
+      <w:proofErr w:type="spellStart"/>
+      <w:r>
+        <w:rPr>
+          <w:bCs/>
+        </w:rPr>
+        <w:t>повнозв'язн</w:t>
+      </w:r>
+      <w:r>
+        <w:rPr>
+          <w:bCs/>
+        </w:rPr>
+        <w:t>у</w:t>
+      </w:r>
+      <w:proofErr w:type="spellEnd"/>
+      <w:r>
+        <w:rPr>
+          <w:bCs/>
+        </w:rPr>
+        <w:t xml:space="preserve"> частину, яка складається з трьох шарів (128, 64 та 1 нейрони, відповідно)</w:t>
+      </w:r>
+      <w:r>
+        <w:rPr>
+          <w:bCs/>
+        </w:rPr>
+        <w:t>.</w:t>
+      </w:r>
+      <w:r>
+        <w:rPr>
+          <w:bCs/>
+        </w:rPr>
+        <w:t xml:space="preserve"> Між першим та другим </w:t>
+      </w:r>
+      <w:proofErr w:type="spellStart"/>
+      <w:r>
+        <w:rPr>
+          <w:bCs/>
+        </w:rPr>
+        <w:t>повнозв’язними</w:t>
+      </w:r>
+      <w:proofErr w:type="spellEnd"/>
+      <w:r>
+        <w:rPr>
+          <w:bCs/>
+        </w:rPr>
+        <w:t xml:space="preserve"> шарами </w:t>
+      </w:r>
+      <w:proofErr w:type="spellStart"/>
+      <w:r>
+        <w:rPr>
+          <w:bCs/>
+        </w:rPr>
+        <w:t>опційно</w:t>
+      </w:r>
+      <w:proofErr w:type="spellEnd"/>
+      <w:r>
+        <w:rPr>
+          <w:bCs/>
+        </w:rPr>
+        <w:t xml:space="preserve"> розташовується </w:t>
+      </w:r>
+      <w:r>
+        <w:rPr>
+          <w:bCs/>
+        </w:rPr>
+        <w:t xml:space="preserve">шар </w:t>
+      </w:r>
+      <w:proofErr w:type="spellStart"/>
+      <w:r>
+        <w:rPr>
+          <w:bCs/>
+        </w:rPr>
+        <w:t>Dropout</w:t>
+      </w:r>
+      <w:proofErr w:type="spellEnd"/>
+      <w:r>
+        <w:rPr>
+          <w:bCs/>
+        </w:rPr>
+        <w:t xml:space="preserve">, який в загальному випадку </w:t>
+      </w:r>
+      <w:r>
+        <w:rPr>
+          <w:bCs/>
+        </w:rPr>
+        <w:t>допомагає запобігти перенавчанню (</w:t>
+      </w:r>
+      <w:proofErr w:type="spellStart"/>
+      <w:r>
+        <w:rPr>
+          <w:bCs/>
+        </w:rPr>
+        <w:t>overfitting</w:t>
+      </w:r>
+      <w:proofErr w:type="spellEnd"/>
+      <w:r>
+        <w:rPr>
+          <w:bCs/>
+        </w:rPr>
+        <w:t>), випадковим чином вимикаючи нейрони під час навчання.</w:t>
+      </w:r>
+    </w:p>
+    <w:p>
+      <w:pPr>
+        <w:spacing w:line="312" w:lineRule="auto"/>
+        <w:ind w:firstLine="567"/>
+        <w:jc w:val="both"/>
+        <w:rPr>
+          <w:bCs/>
+        </w:rPr>
+      </w:pPr>
+      <w:r>
+        <w:rPr>
+          <w:bCs/>
+        </w:rPr>
+        <w:lastRenderedPageBreak/>
+        <w:t xml:space="preserve">Передбачено використання </w:t>
+      </w:r>
+      <w:r>
+        <w:rPr>
+          <w:bCs/>
+        </w:rPr>
+        <w:t>унікальн</w:t>
+      </w:r>
+      <w:r>
+        <w:rPr>
+          <w:bCs/>
+        </w:rPr>
+        <w:t xml:space="preserve">ого </w:t>
+      </w:r>
+      <w:r>
+        <w:rPr>
+          <w:bCs/>
+        </w:rPr>
+        <w:t>ID (</w:t>
+      </w:r>
+      <w:proofErr w:type="spellStart"/>
+      <w:r>
+        <w:rPr>
+          <w:bCs/>
+        </w:rPr>
+        <w:t>uid</w:t>
+      </w:r>
+      <w:proofErr w:type="spellEnd"/>
+      <w:r>
+        <w:rPr>
+          <w:bCs/>
+        </w:rPr>
+        <w:t xml:space="preserve">) для кожного екземпляра моделі, щоб уникнути конфліктів імен шарів при створенні кількох </w:t>
+      </w:r>
+      <w:r>
+        <w:rPr>
+          <w:bCs/>
+        </w:rPr>
+        <w:t xml:space="preserve">екземплярів </w:t>
+      </w:r>
+      <w:r>
+        <w:rPr>
+          <w:bCs/>
+        </w:rPr>
+        <w:t>модел</w:t>
+      </w:r>
+      <w:r>
+        <w:rPr>
+          <w:bCs/>
+        </w:rPr>
+        <w:t>і під час налаштування</w:t>
+      </w:r>
+      <w:r>
+        <w:rPr>
+          <w:bCs/>
+        </w:rPr>
+        <w:t>.</w:t>
+      </w:r>
+      <w:r>
+        <w:rPr>
+          <w:bCs/>
+        </w:rPr>
+        <w:t xml:space="preserve"> </w:t>
+      </w:r>
+      <w:r>
+        <w:rPr>
+          <w:bCs/>
+        </w:rPr>
+        <w:t xml:space="preserve">Мережа реалізовувалася </w:t>
+      </w:r>
+      <w:r>
+        <w:rPr>
+          <w:bCs/>
+        </w:rPr>
+        <w:t xml:space="preserve">за допомогою </w:t>
+      </w:r>
+      <w:proofErr w:type="spellStart"/>
+      <w:r>
+        <w:rPr>
+          <w:bCs/>
+        </w:rPr>
+        <w:t>Functional</w:t>
+      </w:r>
+      <w:proofErr w:type="spellEnd"/>
+      <w:r>
+        <w:rPr>
+          <w:bCs/>
+        </w:rPr>
+        <w:t xml:space="preserve"> API бібліотеки </w:t>
+      </w:r>
+      <w:proofErr w:type="spellStart"/>
+      <w:r>
+        <w:rPr>
+          <w:bCs/>
+        </w:rPr>
+        <w:t>Keras</w:t>
+      </w:r>
+      <w:proofErr w:type="spellEnd"/>
+      <w:r>
+        <w:rPr>
+          <w:bCs/>
+        </w:rPr>
+        <w:t xml:space="preserve"> (</w:t>
+      </w:r>
+      <w:proofErr w:type="spellStart"/>
+      <w:r>
+        <w:rPr>
+          <w:bCs/>
+        </w:rPr>
+        <w:t>TensorFlow</w:t>
+      </w:r>
+      <w:proofErr w:type="spellEnd"/>
+      <w:r>
+        <w:rPr>
+          <w:bCs/>
+        </w:rPr>
+        <w:t>)</w:t>
+      </w:r>
+      <w:r>
+        <w:rPr>
+          <w:bCs/>
+        </w:rPr>
+        <w:t>.</w:t>
+      </w:r>
+    </w:p>
+    <w:p>
+      <w:pPr>
+        <w:spacing w:line="312" w:lineRule="auto"/>
+        <w:ind w:firstLine="567"/>
+        <w:jc w:val="both"/>
+      </w:pPr>
+      <w:r>
+        <w:rPr>
+          <w:b/>
+        </w:rPr>
+        <w:t>Налаштування гіперпараметрів.</w:t>
+      </w:r>
+      <w:r>
+        <w:rPr>
+          <w:bCs/>
+        </w:rPr>
+        <w:t xml:space="preserve"> </w:t>
+      </w:r>
+      <w:proofErr w:type="spellStart"/>
+      <w:r>
+        <w:rPr>
+          <w:bCs/>
+        </w:rPr>
+        <w:t>Тюнінг</w:t>
+      </w:r>
+      <w:proofErr w:type="spellEnd"/>
+      <w:r>
+        <w:rPr>
+          <w:bCs/>
+        </w:rPr>
+        <w:t xml:space="preserve"> мережі здійснювався </w:t>
+      </w:r>
+      <w:r>
+        <w:t xml:space="preserve">з використанням пакету </w:t>
+      </w:r>
+      <w:proofErr w:type="spellStart"/>
+      <w:r>
+        <w:rPr>
+          <w:lang w:val="en-US"/>
+        </w:rPr>
+        <w:t>Optuna</w:t>
+      </w:r>
+      <w:proofErr w:type="spellEnd"/>
+      <w:r>
+        <w:t xml:space="preserve">. </w:t>
+      </w:r>
+      <w:r>
+        <w:t>При цьому передбачалося застосування 5-кратної крос-</w:t>
+      </w:r>
+      <w:proofErr w:type="spellStart"/>
+      <w:r>
+        <w:t>валідації</w:t>
+      </w:r>
+      <w:proofErr w:type="spellEnd"/>
+      <w:r>
+        <w:t xml:space="preserve"> для кожного варіанту конфігурації мережі. </w:t>
+      </w:r>
+      <w:r>
+        <w:t>Параметри, які оптимізувалися, а також їх можливі значення представлені на рис.4 та в табл.1.</w:t>
+      </w:r>
+      <w:r>
+        <w:t xml:space="preserve"> В таблиці також наведені оптимальні значення параметрів.</w:t>
+      </w:r>
+    </w:p>
+    <w:p>
+      <w:pPr>
+        <w:spacing w:line="312" w:lineRule="auto"/>
+        <w:ind w:firstLine="567"/>
+        <w:jc w:val="both"/>
+      </w:pPr>
+    </w:p>
+    <w:tbl>
+      <w:tblPr>
+        <w:tblStyle w:val="ad"/>
+        <w:tblW w:w="0" w:type="auto"/>
+        <w:tblBorders>
+          <w:top w:val="none" w:sz="0" w:space="0" w:color="auto"/>
+          <w:left w:val="none" w:sz="0" w:space="0" w:color="auto"/>
+          <w:bottom w:val="none" w:sz="0" w:space="0" w:color="auto"/>
+          <w:right w:val="none" w:sz="0" w:space="0" w:color="auto"/>
+          <w:insideH w:val="none" w:sz="0" w:space="0" w:color="auto"/>
+          <w:insideV w:val="none" w:sz="0" w:space="0" w:color="auto"/>
+        </w:tblBorders>
+        <w:tblLook w:val="04A0" w:firstRow="1" w:lastRow="0" w:firstColumn="1" w:lastColumn="0" w:noHBand="0" w:noVBand="1"/>
+      </w:tblPr>
+      <w:tblGrid>
+        <w:gridCol w:w="9853"/>
+      </w:tblGrid>
+      <w:tr>
+        <w:tc>
+          <w:tcPr>
+            <w:tcW w:w="9853" w:type="dxa"/>
+          </w:tcPr>
+          <w:p>
+            <w:pPr>
+              <w:spacing w:line="312" w:lineRule="auto"/>
+              <w:jc w:val="center"/>
+              <w:rPr>
+                <w:b/>
+                <w:bCs/>
+              </w:rPr>
+            </w:pPr>
+            <w:r>
+              <w:rPr>
+                <w:b/>
+                <w:bCs/>
+              </w:rPr>
+              <w:drawing>
+                <wp:inline distT="0" distB="0" distL="0" distR="0" wp14:anchorId="571F67F3" wp14:editId="6AE3B69B">
+                  <wp:extent cx="6119495" cy="3340735"/>
+                  <wp:effectExtent l="0" t="0" r="0" b="0"/>
+                  <wp:docPr id="666626835" name="Рисунок 1"/>
+                  <wp:cNvGraphicFramePr>
+                    <a:graphicFrameLocks xmlns:a="http://schemas.openxmlformats.org/drawingml/2006/main" noChangeAspect="1"/>
+                  </wp:cNvGraphicFramePr>
+                  <a:graphic xmlns:a="http://schemas.openxmlformats.org/drawingml/2006/main">
+                    <a:graphicData uri="http://schemas.openxmlformats.org/drawingml/2006/picture">
+                      <pic:pic xmlns:pic="http://schemas.openxmlformats.org/drawingml/2006/picture">
+                        <pic:nvPicPr>
+                          <pic:cNvPr id="666626835" name=""/>
                           <pic:cNvPicPr/>
                         </pic:nvPicPr>
                         <pic:blipFill>
-                          <a:blip r:embed="rId12" cstate="print">
-                            <a:extLst>
-                              <a:ext uri="{28A0092B-C50C-407E-A947-70E740481C1C}">
-                                <a14:useLocalDpi xmlns:a14="http://schemas.microsoft.com/office/drawing/2010/main" val="0"/>
-                              </a:ext>
-                            </a:extLst>
-                          </a:blip>
+                          <a:blip r:embed="rId12"/>
                           <a:stretch>
                             <a:fillRect/>
                           </a:stretch>
@@ -3830,7 +3370,7 @@
                         <pic:spPr>
                           <a:xfrm>
                             <a:off x="0" y="0"/>
-                            <a:ext cx="1931707" cy="1440000"/>
+                            <a:ext cx="6119495" cy="3340735"/>
                           </a:xfrm>
                           <a:prstGeom prst="rect">
                             <a:avLst/>
@@ -3842,23 +3382,2071 @@
                 </wp:inline>
               </w:drawing>
             </w:r>
-            <w:r>
+          </w:p>
+        </w:tc>
+      </w:tr>
+      <w:tr>
+        <w:tc>
+          <w:tcPr>
+            <w:tcW w:w="9853" w:type="dxa"/>
+          </w:tcPr>
+          <w:p>
+            <w:pPr>
+              <w:spacing w:line="312" w:lineRule="auto"/>
+              <w:jc w:val="both"/>
               <w:rPr>
-                <w:b w:val="0"/>
+                <w:b/>
+                <w:bCs/>
+              </w:rPr>
+            </w:pPr>
+            <w:r>
+              <w:rPr>
+                <w:bCs/>
+              </w:rPr>
+              <w:t>Рис.</w:t>
+            </w:r>
+            <w:r>
+              <w:rPr>
+                <w:bCs/>
+              </w:rPr>
+              <w:t>4</w:t>
+            </w:r>
+            <w:r>
+              <w:rPr>
+                <w:bCs/>
+              </w:rPr>
+              <w:t xml:space="preserve">. </w:t>
+            </w:r>
+            <w:r>
+              <w:rPr>
+                <w:bCs/>
+              </w:rPr>
+              <w:t xml:space="preserve">Параметри, що оптимізувалися для </w:t>
+            </w:r>
+            <w:r>
+              <w:rPr>
+                <w:bCs/>
+              </w:rPr>
+              <w:t>1</w:t>
+            </w:r>
+            <w:r>
+              <w:rPr>
+                <w:bCs/>
+                <w:lang w:val="en-US"/>
+              </w:rPr>
+              <w:t xml:space="preserve">D </w:t>
+            </w:r>
+            <w:proofErr w:type="spellStart"/>
+            <w:r>
+              <w:rPr>
+                <w:bCs/>
+              </w:rPr>
+              <w:t>згортков</w:t>
+            </w:r>
+            <w:r>
+              <w:rPr>
+                <w:bCs/>
+              </w:rPr>
+              <w:t>ої</w:t>
+            </w:r>
+            <w:proofErr w:type="spellEnd"/>
+            <w:r>
+              <w:rPr>
+                <w:bCs/>
+              </w:rPr>
+              <w:t xml:space="preserve"> нейронн</w:t>
+            </w:r>
+            <w:r>
+              <w:rPr>
+                <w:bCs/>
+              </w:rPr>
+              <w:t>ої</w:t>
+            </w:r>
+            <w:r>
+              <w:rPr>
+                <w:bCs/>
+              </w:rPr>
+              <w:t xml:space="preserve"> мереж</w:t>
+            </w:r>
+            <w:r>
+              <w:rPr>
+                <w:bCs/>
+              </w:rPr>
+              <w:t>і</w:t>
+            </w:r>
+          </w:p>
+        </w:tc>
+      </w:tr>
+    </w:tbl>
+    <w:p>
+      <w:pPr>
+        <w:spacing w:line="312" w:lineRule="auto"/>
+        <w:ind w:firstLine="567"/>
+        <w:jc w:val="both"/>
+      </w:pPr>
+    </w:p>
+    <w:p>
+      <w:r>
+        <w:t>Таблиця 1</w:t>
+      </w:r>
+      <w:r>
+        <w:t xml:space="preserve">. </w:t>
+      </w:r>
+      <w:r>
+        <w:t xml:space="preserve">Пошуковий простір гіперпараметрів </w:t>
+      </w:r>
+      <w:r>
+        <w:rPr>
+          <w:bCs/>
+        </w:rPr>
+        <w:t xml:space="preserve">для </w:t>
+      </w:r>
+      <w:r>
+        <w:rPr>
+          <w:bCs/>
+        </w:rPr>
+        <w:t>1</w:t>
+      </w:r>
+      <w:r>
+        <w:rPr>
+          <w:bCs/>
+          <w:lang w:val="en-US"/>
+        </w:rPr>
+        <w:t xml:space="preserve">D </w:t>
+      </w:r>
+      <w:proofErr w:type="spellStart"/>
+      <w:r>
+        <w:rPr>
+          <w:bCs/>
+        </w:rPr>
+        <w:t>згортков</w:t>
+      </w:r>
+      <w:r>
+        <w:rPr>
+          <w:bCs/>
+        </w:rPr>
+        <w:t>ої</w:t>
+      </w:r>
+      <w:proofErr w:type="spellEnd"/>
+      <w:r>
+        <w:rPr>
+          <w:bCs/>
+        </w:rPr>
+        <w:t xml:space="preserve"> нейронн</w:t>
+      </w:r>
+      <w:r>
+        <w:rPr>
+          <w:bCs/>
+        </w:rPr>
+        <w:t>ої</w:t>
+      </w:r>
+      <w:r>
+        <w:rPr>
+          <w:bCs/>
+        </w:rPr>
+        <w:t xml:space="preserve"> мереж</w:t>
+      </w:r>
+      <w:r>
+        <w:rPr>
+          <w:bCs/>
+        </w:rPr>
+        <w:t>і</w:t>
+      </w:r>
+      <w:r>
+        <w:rPr>
+          <w:bCs/>
+        </w:rPr>
+        <w:t xml:space="preserve"> та оптимальні значення, отримані в результаті налаштування</w:t>
+      </w:r>
+    </w:p>
+    <w:tbl>
+      <w:tblPr>
+        <w:tblStyle w:val="ad"/>
+        <w:tblW w:w="9748" w:type="dxa"/>
+        <w:tblLook w:val="04A0" w:firstRow="1" w:lastRow="0" w:firstColumn="1" w:lastColumn="0" w:noHBand="0" w:noVBand="1"/>
+      </w:tblPr>
+      <w:tblGrid>
+        <w:gridCol w:w="2660"/>
+        <w:gridCol w:w="3969"/>
+        <w:gridCol w:w="3119"/>
+      </w:tblGrid>
+      <w:tr>
+        <w:tc>
+          <w:tcPr>
+            <w:tcW w:w="2660" w:type="dxa"/>
+          </w:tcPr>
+          <w:p>
+            <w:pPr>
+              <w:jc w:val="center"/>
+            </w:pPr>
+            <w:r>
+              <w:t>Гіперпараметр</w:t>
+            </w:r>
+          </w:p>
+        </w:tc>
+        <w:tc>
+          <w:tcPr>
+            <w:tcW w:w="3969" w:type="dxa"/>
+          </w:tcPr>
+          <w:p>
+            <w:pPr>
+              <w:jc w:val="center"/>
+            </w:pPr>
+            <w:r>
+              <w:t>Можливі значення</w:t>
+            </w:r>
+          </w:p>
+        </w:tc>
+        <w:tc>
+          <w:tcPr>
+            <w:tcW w:w="3119" w:type="dxa"/>
+          </w:tcPr>
+          <w:p>
+            <w:pPr>
+              <w:jc w:val="center"/>
+            </w:pPr>
+            <w:r>
+              <w:t>Оптимальне значення</w:t>
+            </w:r>
+          </w:p>
+        </w:tc>
+      </w:tr>
+      <w:tr>
+        <w:tc>
+          <w:tcPr>
+            <w:tcW w:w="2660" w:type="dxa"/>
+          </w:tcPr>
+          <w:p>
+            <w:r>
+              <w:t xml:space="preserve">Розмір </w:t>
+            </w:r>
+            <w:proofErr w:type="spellStart"/>
+            <w:r>
+              <w:t>батчу</w:t>
+            </w:r>
+            <w:proofErr w:type="spellEnd"/>
+          </w:p>
+        </w:tc>
+        <w:tc>
+          <w:tcPr>
+            <w:tcW w:w="3969" w:type="dxa"/>
+          </w:tcPr>
+          <w:p>
+            <w:r>
+              <w:t xml:space="preserve">4, </w:t>
+            </w:r>
+            <w:r>
+              <w:t>8, 16, 32, 64</w:t>
+            </w:r>
+          </w:p>
+        </w:tc>
+        <w:tc>
+          <w:tcPr>
+            <w:tcW w:w="3119" w:type="dxa"/>
+          </w:tcPr>
+          <w:p>
+            <w:pPr>
+              <w:jc w:val="center"/>
+            </w:pPr>
+            <w:r>
+              <w:t>32</w:t>
+            </w:r>
+          </w:p>
+        </w:tc>
+      </w:tr>
+      <w:tr>
+        <w:tc>
+          <w:tcPr>
+            <w:tcW w:w="2660" w:type="dxa"/>
+          </w:tcPr>
+          <w:p>
+            <w:r>
+              <w:t>Швидкість навчання</w:t>
+            </w:r>
+          </w:p>
+        </w:tc>
+        <w:tc>
+          <w:tcPr>
+            <w:tcW w:w="3969" w:type="dxa"/>
+          </w:tcPr>
+          <w:p>
+            <w:r>
+              <w:t>10</w:t>
+            </w:r>
+            <w:r>
+              <w:rPr>
+                <w:vertAlign w:val="superscript"/>
+              </w:rPr>
+              <w:t>-5</w:t>
+            </w:r>
+            <w:r>
+              <w:rPr>
+                <w:vertAlign w:val="superscript"/>
+              </w:rPr>
+              <w:t xml:space="preserve"> </w:t>
+            </w:r>
+            <w:r>
+              <w:t>-</w:t>
+            </w:r>
+            <w:r>
+              <w:t xml:space="preserve"> </w:t>
+            </w:r>
+            <w:r>
+              <w:t>10</w:t>
+            </w:r>
+            <w:r>
+              <w:rPr>
+                <w:vertAlign w:val="superscript"/>
+              </w:rPr>
+              <w:t>-2</w:t>
+            </w:r>
+          </w:p>
+        </w:tc>
+        <w:tc>
+          <w:tcPr>
+            <w:tcW w:w="3119" w:type="dxa"/>
+          </w:tcPr>
+          <w:p>
+            <w:pPr>
+              <w:jc w:val="center"/>
+            </w:pPr>
+            <w:r>
+              <w:t>0.0006259</w:t>
+            </w:r>
+            <w:r>
+              <w:t>9</w:t>
+            </w:r>
+          </w:p>
+        </w:tc>
+      </w:tr>
+      <w:tr>
+        <w:tc>
+          <w:tcPr>
+            <w:tcW w:w="2660" w:type="dxa"/>
+            <w:tcBorders>
+              <w:bottom w:val="single" w:sz="4" w:space="0" w:color="auto"/>
+            </w:tcBorders>
+          </w:tcPr>
+          <w:p>
+            <w:r>
+              <w:t>Функція активації (за винятком останнього шару)</w:t>
+            </w:r>
+          </w:p>
+        </w:tc>
+        <w:tc>
+          <w:tcPr>
+            <w:tcW w:w="3969" w:type="dxa"/>
+            <w:tcBorders>
+              <w:bottom w:val="single" w:sz="4" w:space="0" w:color="auto"/>
+            </w:tcBorders>
+          </w:tcPr>
+          <w:p>
+            <w:proofErr w:type="spellStart"/>
+            <w:r>
+              <w:t>Rectified</w:t>
+            </w:r>
+            <w:proofErr w:type="spellEnd"/>
+            <w:r>
+              <w:t xml:space="preserve"> </w:t>
+            </w:r>
+            <w:proofErr w:type="spellStart"/>
+            <w:r>
+              <w:t>Linear</w:t>
+            </w:r>
+            <w:proofErr w:type="spellEnd"/>
+            <w:r>
+              <w:t xml:space="preserve"> </w:t>
+            </w:r>
+            <w:proofErr w:type="spellStart"/>
+            <w:r>
+              <w:t>Unit</w:t>
+            </w:r>
+            <w:proofErr w:type="spellEnd"/>
+            <w:r>
+              <w:t>;</w:t>
+            </w:r>
+          </w:p>
+          <w:p>
+            <w:proofErr w:type="spellStart"/>
+            <w:r>
+              <w:t>Logistic</w:t>
+            </w:r>
+            <w:proofErr w:type="spellEnd"/>
+            <w:r>
+              <w:t xml:space="preserve"> </w:t>
+            </w:r>
+            <w:proofErr w:type="spellStart"/>
+            <w:r>
+              <w:t>Sigmoid</w:t>
+            </w:r>
+            <w:proofErr w:type="spellEnd"/>
+            <w:r>
+              <w:t xml:space="preserve"> </w:t>
+            </w:r>
+            <w:proofErr w:type="spellStart"/>
+            <w:r>
+              <w:t>Function</w:t>
+            </w:r>
+            <w:proofErr w:type="spellEnd"/>
+            <w:r>
+              <w:t>;</w:t>
+            </w:r>
+          </w:p>
+          <w:p>
+            <w:proofErr w:type="spellStart"/>
+            <w:r>
+              <w:t>Hyperbolic</w:t>
+            </w:r>
+            <w:proofErr w:type="spellEnd"/>
+            <w:r>
+              <w:t xml:space="preserve"> </w:t>
+            </w:r>
+            <w:proofErr w:type="spellStart"/>
+            <w:r>
+              <w:t>Tangent</w:t>
+            </w:r>
+            <w:proofErr w:type="spellEnd"/>
+            <w:r>
+              <w:t xml:space="preserve"> </w:t>
+            </w:r>
+            <w:proofErr w:type="spellStart"/>
+            <w:r>
+              <w:t>Function</w:t>
+            </w:r>
+            <w:proofErr w:type="spellEnd"/>
+            <w:r>
+              <w:t>;</w:t>
+            </w:r>
+          </w:p>
+          <w:p>
+            <w:proofErr w:type="spellStart"/>
+            <w:r>
+              <w:t>Scaled</w:t>
+            </w:r>
+            <w:proofErr w:type="spellEnd"/>
+            <w:r>
+              <w:t xml:space="preserve"> </w:t>
+            </w:r>
+            <w:proofErr w:type="spellStart"/>
+            <w:r>
+              <w:t>Exponential</w:t>
+            </w:r>
+            <w:proofErr w:type="spellEnd"/>
+            <w:r>
+              <w:t xml:space="preserve"> </w:t>
+            </w:r>
+            <w:proofErr w:type="spellStart"/>
+            <w:r>
+              <w:t>Linear</w:t>
+            </w:r>
+            <w:proofErr w:type="spellEnd"/>
+            <w:r>
+              <w:t xml:space="preserve"> </w:t>
+            </w:r>
+            <w:proofErr w:type="spellStart"/>
+            <w:r>
+              <w:t>Unit</w:t>
+            </w:r>
+            <w:proofErr w:type="spellEnd"/>
+            <w:r>
+              <w:t>;</w:t>
+            </w:r>
+          </w:p>
+          <w:p>
+            <w:proofErr w:type="spellStart"/>
+            <w:r>
+              <w:t>Exponential</w:t>
+            </w:r>
+            <w:proofErr w:type="spellEnd"/>
+            <w:r>
+              <w:t xml:space="preserve"> </w:t>
+            </w:r>
+            <w:proofErr w:type="spellStart"/>
+            <w:r>
+              <w:t>Linear</w:t>
+            </w:r>
+            <w:proofErr w:type="spellEnd"/>
+            <w:r>
+              <w:t xml:space="preserve"> </w:t>
+            </w:r>
+            <w:proofErr w:type="spellStart"/>
+            <w:r>
+              <w:t>Unit</w:t>
+            </w:r>
+            <w:proofErr w:type="spellEnd"/>
+            <w:r>
+              <w:t>;</w:t>
+            </w:r>
+          </w:p>
+          <w:p>
+            <w:proofErr w:type="spellStart"/>
+            <w:r>
+              <w:t>Gaussian</w:t>
+            </w:r>
+            <w:proofErr w:type="spellEnd"/>
+            <w:r>
+              <w:t xml:space="preserve"> </w:t>
+            </w:r>
+            <w:proofErr w:type="spellStart"/>
+            <w:r>
+              <w:t>Error</w:t>
+            </w:r>
+            <w:proofErr w:type="spellEnd"/>
+            <w:r>
+              <w:t xml:space="preserve"> </w:t>
+            </w:r>
+            <w:proofErr w:type="spellStart"/>
+            <w:r>
+              <w:t>Linear</w:t>
+            </w:r>
+            <w:proofErr w:type="spellEnd"/>
+            <w:r>
+              <w:t xml:space="preserve"> </w:t>
+            </w:r>
+            <w:proofErr w:type="spellStart"/>
+            <w:r>
+              <w:t>Unit</w:t>
+            </w:r>
+            <w:proofErr w:type="spellEnd"/>
+          </w:p>
+        </w:tc>
+        <w:tc>
+          <w:tcPr>
+            <w:tcW w:w="3119" w:type="dxa"/>
+            <w:tcBorders>
+              <w:bottom w:val="single" w:sz="4" w:space="0" w:color="auto"/>
+            </w:tcBorders>
+          </w:tcPr>
+          <w:p>
+            <w:pPr>
+              <w:jc w:val="center"/>
+            </w:pPr>
+            <w:proofErr w:type="spellStart"/>
+            <w:r>
+              <w:t>Gaussian</w:t>
+            </w:r>
+            <w:proofErr w:type="spellEnd"/>
+            <w:r>
+              <w:t xml:space="preserve"> </w:t>
+            </w:r>
+            <w:proofErr w:type="spellStart"/>
+            <w:r>
+              <w:t>Error</w:t>
+            </w:r>
+            <w:proofErr w:type="spellEnd"/>
+            <w:r>
+              <w:t xml:space="preserve"> </w:t>
+            </w:r>
+            <w:proofErr w:type="spellStart"/>
+            <w:r>
+              <w:t>Linear</w:t>
+            </w:r>
+            <w:proofErr w:type="spellEnd"/>
+            <w:r>
+              <w:t xml:space="preserve"> </w:t>
+            </w:r>
+            <w:proofErr w:type="spellStart"/>
+            <w:r>
+              <w:t>Unit</w:t>
+            </w:r>
+            <w:proofErr w:type="spellEnd"/>
+          </w:p>
+        </w:tc>
+      </w:tr>
+      <w:tr>
+        <w:tc>
+          <w:tcPr>
+            <w:tcW w:w="2660" w:type="dxa"/>
+            <w:tcBorders>
+              <w:bottom w:val="single" w:sz="4" w:space="0" w:color="auto"/>
+            </w:tcBorders>
+          </w:tcPr>
+          <w:p>
+            <w:r>
+              <w:t>Функція оптимізації</w:t>
+            </w:r>
+          </w:p>
+        </w:tc>
+        <w:tc>
+          <w:tcPr>
+            <w:tcW w:w="3969" w:type="dxa"/>
+            <w:tcBorders>
+              <w:bottom w:val="single" w:sz="4" w:space="0" w:color="auto"/>
+            </w:tcBorders>
+          </w:tcPr>
+          <w:p>
+            <w:proofErr w:type="spellStart"/>
+            <w:r>
+              <w:t>Adaptive</w:t>
+            </w:r>
+            <w:proofErr w:type="spellEnd"/>
+            <w:r>
+              <w:t xml:space="preserve"> </w:t>
+            </w:r>
+            <w:proofErr w:type="spellStart"/>
+            <w:r>
+              <w:t>Moment</w:t>
+            </w:r>
+            <w:proofErr w:type="spellEnd"/>
+            <w:r>
+              <w:t xml:space="preserve"> </w:t>
+            </w:r>
+            <w:proofErr w:type="spellStart"/>
+            <w:r>
+              <w:t>Estimation</w:t>
+            </w:r>
+            <w:proofErr w:type="spellEnd"/>
+            <w:r>
+              <w:t xml:space="preserve"> </w:t>
+            </w:r>
+          </w:p>
+          <w:p>
+            <w:proofErr w:type="spellStart"/>
+            <w:r>
+              <w:t>Stochastic</w:t>
+            </w:r>
+            <w:proofErr w:type="spellEnd"/>
+            <w:r>
+              <w:t xml:space="preserve"> </w:t>
+            </w:r>
+            <w:proofErr w:type="spellStart"/>
+            <w:r>
+              <w:t>Gradient</w:t>
+            </w:r>
+            <w:proofErr w:type="spellEnd"/>
+            <w:r>
+              <w:t xml:space="preserve"> </w:t>
+            </w:r>
+            <w:proofErr w:type="spellStart"/>
+            <w:r>
+              <w:t>Descent</w:t>
+            </w:r>
+            <w:proofErr w:type="spellEnd"/>
+            <w:r>
+              <w:t xml:space="preserve"> </w:t>
+            </w:r>
+          </w:p>
+          <w:p>
+            <w:proofErr w:type="spellStart"/>
+            <w:r>
+              <w:t>Root</w:t>
+            </w:r>
+            <w:proofErr w:type="spellEnd"/>
+            <w:r>
+              <w:t xml:space="preserve"> </w:t>
+            </w:r>
+            <w:proofErr w:type="spellStart"/>
+            <w:r>
+              <w:t>Mean</w:t>
+            </w:r>
+            <w:proofErr w:type="spellEnd"/>
+            <w:r>
+              <w:t xml:space="preserve"> </w:t>
+            </w:r>
+            <w:proofErr w:type="spellStart"/>
+            <w:r>
+              <w:t>Square</w:t>
+            </w:r>
+            <w:proofErr w:type="spellEnd"/>
+            <w:r>
+              <w:t xml:space="preserve"> </w:t>
+            </w:r>
+            <w:proofErr w:type="spellStart"/>
+            <w:r>
+              <w:t>Propagation</w:t>
+            </w:r>
+            <w:proofErr w:type="spellEnd"/>
+            <w:r>
+              <w:t xml:space="preserve"> </w:t>
+            </w:r>
+          </w:p>
+          <w:p>
+            <w:proofErr w:type="spellStart"/>
+            <w:r>
+              <w:lastRenderedPageBreak/>
+              <w:t>Adaptive</w:t>
+            </w:r>
+            <w:proofErr w:type="spellEnd"/>
+            <w:r>
+              <w:t xml:space="preserve"> </w:t>
+            </w:r>
+            <w:proofErr w:type="spellStart"/>
+            <w:r>
+              <w:t>Delta</w:t>
+            </w:r>
+            <w:proofErr w:type="spellEnd"/>
+            <w:r>
+              <w:t xml:space="preserve"> </w:t>
+            </w:r>
+            <w:proofErr w:type="spellStart"/>
+            <w:r>
+              <w:t>Method</w:t>
+            </w:r>
+            <w:proofErr w:type="spellEnd"/>
+            <w:r>
+              <w:t xml:space="preserve"> </w:t>
+            </w:r>
+          </w:p>
+          <w:p>
+            <w:proofErr w:type="spellStart"/>
+            <w:r>
+              <w:t>Adaptive</w:t>
+            </w:r>
+            <w:proofErr w:type="spellEnd"/>
+            <w:r>
+              <w:t xml:space="preserve"> </w:t>
+            </w:r>
+            <w:proofErr w:type="spellStart"/>
+            <w:r>
+              <w:t>Gradient</w:t>
+            </w:r>
+            <w:proofErr w:type="spellEnd"/>
+            <w:r>
+              <w:t xml:space="preserve"> </w:t>
+            </w:r>
+            <w:proofErr w:type="spellStart"/>
+            <w:r>
+              <w:t>Algorithm</w:t>
+            </w:r>
+            <w:proofErr w:type="spellEnd"/>
+            <w:r>
+              <w:t xml:space="preserve"> </w:t>
+            </w:r>
+          </w:p>
+          <w:p>
+            <w:proofErr w:type="spellStart"/>
+            <w:r>
+              <w:t>Adam</w:t>
+            </w:r>
+            <w:proofErr w:type="spellEnd"/>
+            <w:r>
+              <w:t xml:space="preserve"> </w:t>
+            </w:r>
+            <w:proofErr w:type="spellStart"/>
+            <w:r>
+              <w:t>with</w:t>
+            </w:r>
+            <w:proofErr w:type="spellEnd"/>
+            <w:r>
+              <w:t xml:space="preserve"> </w:t>
+            </w:r>
+            <w:proofErr w:type="spellStart"/>
+            <w:r>
+              <w:t>Infinity</w:t>
+            </w:r>
+            <w:proofErr w:type="spellEnd"/>
+            <w:r>
+              <w:t xml:space="preserve"> </w:t>
+            </w:r>
+            <w:proofErr w:type="spellStart"/>
+            <w:r>
+              <w:t>Norm</w:t>
+            </w:r>
+            <w:proofErr w:type="spellEnd"/>
+            <w:r>
+              <w:t xml:space="preserve"> </w:t>
+            </w:r>
+          </w:p>
+          <w:p>
+            <w:proofErr w:type="spellStart"/>
+            <w:r>
+              <w:t>Nesterov-accelerated</w:t>
+            </w:r>
+            <w:proofErr w:type="spellEnd"/>
+            <w:r>
+              <w:t xml:space="preserve"> </w:t>
+            </w:r>
+            <w:proofErr w:type="spellStart"/>
+            <w:r>
+              <w:t>Adaptive</w:t>
+            </w:r>
+            <w:proofErr w:type="spellEnd"/>
+            <w:r>
+              <w:t xml:space="preserve"> </w:t>
+            </w:r>
+            <w:proofErr w:type="spellStart"/>
+            <w:r>
+              <w:t>Moment</w:t>
+            </w:r>
+            <w:proofErr w:type="spellEnd"/>
+            <w:r>
+              <w:t xml:space="preserve"> </w:t>
+            </w:r>
+            <w:proofErr w:type="spellStart"/>
+            <w:r>
+              <w:t>Estimation</w:t>
+            </w:r>
+            <w:proofErr w:type="spellEnd"/>
+            <w:r>
+              <w:t xml:space="preserve"> </w:t>
+            </w:r>
+          </w:p>
+          <w:p>
+            <w:proofErr w:type="spellStart"/>
+            <w:r>
+              <w:t>Follow-The-Regularized-Leader</w:t>
+            </w:r>
+            <w:proofErr w:type="spellEnd"/>
+          </w:p>
+        </w:tc>
+        <w:tc>
+          <w:tcPr>
+            <w:tcW w:w="3119" w:type="dxa"/>
+            <w:tcBorders>
+              <w:bottom w:val="single" w:sz="4" w:space="0" w:color="auto"/>
+            </w:tcBorders>
+          </w:tcPr>
+          <w:p>
+            <w:proofErr w:type="spellStart"/>
+            <w:r>
+              <w:lastRenderedPageBreak/>
+              <w:t>Adaptive</w:t>
+            </w:r>
+            <w:proofErr w:type="spellEnd"/>
+            <w:r>
+              <w:t xml:space="preserve"> </w:t>
+            </w:r>
+            <w:proofErr w:type="spellStart"/>
+            <w:r>
+              <w:t>Moment</w:t>
+            </w:r>
+            <w:proofErr w:type="spellEnd"/>
+            <w:r>
+              <w:t xml:space="preserve"> </w:t>
+            </w:r>
+            <w:proofErr w:type="spellStart"/>
+            <w:r>
+              <w:t>Estimation</w:t>
+            </w:r>
+            <w:proofErr w:type="spellEnd"/>
+            <w:r>
+              <w:t xml:space="preserve"> </w:t>
+            </w:r>
+          </w:p>
+          <w:p>
+            <w:pPr>
+              <w:jc w:val="center"/>
+            </w:pPr>
+          </w:p>
+        </w:tc>
+      </w:tr>
+      <w:tr>
+        <w:tc>
+          <w:tcPr>
+            <w:tcW w:w="2660" w:type="dxa"/>
+            <w:tcBorders>
+              <w:bottom w:val="single" w:sz="4" w:space="0" w:color="auto"/>
+            </w:tcBorders>
+          </w:tcPr>
+          <w:p>
+            <w:r>
+              <w:t>Функція ініціалізації ваг</w:t>
+            </w:r>
+          </w:p>
+        </w:tc>
+        <w:tc>
+          <w:tcPr>
+            <w:tcW w:w="3969" w:type="dxa"/>
+            <w:tcBorders>
+              <w:bottom w:val="single" w:sz="4" w:space="0" w:color="auto"/>
+            </w:tcBorders>
+          </w:tcPr>
+          <w:p>
+            <w:proofErr w:type="spellStart"/>
+            <w:r>
+              <w:t>Glorot</w:t>
+            </w:r>
+            <w:proofErr w:type="spellEnd"/>
+            <w:r>
+              <w:t xml:space="preserve"> (</w:t>
+            </w:r>
+            <w:proofErr w:type="spellStart"/>
+            <w:r>
+              <w:t>Xavier</w:t>
+            </w:r>
+            <w:proofErr w:type="spellEnd"/>
+            <w:r>
+              <w:t xml:space="preserve">) </w:t>
+            </w:r>
+            <w:proofErr w:type="spellStart"/>
+            <w:r>
+              <w:t>Normal</w:t>
+            </w:r>
+            <w:proofErr w:type="spellEnd"/>
+            <w:r>
+              <w:t xml:space="preserve"> </w:t>
+            </w:r>
+          </w:p>
+          <w:p>
+            <w:proofErr w:type="spellStart"/>
+            <w:r>
+              <w:t>Glorot</w:t>
+            </w:r>
+            <w:proofErr w:type="spellEnd"/>
+            <w:r>
+              <w:t xml:space="preserve"> (</w:t>
+            </w:r>
+            <w:proofErr w:type="spellStart"/>
+            <w:r>
+              <w:t>Xavier</w:t>
+            </w:r>
+            <w:proofErr w:type="spellEnd"/>
+            <w:r>
+              <w:t>)</w:t>
+            </w:r>
+            <w:r>
+              <w:t xml:space="preserve"> </w:t>
+            </w:r>
+            <w:proofErr w:type="spellStart"/>
+            <w:r>
+              <w:t>Uniform</w:t>
+            </w:r>
+            <w:proofErr w:type="spellEnd"/>
+            <w:r>
+              <w:t xml:space="preserve"> </w:t>
+            </w:r>
+          </w:p>
+          <w:p>
+            <w:proofErr w:type="spellStart"/>
+            <w:r>
+              <w:t>He</w:t>
+            </w:r>
+            <w:proofErr w:type="spellEnd"/>
+            <w:r>
+              <w:t xml:space="preserve"> </w:t>
+            </w:r>
+            <w:proofErr w:type="spellStart"/>
+            <w:r>
+              <w:t>Normal</w:t>
+            </w:r>
+            <w:proofErr w:type="spellEnd"/>
+            <w:r>
+              <w:t xml:space="preserve"> </w:t>
+            </w:r>
+          </w:p>
+          <w:p>
+            <w:proofErr w:type="spellStart"/>
+            <w:r>
+              <w:t>He</w:t>
+            </w:r>
+            <w:proofErr w:type="spellEnd"/>
+            <w:r>
+              <w:t xml:space="preserve"> </w:t>
+            </w:r>
+            <w:proofErr w:type="spellStart"/>
+            <w:r>
+              <w:t>Uniform</w:t>
+            </w:r>
+            <w:proofErr w:type="spellEnd"/>
+          </w:p>
+          <w:p>
+            <w:proofErr w:type="spellStart"/>
+            <w:r>
+              <w:t>Random</w:t>
+            </w:r>
+            <w:proofErr w:type="spellEnd"/>
+            <w:r>
+              <w:t xml:space="preserve"> </w:t>
+            </w:r>
+            <w:proofErr w:type="spellStart"/>
+            <w:r>
+              <w:t>Normal</w:t>
+            </w:r>
+            <w:proofErr w:type="spellEnd"/>
+          </w:p>
+          <w:p>
+            <w:proofErr w:type="spellStart"/>
+            <w:r>
+              <w:t>Random</w:t>
+            </w:r>
+            <w:proofErr w:type="spellEnd"/>
+            <w:r>
+              <w:t xml:space="preserve"> </w:t>
+            </w:r>
+            <w:proofErr w:type="spellStart"/>
+            <w:r>
+              <w:t>Uniform</w:t>
+            </w:r>
+            <w:proofErr w:type="spellEnd"/>
+          </w:p>
+        </w:tc>
+        <w:tc>
+          <w:tcPr>
+            <w:tcW w:w="3119" w:type="dxa"/>
+            <w:tcBorders>
+              <w:bottom w:val="single" w:sz="4" w:space="0" w:color="auto"/>
+            </w:tcBorders>
+          </w:tcPr>
+          <w:p>
+            <w:pPr>
+              <w:jc w:val="center"/>
+            </w:pPr>
+            <w:proofErr w:type="spellStart"/>
+            <w:r>
+              <w:t>Random</w:t>
+            </w:r>
+            <w:proofErr w:type="spellEnd"/>
+            <w:r>
+              <w:t xml:space="preserve"> </w:t>
+            </w:r>
+            <w:proofErr w:type="spellStart"/>
+            <w:r>
+              <w:t>Normal</w:t>
+            </w:r>
+            <w:proofErr w:type="spellEnd"/>
+          </w:p>
+        </w:tc>
+      </w:tr>
+      <w:tr>
+        <w:tc>
+          <w:tcPr>
+            <w:tcW w:w="2660" w:type="dxa"/>
+            <w:tcBorders>
+              <w:bottom w:val="single" w:sz="4" w:space="0" w:color="auto"/>
+            </w:tcBorders>
+          </w:tcPr>
+          <w:p>
+            <w:r>
+              <w:t xml:space="preserve">Функція </w:t>
+            </w:r>
+            <w:proofErr w:type="spellStart"/>
+            <w:r>
+              <w:t>регуляризації</w:t>
+            </w:r>
+            <w:proofErr w:type="spellEnd"/>
+            <w:r>
+              <w:t xml:space="preserve"> (в </w:t>
+            </w:r>
+            <w:proofErr w:type="spellStart"/>
+            <w:r>
+              <w:t>згорткових</w:t>
+            </w:r>
+            <w:proofErr w:type="spellEnd"/>
+            <w:r>
+              <w:t xml:space="preserve"> шарах)</w:t>
+            </w:r>
+          </w:p>
+        </w:tc>
+        <w:tc>
+          <w:tcPr>
+            <w:tcW w:w="3969" w:type="dxa"/>
+            <w:tcBorders>
+              <w:bottom w:val="single" w:sz="4" w:space="0" w:color="auto"/>
+            </w:tcBorders>
+          </w:tcPr>
+          <w:p>
+            <w:r>
+              <w:t>Не використовується</w:t>
+            </w:r>
+          </w:p>
+          <w:p>
+            <w:r>
+              <w:t>L1</w:t>
+            </w:r>
+          </w:p>
+          <w:p>
+            <w:r>
+              <w:t>L2</w:t>
+            </w:r>
+          </w:p>
+        </w:tc>
+        <w:tc>
+          <w:tcPr>
+            <w:tcW w:w="3119" w:type="dxa"/>
+            <w:tcBorders>
+              <w:bottom w:val="single" w:sz="4" w:space="0" w:color="auto"/>
+            </w:tcBorders>
+          </w:tcPr>
+          <w:p>
+            <w:pPr>
+              <w:jc w:val="center"/>
+            </w:pPr>
+            <w:r>
+              <w:t>Не використовується</w:t>
+            </w:r>
+          </w:p>
+        </w:tc>
+      </w:tr>
+      <w:tr>
+        <w:tc>
+          <w:tcPr>
+            <w:tcW w:w="2660" w:type="dxa"/>
+            <w:tcBorders>
+              <w:bottom w:val="single" w:sz="4" w:space="0" w:color="auto"/>
+            </w:tcBorders>
+          </w:tcPr>
+          <w:p>
+            <w:r>
+              <w:rPr>
+                <w:lang w:val="ru-RU"/>
+              </w:rPr>
+              <w:t xml:space="preserve">Темп </w:t>
+            </w:r>
+            <w:proofErr w:type="spellStart"/>
+            <w:r>
+              <w:rPr>
+                <w:lang w:val="ru-RU"/>
+              </w:rPr>
+              <w:t>рег</w:t>
+            </w:r>
+            <w:proofErr w:type="spellEnd"/>
+            <w:r>
+              <w:t>у</w:t>
+            </w:r>
+            <w:proofErr w:type="spellStart"/>
+            <w:r>
+              <w:rPr>
+                <w:lang w:val="ru-RU"/>
+              </w:rPr>
+              <w:t>ляризації</w:t>
+            </w:r>
+            <w:proofErr w:type="spellEnd"/>
+            <w:r>
+              <w:rPr>
+                <w:lang w:val="ru-RU"/>
+              </w:rPr>
+              <w:t xml:space="preserve"> (при </w:t>
+            </w:r>
+            <w:proofErr w:type="spellStart"/>
+            <w:r>
+              <w:rPr>
+                <w:lang w:val="ru-RU"/>
+              </w:rPr>
+              <w:t>використанні</w:t>
+            </w:r>
+            <w:proofErr w:type="spellEnd"/>
+            <w:r>
+              <w:rPr>
+                <w:lang w:val="ru-RU"/>
+              </w:rPr>
+              <w:t xml:space="preserve"> </w:t>
+            </w:r>
+            <w:r>
+              <w:rPr>
+                <w:lang w:val="en-US"/>
+              </w:rPr>
+              <w:t>L1</w:t>
+            </w:r>
+            <w:r>
+              <w:t xml:space="preserve"> чи </w:t>
+            </w:r>
+            <w:r>
+              <w:rPr>
+                <w:lang w:val="en-US"/>
+              </w:rPr>
+              <w:t>L2</w:t>
+            </w:r>
+            <w:r>
+              <w:rPr>
+                <w:lang w:val="ru-RU"/>
+              </w:rPr>
+              <w:t>)</w:t>
+            </w:r>
+          </w:p>
+        </w:tc>
+        <w:tc>
+          <w:tcPr>
+            <w:tcW w:w="3969" w:type="dxa"/>
+            <w:tcBorders>
+              <w:bottom w:val="single" w:sz="4" w:space="0" w:color="auto"/>
+            </w:tcBorders>
+          </w:tcPr>
+          <w:p>
+            <w:r>
+              <w:t>10</w:t>
+            </w:r>
+            <w:r>
+              <w:rPr>
+                <w:vertAlign w:val="superscript"/>
+              </w:rPr>
+              <w:t>-</w:t>
+            </w:r>
+            <w:r>
+              <w:rPr>
+                <w:vertAlign w:val="superscript"/>
+              </w:rPr>
+              <w:t>3</w:t>
+            </w:r>
+            <w:r>
+              <w:t>;</w:t>
+            </w:r>
+            <w:r>
+              <w:t xml:space="preserve"> 10</w:t>
+            </w:r>
+            <w:r>
+              <w:rPr>
+                <w:vertAlign w:val="superscript"/>
+              </w:rPr>
+              <w:t>-1</w:t>
+            </w:r>
+          </w:p>
+        </w:tc>
+        <w:tc>
+          <w:tcPr>
+            <w:tcW w:w="3119" w:type="dxa"/>
+            <w:tcBorders>
+              <w:bottom w:val="single" w:sz="4" w:space="0" w:color="auto"/>
+            </w:tcBorders>
+          </w:tcPr>
+          <w:p>
+            <w:pPr>
+              <w:jc w:val="center"/>
+            </w:pPr>
+            <w:r>
+              <w:t>-</w:t>
+            </w:r>
+          </w:p>
+        </w:tc>
+      </w:tr>
+      <w:tr>
+        <w:tc>
+          <w:tcPr>
+            <w:tcW w:w="2660" w:type="dxa"/>
+            <w:tcBorders>
+              <w:bottom w:val="single" w:sz="4" w:space="0" w:color="auto"/>
+            </w:tcBorders>
+          </w:tcPr>
+          <w:p>
+            <w:pPr>
+              <w:rPr>
+                <w:lang w:val="ru-RU"/>
+              </w:rPr>
+            </w:pPr>
+            <w:proofErr w:type="spellStart"/>
+            <w:r>
+              <w:rPr>
+                <w:lang w:val="ru-RU"/>
+              </w:rPr>
+              <w:t>Використання</w:t>
+            </w:r>
+            <w:proofErr w:type="spellEnd"/>
+            <w:r>
+              <w:rPr>
+                <w:lang w:val="ru-RU"/>
+              </w:rPr>
+              <w:t xml:space="preserve"> </w:t>
+            </w:r>
+            <w:proofErr w:type="spellStart"/>
+            <w:r>
+              <w:rPr>
+                <w:lang w:val="ru-RU"/>
+              </w:rPr>
+              <w:t>Dropout</w:t>
+            </w:r>
+            <w:proofErr w:type="spellEnd"/>
+            <w:r>
+              <w:rPr>
+                <w:lang w:val="ru-RU"/>
+              </w:rPr>
+              <w:t xml:space="preserve"> шару</w:t>
+            </w:r>
+          </w:p>
+        </w:tc>
+        <w:tc>
+          <w:tcPr>
+            <w:tcW w:w="3969" w:type="dxa"/>
+            <w:tcBorders>
+              <w:bottom w:val="single" w:sz="4" w:space="0" w:color="auto"/>
+            </w:tcBorders>
+          </w:tcPr>
+          <w:p>
+            <w:proofErr w:type="spellStart"/>
+            <w:r>
+              <w:t>T</w:t>
+            </w:r>
+            <w:r>
+              <w:t>ак</w:t>
+            </w:r>
+            <w:proofErr w:type="spellEnd"/>
+          </w:p>
+          <w:p>
+            <w:r>
+              <w:t>Ні</w:t>
+            </w:r>
+          </w:p>
+        </w:tc>
+        <w:tc>
+          <w:tcPr>
+            <w:tcW w:w="3119" w:type="dxa"/>
+            <w:tcBorders>
+              <w:bottom w:val="single" w:sz="4" w:space="0" w:color="auto"/>
+            </w:tcBorders>
+          </w:tcPr>
+          <w:p>
+            <w:pPr>
+              <w:jc w:val="center"/>
+            </w:pPr>
+            <w:r>
+              <w:t>Ні</w:t>
+            </w:r>
+          </w:p>
+        </w:tc>
+      </w:tr>
+      <w:tr>
+        <w:tc>
+          <w:tcPr>
+            <w:tcW w:w="2660" w:type="dxa"/>
+            <w:tcBorders>
+              <w:bottom w:val="single" w:sz="4" w:space="0" w:color="auto"/>
+            </w:tcBorders>
+          </w:tcPr>
+          <w:p>
+            <w:r>
+              <w:rPr>
+                <w:lang w:val="ru-RU"/>
+              </w:rPr>
+              <w:t xml:space="preserve">Темп </w:t>
+            </w:r>
+            <w:proofErr w:type="spellStart"/>
+            <w:r>
+              <w:rPr>
+                <w:lang w:val="ru-RU"/>
+              </w:rPr>
+              <w:t>Dropout</w:t>
+            </w:r>
+            <w:proofErr w:type="spellEnd"/>
+            <w:r>
+              <w:rPr>
+                <w:lang w:val="ru-RU"/>
+              </w:rPr>
+              <w:t xml:space="preserve"> (за </w:t>
+            </w:r>
+            <w:proofErr w:type="spellStart"/>
+            <w:r>
+              <w:rPr>
+                <w:lang w:val="ru-RU"/>
+              </w:rPr>
+              <w:t>умови</w:t>
+            </w:r>
+            <w:proofErr w:type="spellEnd"/>
+            <w:r>
+              <w:rPr>
+                <w:lang w:val="ru-RU"/>
+              </w:rPr>
+              <w:t xml:space="preserve"> </w:t>
+            </w:r>
+            <w:proofErr w:type="spellStart"/>
+            <w:r>
+              <w:rPr>
+                <w:lang w:val="ru-RU"/>
+              </w:rPr>
+              <w:t>використання</w:t>
+            </w:r>
+            <w:proofErr w:type="spellEnd"/>
+            <w:r>
+              <w:rPr>
+                <w:lang w:val="ru-RU"/>
+              </w:rPr>
+              <w:t>)</w:t>
+            </w:r>
+          </w:p>
+        </w:tc>
+        <w:tc>
+          <w:tcPr>
+            <w:tcW w:w="3969" w:type="dxa"/>
+            <w:tcBorders>
+              <w:bottom w:val="single" w:sz="4" w:space="0" w:color="auto"/>
+            </w:tcBorders>
+          </w:tcPr>
+          <w:p>
+            <w:r>
+              <w:t>0.</w:t>
+            </w:r>
+            <w:r>
+              <w:t>1</w:t>
+            </w:r>
+            <w:r>
+              <w:t>-</w:t>
+            </w:r>
+            <w:r>
+              <w:t>0.</w:t>
+            </w:r>
+            <w:r>
+              <w:t>7</w:t>
+            </w:r>
+            <w:r>
+              <w:t>]</w:t>
+            </w:r>
+          </w:p>
+        </w:tc>
+        <w:tc>
+          <w:tcPr>
+            <w:tcW w:w="3119" w:type="dxa"/>
+            <w:tcBorders>
+              <w:bottom w:val="single" w:sz="4" w:space="0" w:color="auto"/>
+            </w:tcBorders>
+          </w:tcPr>
+          <w:p>
+            <w:pPr>
+              <w:jc w:val="center"/>
+            </w:pPr>
+            <w:r>
+              <w:t>-</w:t>
+            </w:r>
+          </w:p>
+        </w:tc>
+      </w:tr>
+      <w:tr>
+        <w:tc>
+          <w:tcPr>
+            <w:tcW w:w="2660" w:type="dxa"/>
+            <w:tcBorders>
+              <w:bottom w:val="single" w:sz="4" w:space="0" w:color="auto"/>
+            </w:tcBorders>
+          </w:tcPr>
+          <w:p>
+            <w:pPr>
+              <w:tabs>
+                <w:tab w:val="left" w:pos="2796"/>
+              </w:tabs>
+            </w:pPr>
+            <w:proofErr w:type="spellStart"/>
+            <w:r>
+              <w:rPr>
+                <w:lang w:val="ru-RU"/>
+              </w:rPr>
+              <w:t>Використання</w:t>
+            </w:r>
+            <w:proofErr w:type="spellEnd"/>
+            <w:r>
+              <w:rPr>
+                <w:lang w:val="ru-RU"/>
+              </w:rPr>
+              <w:t xml:space="preserve"> </w:t>
+            </w:r>
+            <w:proofErr w:type="spellStart"/>
+            <w:r>
+              <w:rPr>
+                <w:lang w:val="ru-RU"/>
+              </w:rPr>
+              <w:t>нормалізації</w:t>
+            </w:r>
+            <w:proofErr w:type="spellEnd"/>
+            <w:r>
+              <w:rPr>
+                <w:lang w:val="ru-RU"/>
+              </w:rPr>
+              <w:t xml:space="preserve"> </w:t>
+            </w:r>
+            <w:proofErr w:type="spellStart"/>
+            <w:r>
+              <w:rPr>
+                <w:lang w:val="ru-RU"/>
+              </w:rPr>
+              <w:t>батчів</w:t>
+            </w:r>
+            <w:proofErr w:type="spellEnd"/>
+            <w:r>
+              <w:rPr>
+                <w:lang w:val="ru-RU"/>
+              </w:rPr>
+              <w:t xml:space="preserve"> </w:t>
+            </w:r>
+            <w:proofErr w:type="spellStart"/>
+            <w:r>
+              <w:rPr>
+                <w:lang w:val="ru-RU"/>
+              </w:rPr>
+              <w:t>після</w:t>
+            </w:r>
+            <w:proofErr w:type="spellEnd"/>
+            <w:r>
+              <w:rPr>
+                <w:lang w:val="ru-RU"/>
+              </w:rPr>
+              <w:t xml:space="preserve"> </w:t>
+            </w:r>
+            <w:proofErr w:type="spellStart"/>
+            <w:r>
+              <w:rPr>
+                <w:lang w:val="ru-RU"/>
+              </w:rPr>
+              <w:t>згорткових</w:t>
+            </w:r>
+            <w:proofErr w:type="spellEnd"/>
+            <w:r>
+              <w:rPr>
+                <w:lang w:val="ru-RU"/>
+              </w:rPr>
+              <w:t xml:space="preserve"> </w:t>
+            </w:r>
+            <w:proofErr w:type="spellStart"/>
+            <w:r>
+              <w:rPr>
+                <w:lang w:val="ru-RU"/>
+              </w:rPr>
+              <w:t>шарів</w:t>
+            </w:r>
+            <w:proofErr w:type="spellEnd"/>
+          </w:p>
+        </w:tc>
+        <w:tc>
+          <w:tcPr>
+            <w:tcW w:w="3969" w:type="dxa"/>
+            <w:tcBorders>
+              <w:bottom w:val="single" w:sz="4" w:space="0" w:color="auto"/>
+            </w:tcBorders>
+          </w:tcPr>
+          <w:p>
+            <w:proofErr w:type="spellStart"/>
+            <w:r>
+              <w:t>T</w:t>
+            </w:r>
+            <w:r>
+              <w:t>ак</w:t>
+            </w:r>
+            <w:proofErr w:type="spellEnd"/>
+          </w:p>
+          <w:p>
+            <w:r>
+              <w:t>Ні</w:t>
+            </w:r>
+          </w:p>
+        </w:tc>
+        <w:tc>
+          <w:tcPr>
+            <w:tcW w:w="3119" w:type="dxa"/>
+            <w:tcBorders>
+              <w:bottom w:val="single" w:sz="4" w:space="0" w:color="auto"/>
+            </w:tcBorders>
+          </w:tcPr>
+          <w:p>
+            <w:pPr>
+              <w:jc w:val="center"/>
+            </w:pPr>
+            <w:r>
+              <w:t>Ні</w:t>
+            </w:r>
+          </w:p>
+        </w:tc>
+      </w:tr>
+    </w:tbl>
+    <w:p>
+      <w:pPr>
+        <w:spacing w:line="312" w:lineRule="auto"/>
+        <w:ind w:firstLine="567"/>
+        <w:jc w:val="both"/>
+        <w:rPr>
+          <w:bCs/>
+        </w:rPr>
+      </w:pPr>
+    </w:p>
+    <w:p>
+      <w:pPr>
+        <w:spacing w:line="312" w:lineRule="auto"/>
+        <w:ind w:firstLine="567"/>
+        <w:jc w:val="both"/>
+        <w:rPr>
+          <w:b/>
+        </w:rPr>
+      </w:pPr>
+      <w:r>
+        <w:t xml:space="preserve">При тренування використовується опція </w:t>
+      </w:r>
+      <w:proofErr w:type="spellStart"/>
+      <w:r>
+        <w:t>EarlyStopping</w:t>
+      </w:r>
+      <w:proofErr w:type="spellEnd"/>
+      <w:r>
+        <w:t>, що дозвол</w:t>
+      </w:r>
+      <w:r>
+        <w:t xml:space="preserve">ило вибрати оптимальну кількість </w:t>
+      </w:r>
+      <w:r>
+        <w:t>епох</w:t>
+      </w:r>
+      <w:r>
+        <w:t xml:space="preserve"> - 370</w:t>
+      </w:r>
+      <w:r>
+        <w:t>.</w:t>
+      </w:r>
+    </w:p>
+    <w:p>
+      <w:pPr>
+        <w:spacing w:line="312" w:lineRule="auto"/>
+        <w:ind w:firstLine="567"/>
+        <w:jc w:val="both"/>
+      </w:pPr>
+      <w:r>
+        <w:t>Результати навчання та тестування. Для оцінки якості передбачень використовувалися наступні метрики:</w:t>
+      </w:r>
+    </w:p>
+    <w:p>
+      <w:pPr>
+        <w:spacing w:line="312" w:lineRule="auto"/>
+        <w:jc w:val="both"/>
+        <w:rPr>
+          <w:lang w:val="en-US"/>
+        </w:rPr>
+      </w:pPr>
+      <w:r>
+        <w:t xml:space="preserve">- </w:t>
+      </w:r>
+      <w:r>
+        <w:t xml:space="preserve"> середньоквадратична похибка (</w:t>
+      </w:r>
+      <w:r>
+        <w:rPr>
+          <w:lang w:val="en-US"/>
+        </w:rPr>
+        <w:t>MSE);</w:t>
+      </w:r>
+      <w:r>
+        <w:t xml:space="preserve"> </w:t>
+      </w:r>
+    </w:p>
+    <w:p>
+      <w:pPr>
+        <w:spacing w:line="312" w:lineRule="auto"/>
+        <w:jc w:val="both"/>
+        <w:rPr>
+          <w:lang w:val="en-US"/>
+        </w:rPr>
+      </w:pPr>
+      <w:r>
+        <w:rPr>
+          <w:lang w:val="en-US"/>
+        </w:rPr>
+        <w:t xml:space="preserve">- </w:t>
+      </w:r>
+      <w:r>
+        <w:t xml:space="preserve">середня відносна похибка </w:t>
+      </w:r>
+      <w:r>
+        <w:rPr>
+          <w:lang w:val="en-US"/>
+        </w:rPr>
+        <w:t>(MAPE)</w:t>
+      </w:r>
+    </w:p>
+    <w:p>
+      <w:pPr>
+        <w:spacing w:line="312" w:lineRule="auto"/>
+        <w:jc w:val="both"/>
+        <w:rPr>
+          <w:lang w:val="en-US"/>
+        </w:rPr>
+      </w:pPr>
+      <w:r>
+        <w:rPr>
+          <w:lang w:val="en-US"/>
+        </w:rPr>
+        <w:t xml:space="preserve">- </w:t>
+      </w:r>
+      <w:r>
+        <w:t>медіанна відносна похибка (</w:t>
+      </w:r>
+      <w:proofErr w:type="spellStart"/>
+      <w:r>
+        <w:rPr>
+          <w:lang w:val="en-US"/>
+        </w:rPr>
+        <w:t>MedAPE</w:t>
+      </w:r>
+      <w:proofErr w:type="spellEnd"/>
+      <w:r>
+        <w:t>)</w:t>
+      </w:r>
+      <w:r>
+        <w:rPr>
+          <w:lang w:val="en-US"/>
+        </w:rPr>
+        <w:t>;</w:t>
+      </w:r>
+    </w:p>
+    <w:p>
+      <w:pPr>
+        <w:spacing w:line="312" w:lineRule="auto"/>
+        <w:jc w:val="both"/>
+        <w:rPr>
+          <w:b/>
+        </w:rPr>
+      </w:pPr>
+      <w:r>
+        <w:rPr>
+          <w:lang w:val="en-US"/>
+        </w:rPr>
+        <w:t>-</w:t>
+      </w:r>
+      <w:r>
+        <w:t xml:space="preserve"> </w:t>
+      </w:r>
+      <w:r>
+        <w:t xml:space="preserve">коефіцієнт детермінації </w:t>
+      </w:r>
+      <w:r>
+        <w:rPr>
+          <w:lang w:val="en-US"/>
+        </w:rPr>
+        <w:t>(</w:t>
+      </w:r>
+      <w:r>
+        <w:rPr>
+          <w:lang w:val="en-US"/>
+        </w:rPr>
+        <w:t>R</w:t>
+      </w:r>
+      <w:r>
+        <w:rPr>
+          <w:vertAlign w:val="superscript"/>
+          <w:lang w:val="en-US"/>
+        </w:rPr>
+        <w:t>2</w:t>
+      </w:r>
+      <w:r>
+        <w:rPr>
+          <w:lang w:val="en-US"/>
+        </w:rPr>
+        <w:t>).</w:t>
+      </w:r>
+    </w:p>
+    <w:p>
+      <w:pPr>
+        <w:spacing w:line="312" w:lineRule="auto"/>
+        <w:ind w:firstLine="567"/>
+        <w:jc w:val="both"/>
+        <w:rPr>
+          <w:b/>
+        </w:rPr>
+      </w:pPr>
+    </w:p>
+    <w:p>
+      <w:pPr>
+        <w:spacing w:line="312" w:lineRule="auto"/>
+        <w:ind w:firstLine="567"/>
+        <w:jc w:val="both"/>
+        <w:rPr>
+          <w:b/>
+        </w:rPr>
+      </w:pPr>
+      <w:r>
+        <w:t xml:space="preserve">Інший підхід передбачав використання </w:t>
+      </w:r>
+      <w:r>
+        <w:rPr>
+          <w:lang w:val="en-US"/>
+        </w:rPr>
+        <w:t>Transfer Learning</w:t>
+      </w:r>
+      <w:r>
+        <w:t xml:space="preserve">, у варіанті, </w:t>
+      </w:r>
+      <w:r>
+        <w:t xml:space="preserve">запропонованому в роботі </w:t>
+      </w:r>
+      <w:r>
+        <w:rPr>
+          <w:lang w:val="en-US"/>
+        </w:rPr>
+        <w:t>[</w:t>
+      </w:r>
+      <w:r>
+        <w:t>https://doi.org/10.1088/1361-6641/ae3850</w:t>
+      </w:r>
+      <w:r>
+        <w:rPr>
+          <w:lang w:val="en-US"/>
+        </w:rPr>
+        <w:t>]</w:t>
+      </w:r>
+      <w:r>
+        <w:t>.</w:t>
+      </w:r>
+      <w:r>
+        <w:t xml:space="preserve"> А саме, для виділення ознак використовується попередньо навчена стандартна </w:t>
+      </w:r>
+      <w:proofErr w:type="spellStart"/>
+      <w:r>
+        <w:t>згорткова</w:t>
+      </w:r>
+      <w:proofErr w:type="spellEnd"/>
+      <w:r>
+        <w:t xml:space="preserve"> модель комп’ютерного зору. Надалі з цими ознаками працює регресійна модель, яка й тренується. Проте першою необхідною операцією є </w:t>
+      </w:r>
+      <w:r>
+        <w:lastRenderedPageBreak/>
+        <w:t>перетворення одновимірної вхідної залежності на двовимірне зображення. Тому на першому етапі основним завданням було вибрати такі способи 1</w:t>
+      </w:r>
+      <w:r>
+        <w:rPr>
+          <w:lang w:val="en-US"/>
+        </w:rPr>
+        <w:t xml:space="preserve">D-&gt;2D </w:t>
+      </w:r>
+      <w:r>
+        <w:t xml:space="preserve">перетворення </w:t>
+      </w:r>
+      <w:proofErr w:type="spellStart"/>
+      <w:r>
+        <w:t>залежностей</w:t>
+      </w:r>
+      <w:proofErr w:type="spellEnd"/>
+      <w:r>
+        <w:t xml:space="preserve"> </w:t>
+      </w:r>
+      <w:proofErr w:type="spellStart"/>
+      <w:r>
+        <w:t>Uph</w:t>
+      </w:r>
+      <w:proofErr w:type="spellEnd"/>
+      <w:r>
+        <w:t>(f)</w:t>
+      </w:r>
+      <w:r>
+        <w:t xml:space="preserve">, які дозволяють отримати зображення, що максимально відрізняються при різних значеннях </w:t>
+      </w:r>
+      <w:r>
+        <w:rPr>
+          <w:lang w:val="el-GR"/>
+        </w:rPr>
+        <w:t>χ</w:t>
+      </w:r>
+      <w:r>
+        <w:rPr>
+          <w:lang w:val="en-US"/>
+        </w:rPr>
+        <w:t xml:space="preserve">. </w:t>
+      </w:r>
+      <w:r>
+        <w:t xml:space="preserve">В результаті пошуків було вибрані наступні способи перетворення: вейвлет перетворення </w:t>
+      </w:r>
+      <w:proofErr w:type="spellStart"/>
+      <w:r>
+        <w:t>Морлі</w:t>
+      </w:r>
+      <w:proofErr w:type="spellEnd"/>
+      <w:r>
+        <w:t xml:space="preserve">, вейвлет перетворення </w:t>
+      </w:r>
+      <w:proofErr w:type="spellStart"/>
+      <w:r>
+        <w:t>Морлі</w:t>
+      </w:r>
+      <w:proofErr w:type="spellEnd"/>
+      <w:r>
+        <w:t xml:space="preserve"> з рівномірним розподілом частот, а також </w:t>
+      </w:r>
+      <w:proofErr w:type="spellStart"/>
+      <w:r>
+        <w:rPr>
+          <w:bCs/>
+        </w:rPr>
+        <w:t>Gramian</w:t>
+      </w:r>
+      <w:proofErr w:type="spellEnd"/>
+      <w:r>
+        <w:rPr>
+          <w:bCs/>
+        </w:rPr>
+        <w:t xml:space="preserve"> </w:t>
+      </w:r>
+      <w:proofErr w:type="spellStart"/>
+      <w:r>
+        <w:rPr>
+          <w:bCs/>
+        </w:rPr>
+        <w:t>Angular</w:t>
+      </w:r>
+      <w:proofErr w:type="spellEnd"/>
+      <w:r>
+        <w:rPr>
+          <w:bCs/>
+        </w:rPr>
+        <w:t xml:space="preserve"> </w:t>
+      </w:r>
+      <w:proofErr w:type="spellStart"/>
+      <w:r>
+        <w:rPr>
+          <w:bCs/>
+        </w:rPr>
+        <w:t>Field</w:t>
+      </w:r>
+      <w:proofErr w:type="spellEnd"/>
+      <w:r>
+        <w:rPr>
+          <w:bCs/>
+        </w:rPr>
+        <w:t xml:space="preserve"> (</w:t>
+      </w:r>
+      <w:r>
+        <w:rPr>
+          <w:bCs/>
+          <w:lang w:val="en-US"/>
+        </w:rPr>
+        <w:t>GAF</w:t>
+      </w:r>
+      <w:r>
+        <w:rPr>
+          <w:bCs/>
+        </w:rPr>
+        <w:t>)</w:t>
+      </w:r>
+      <w:r>
+        <w:rPr>
+          <w:bCs/>
+        </w:rPr>
+        <w:t>. Приклади отриманих зображень представлені на рис.2</w:t>
+      </w:r>
+      <w:r>
+        <w:rPr>
+          <w:bCs/>
+        </w:rPr>
+        <w:t>.</w:t>
+      </w:r>
+    </w:p>
+    <w:p>
+      <w:pPr>
+        <w:spacing w:line="312" w:lineRule="auto"/>
+        <w:ind w:firstLine="567"/>
+        <w:jc w:val="both"/>
+        <w:rPr>
+          <w:b/>
+        </w:rPr>
+      </w:pPr>
+    </w:p>
+    <w:tbl>
+      <w:tblPr>
+        <w:tblStyle w:val="ad"/>
+        <w:tblW w:w="0" w:type="auto"/>
+        <w:tblBorders>
+          <w:top w:val="none" w:sz="0" w:space="0" w:color="auto"/>
+          <w:left w:val="none" w:sz="0" w:space="0" w:color="auto"/>
+          <w:bottom w:val="none" w:sz="0" w:space="0" w:color="auto"/>
+          <w:right w:val="none" w:sz="0" w:space="0" w:color="auto"/>
+          <w:insideH w:val="none" w:sz="0" w:space="0" w:color="auto"/>
+          <w:insideV w:val="none" w:sz="0" w:space="0" w:color="auto"/>
+        </w:tblBorders>
+        <w:tblLook w:val="04A0" w:firstRow="1" w:lastRow="0" w:firstColumn="1" w:lastColumn="0" w:noHBand="0" w:noVBand="1"/>
+      </w:tblPr>
+      <w:tblGrid>
+        <w:gridCol w:w="9853"/>
+      </w:tblGrid>
+      <w:tr>
+        <w:tc>
+          <w:tcPr>
+            <w:tcW w:w="9853" w:type="dxa"/>
+          </w:tcPr>
+          <w:p>
+            <w:pPr>
+              <w:spacing w:line="312" w:lineRule="auto"/>
+              <w:jc w:val="center"/>
+              <w:rPr>
+                <w:b/>
+              </w:rPr>
+            </w:pPr>
+            <w:r>
+              <w:rPr>
+                <w:b/>
                 <w:noProof/>
               </w:rPr>
-              <w:t xml:space="preserve"> </w:t>
+              <w:pict w14:anchorId="5A4A6CD5">
+                <v:shapetype id="_x0000_t202" coordsize="21600,21600" o:spt="202" path="m,l,21600r21600,l21600,xe">
+                  <v:stroke joinstyle="miter"/>
+                  <v:path gradientshapeok="t" o:connecttype="rect"/>
+                </v:shapetype>
+                <v:shape id="_x0000_s1093" type="#_x0000_t202" style="position:absolute;left:0;text-align:left;margin-left:454.2pt;margin-top:4.1pt;width:14.9pt;height:18.75pt;z-index:251671552;mso-position-horizontal-relative:text;mso-position-vertical-relative:text">
+                  <v:textbox inset="0,0,0,0">
+                    <w:txbxContent>
+                      <w:p>
+                        <w:pPr>
+                          <w:rPr>
+                            <w:b/>
+                            <w:bCs/>
+                          </w:rPr>
+                        </w:pPr>
+                        <w:r>
+                          <w:rPr>
+                            <w:bCs/>
+                          </w:rPr>
+                          <w:t>в</w:t>
+                        </w:r>
+                        <w:r>
+                          <w:rPr>
+                            <w:bCs/>
+                          </w:rPr>
+                          <w:t>)</w:t>
+                        </w:r>
+                      </w:p>
+                    </w:txbxContent>
+                  </v:textbox>
+                </v:shape>
+              </w:pict>
             </w:r>
             <w:r>
               <w:rPr>
-                <w:b w:val="0"/>
+                <w:b/>
+                <w:noProof/>
+              </w:rPr>
+              <w:pict w14:anchorId="5A4A6CD5">
+                <v:shape id="_x0000_s1092" type="#_x0000_t202" style="position:absolute;left:0;text-align:left;margin-left:295.95pt;margin-top:4.1pt;width:14.9pt;height:18.75pt;z-index:251670528;mso-position-horizontal-relative:text;mso-position-vertical-relative:text">
+                  <v:textbox inset="0,0,0,0">
+                    <w:txbxContent>
+                      <w:p>
+                        <w:pPr>
+                          <w:rPr>
+                            <w:b/>
+                            <w:bCs/>
+                          </w:rPr>
+                        </w:pPr>
+                        <w:r>
+                          <w:rPr>
+                            <w:bCs/>
+                          </w:rPr>
+                          <w:t>б</w:t>
+                        </w:r>
+                        <w:r>
+                          <w:rPr>
+                            <w:bCs/>
+                          </w:rPr>
+                          <w:t>)</w:t>
+                        </w:r>
+                      </w:p>
+                    </w:txbxContent>
+                  </v:textbox>
+                </v:shape>
+              </w:pict>
+            </w:r>
+            <w:r>
+              <w:rPr>
+                <w:b/>
+                <w:noProof/>
+              </w:rPr>
+              <w:pict w14:anchorId="5A4A6CD5">
+                <v:shape id="_x0000_s1091" type="#_x0000_t202" style="position:absolute;left:0;text-align:left;margin-left:142.95pt;margin-top:2.75pt;width:14.9pt;height:18.75pt;z-index:251669504;mso-position-horizontal-relative:text;mso-position-vertical-relative:text">
+                  <v:textbox inset="0,0,0,0">
+                    <w:txbxContent>
+                      <w:p>
+                        <w:pPr>
+                          <w:rPr>
+                            <w:b/>
+                            <w:bCs/>
+                          </w:rPr>
+                        </w:pPr>
+                        <w:r>
+                          <w:rPr>
+                            <w:bCs/>
+                          </w:rPr>
+                          <w:t>а)</w:t>
+                        </w:r>
+                      </w:p>
+                    </w:txbxContent>
+                  </v:textbox>
+                </v:shape>
+              </w:pict>
+            </w:r>
+            <w:r>
+              <w:rPr>
+                <w:b/>
                 <w:noProof/>
               </w:rPr>
               <w:drawing>
-                <wp:inline distT="0" distB="0" distL="0" distR="0" wp14:anchorId="6C0EA3BE" wp14:editId="7FCE0337">
+                <wp:inline distT="0" distB="0" distL="0" distR="0" wp14:anchorId="1CE891FE" wp14:editId="47768CC4">
                   <wp:extent cx="1931707" cy="1440000"/>
                   <wp:effectExtent l="0" t="0" r="0" b="0"/>
-                  <wp:docPr id="1537084348" name="Рисунок 5"/>
+                  <wp:docPr id="1886357534" name="Рисунок 1"/>
                   <wp:cNvGraphicFramePr>
                     <a:graphicFrameLocks xmlns:a="http://schemas.openxmlformats.org/drawingml/2006/main" noChangeAspect="1"/>
                   </wp:cNvGraphicFramePr>
@@ -3866,7 +5454,7 @@
                     <a:graphicData uri="http://schemas.openxmlformats.org/drawingml/2006/picture">
                       <pic:pic xmlns:pic="http://schemas.openxmlformats.org/drawingml/2006/picture">
                         <pic:nvPicPr>
-                          <pic:cNvPr id="1537084348" name="Рисунок 1537084348"/>
+                          <pic:cNvPr id="1886357534" name="Рисунок 1886357534"/>
                           <pic:cNvPicPr/>
                         </pic:nvPicPr>
                         <pic:blipFill>
@@ -3898,21 +5486,20 @@
             </w:r>
             <w:r>
               <w:rPr>
-                <w:b w:val="0"/>
                 <w:noProof/>
               </w:rPr>
               <w:t xml:space="preserve"> </w:t>
             </w:r>
             <w:r>
               <w:rPr>
-                <w:b w:val="0"/>
+                <w:b/>
                 <w:noProof/>
               </w:rPr>
               <w:drawing>
-                <wp:inline distT="0" distB="0" distL="0" distR="0" wp14:anchorId="129F4EDB" wp14:editId="47C8DCDE">
+                <wp:inline distT="0" distB="0" distL="0" distR="0" wp14:anchorId="03BBAB78" wp14:editId="6ECCF241">
                   <wp:extent cx="1931707" cy="1440000"/>
                   <wp:effectExtent l="0" t="0" r="0" b="0"/>
-                  <wp:docPr id="330855656" name="Рисунок 6"/>
+                  <wp:docPr id="1724361903" name="Рисунок 2"/>
                   <wp:cNvGraphicFramePr>
                     <a:graphicFrameLocks xmlns:a="http://schemas.openxmlformats.org/drawingml/2006/main" noChangeAspect="1"/>
                   </wp:cNvGraphicFramePr>
@@ -3920,7 +5507,7 @@
                     <a:graphicData uri="http://schemas.openxmlformats.org/drawingml/2006/picture">
                       <pic:pic xmlns:pic="http://schemas.openxmlformats.org/drawingml/2006/picture">
                         <pic:nvPicPr>
-                          <pic:cNvPr id="330855656" name="Рисунок 330855656"/>
+                          <pic:cNvPr id="1724361903" name="Рисунок 1724361903"/>
                           <pic:cNvPicPr/>
                         </pic:nvPicPr>
                         <pic:blipFill>
@@ -3950,6 +5537,330 @@
                 </wp:inline>
               </w:drawing>
             </w:r>
+            <w:r>
+              <w:rPr>
+                <w:noProof/>
+              </w:rPr>
+              <w:t xml:space="preserve"> </w:t>
+            </w:r>
+            <w:r>
+              <w:rPr>
+                <w:b/>
+                <w:noProof/>
+              </w:rPr>
+              <w:drawing>
+                <wp:inline distT="0" distB="0" distL="0" distR="0" wp14:anchorId="73D46BBE" wp14:editId="05AD9229">
+                  <wp:extent cx="1931707" cy="1440000"/>
+                  <wp:effectExtent l="0" t="0" r="0" b="0"/>
+                  <wp:docPr id="1463972216" name="Рисунок 3"/>
+                  <wp:cNvGraphicFramePr>
+                    <a:graphicFrameLocks xmlns:a="http://schemas.openxmlformats.org/drawingml/2006/main" noChangeAspect="1"/>
+                  </wp:cNvGraphicFramePr>
+                  <a:graphic xmlns:a="http://schemas.openxmlformats.org/drawingml/2006/main">
+                    <a:graphicData uri="http://schemas.openxmlformats.org/drawingml/2006/picture">
+                      <pic:pic xmlns:pic="http://schemas.openxmlformats.org/drawingml/2006/picture">
+                        <pic:nvPicPr>
+                          <pic:cNvPr id="1463972216" name="Рисунок 1463972216"/>
+                          <pic:cNvPicPr/>
+                        </pic:nvPicPr>
+                        <pic:blipFill>
+                          <a:blip r:embed="rId15" cstate="print">
+                            <a:extLst>
+                              <a:ext uri="{28A0092B-C50C-407E-A947-70E740481C1C}">
+                                <a14:useLocalDpi xmlns:a14="http://schemas.microsoft.com/office/drawing/2010/main" val="0"/>
+                              </a:ext>
+                            </a:extLst>
+                          </a:blip>
+                          <a:stretch>
+                            <a:fillRect/>
+                          </a:stretch>
+                        </pic:blipFill>
+                        <pic:spPr>
+                          <a:xfrm>
+                            <a:off x="0" y="0"/>
+                            <a:ext cx="1931707" cy="1440000"/>
+                          </a:xfrm>
+                          <a:prstGeom prst="rect">
+                            <a:avLst/>
+                          </a:prstGeom>
+                        </pic:spPr>
+                      </pic:pic>
+                    </a:graphicData>
+                  </a:graphic>
+                </wp:inline>
+              </w:drawing>
+            </w:r>
+          </w:p>
+        </w:tc>
+      </w:tr>
+      <w:tr>
+        <w:tc>
+          <w:tcPr>
+            <w:tcW w:w="9853" w:type="dxa"/>
+          </w:tcPr>
+          <w:p>
+            <w:pPr>
+              <w:spacing w:line="312" w:lineRule="auto"/>
+              <w:jc w:val="center"/>
+              <w:rPr>
+                <w:b/>
+              </w:rPr>
+            </w:pPr>
+            <w:r>
+              <w:rPr>
+                <w:b/>
+                <w:noProof/>
+              </w:rPr>
+              <w:pict w14:anchorId="5A4A6CD5">
+                <v:shape id="_x0000_s1096" type="#_x0000_t202" style="position:absolute;left:0;text-align:left;margin-left:450.45pt;margin-top:3.7pt;width:14.9pt;height:18.75pt;z-index:251674624;mso-position-horizontal-relative:text;mso-position-vertical-relative:text">
+                  <v:textbox inset="0,0,0,0">
+                    <w:txbxContent>
+                      <w:p>
+                        <w:pPr>
+                          <w:rPr>
+                            <w:b/>
+                            <w:bCs/>
+                          </w:rPr>
+                        </w:pPr>
+                        <w:r>
+                          <w:rPr>
+                            <w:bCs/>
+                          </w:rPr>
+                          <w:t>е</w:t>
+                        </w:r>
+                        <w:r>
+                          <w:rPr>
+                            <w:bCs/>
+                          </w:rPr>
+                          <w:t>)</w:t>
+                        </w:r>
+                      </w:p>
+                    </w:txbxContent>
+                  </v:textbox>
+                </v:shape>
+              </w:pict>
+            </w:r>
+            <w:r>
+              <w:rPr>
+                <w:b/>
+                <w:noProof/>
+              </w:rPr>
+              <w:pict w14:anchorId="5A4A6CD5">
+                <v:shape id="_x0000_s1095" type="#_x0000_t202" style="position:absolute;left:0;text-align:left;margin-left:296.7pt;margin-top:3.7pt;width:14.9pt;height:18.75pt;z-index:251673600;mso-position-horizontal-relative:text;mso-position-vertical-relative:text">
+                  <v:textbox inset="0,0,0,0">
+                    <w:txbxContent>
+                      <w:p>
+                        <w:pPr>
+                          <w:rPr>
+                            <w:b/>
+                            <w:bCs/>
+                          </w:rPr>
+                        </w:pPr>
+                        <w:r>
+                          <w:rPr>
+                            <w:bCs/>
+                          </w:rPr>
+                          <w:t>д</w:t>
+                        </w:r>
+                        <w:r>
+                          <w:rPr>
+                            <w:bCs/>
+                          </w:rPr>
+                          <w:t>)</w:t>
+                        </w:r>
+                      </w:p>
+                    </w:txbxContent>
+                  </v:textbox>
+                </v:shape>
+              </w:pict>
+            </w:r>
+            <w:r>
+              <w:rPr>
+                <w:b/>
+                <w:noProof/>
+              </w:rPr>
+              <w:pict w14:anchorId="5A4A6CD5">
+                <v:shape id="_x0000_s1094" type="#_x0000_t202" style="position:absolute;left:0;text-align:left;margin-left:140.7pt;margin-top:3.7pt;width:14.9pt;height:18.75pt;z-index:251672576;mso-position-horizontal-relative:text;mso-position-vertical-relative:text">
+                  <v:textbox inset="0,0,0,0">
+                    <w:txbxContent>
+                      <w:p>
+                        <w:pPr>
+                          <w:rPr>
+                            <w:b/>
+                            <w:bCs/>
+                          </w:rPr>
+                        </w:pPr>
+                        <w:r>
+                          <w:rPr>
+                            <w:bCs/>
+                          </w:rPr>
+                          <w:t>г</w:t>
+                        </w:r>
+                        <w:r>
+                          <w:rPr>
+                            <w:bCs/>
+                          </w:rPr>
+                          <w:t>)</w:t>
+                        </w:r>
+                      </w:p>
+                    </w:txbxContent>
+                  </v:textbox>
+                </v:shape>
+              </w:pict>
+            </w:r>
+            <w:r>
+              <w:rPr>
+                <w:b/>
+                <w:noProof/>
+              </w:rPr>
+              <w:drawing>
+                <wp:inline distT="0" distB="0" distL="0" distR="0" wp14:anchorId="159E0B90" wp14:editId="24B66E2E">
+                  <wp:extent cx="1931707" cy="1440000"/>
+                  <wp:effectExtent l="0" t="0" r="0" b="0"/>
+                  <wp:docPr id="300641555" name="Рисунок 4"/>
+                  <wp:cNvGraphicFramePr>
+                    <a:graphicFrameLocks xmlns:a="http://schemas.openxmlformats.org/drawingml/2006/main" noChangeAspect="1"/>
+                  </wp:cNvGraphicFramePr>
+                  <a:graphic xmlns:a="http://schemas.openxmlformats.org/drawingml/2006/main">
+                    <a:graphicData uri="http://schemas.openxmlformats.org/drawingml/2006/picture">
+                      <pic:pic xmlns:pic="http://schemas.openxmlformats.org/drawingml/2006/picture">
+                        <pic:nvPicPr>
+                          <pic:cNvPr id="300641555" name="Рисунок 300641555"/>
+                          <pic:cNvPicPr/>
+                        </pic:nvPicPr>
+                        <pic:blipFill>
+                          <a:blip r:embed="rId16" cstate="print">
+                            <a:extLst>
+                              <a:ext uri="{28A0092B-C50C-407E-A947-70E740481C1C}">
+                                <a14:useLocalDpi xmlns:a14="http://schemas.microsoft.com/office/drawing/2010/main" val="0"/>
+                              </a:ext>
+                            </a:extLst>
+                          </a:blip>
+                          <a:stretch>
+                            <a:fillRect/>
+                          </a:stretch>
+                        </pic:blipFill>
+                        <pic:spPr>
+                          <a:xfrm>
+                            <a:off x="0" y="0"/>
+                            <a:ext cx="1931707" cy="1440000"/>
+                          </a:xfrm>
+                          <a:prstGeom prst="rect">
+                            <a:avLst/>
+                          </a:prstGeom>
+                        </pic:spPr>
+                      </pic:pic>
+                    </a:graphicData>
+                  </a:graphic>
+                </wp:inline>
+              </w:drawing>
+            </w:r>
+            <w:r>
+              <w:rPr>
+                <w:noProof/>
+              </w:rPr>
+              <w:t xml:space="preserve"> </w:t>
+            </w:r>
+            <w:r>
+              <w:rPr>
+                <w:b/>
+                <w:noProof/>
+              </w:rPr>
+              <w:drawing>
+                <wp:inline distT="0" distB="0" distL="0" distR="0" wp14:anchorId="6C0EA3BE" wp14:editId="2679AB89">
+                  <wp:extent cx="1931707" cy="1440000"/>
+                  <wp:effectExtent l="0" t="0" r="0" b="0"/>
+                  <wp:docPr id="1537084348" name="Рисунок 5"/>
+                  <wp:cNvGraphicFramePr>
+                    <a:graphicFrameLocks xmlns:a="http://schemas.openxmlformats.org/drawingml/2006/main" noChangeAspect="1"/>
+                  </wp:cNvGraphicFramePr>
+                  <a:graphic xmlns:a="http://schemas.openxmlformats.org/drawingml/2006/main">
+                    <a:graphicData uri="http://schemas.openxmlformats.org/drawingml/2006/picture">
+                      <pic:pic xmlns:pic="http://schemas.openxmlformats.org/drawingml/2006/picture">
+                        <pic:nvPicPr>
+                          <pic:cNvPr id="1537084348" name="Рисунок 1537084348"/>
+                          <pic:cNvPicPr/>
+                        </pic:nvPicPr>
+                        <pic:blipFill>
+                          <a:blip r:embed="rId17" cstate="print">
+                            <a:extLst>
+                              <a:ext uri="{28A0092B-C50C-407E-A947-70E740481C1C}">
+                                <a14:useLocalDpi xmlns:a14="http://schemas.microsoft.com/office/drawing/2010/main" val="0"/>
+                              </a:ext>
+                            </a:extLst>
+                          </a:blip>
+                          <a:stretch>
+                            <a:fillRect/>
+                          </a:stretch>
+                        </pic:blipFill>
+                        <pic:spPr>
+                          <a:xfrm>
+                            <a:off x="0" y="0"/>
+                            <a:ext cx="1931707" cy="1440000"/>
+                          </a:xfrm>
+                          <a:prstGeom prst="rect">
+                            <a:avLst/>
+                          </a:prstGeom>
+                        </pic:spPr>
+                      </pic:pic>
+                    </a:graphicData>
+                  </a:graphic>
+                </wp:inline>
+              </w:drawing>
+            </w:r>
+            <w:r>
+              <w:rPr>
+                <w:noProof/>
+              </w:rPr>
+              <w:t xml:space="preserve"> </w:t>
+            </w:r>
+            <w:r>
+              <w:rPr>
+                <w:b/>
+                <w:noProof/>
+              </w:rPr>
+              <w:drawing>
+                <wp:inline distT="0" distB="0" distL="0" distR="0" wp14:anchorId="129F4EDB" wp14:editId="122B6977">
+                  <wp:extent cx="1931707" cy="1440000"/>
+                  <wp:effectExtent l="0" t="0" r="0" b="0"/>
+                  <wp:docPr id="330855656" name="Рисунок 6"/>
+                  <wp:cNvGraphicFramePr>
+                    <a:graphicFrameLocks xmlns:a="http://schemas.openxmlformats.org/drawingml/2006/main" noChangeAspect="1"/>
+                  </wp:cNvGraphicFramePr>
+                  <a:graphic xmlns:a="http://schemas.openxmlformats.org/drawingml/2006/main">
+                    <a:graphicData uri="http://schemas.openxmlformats.org/drawingml/2006/picture">
+                      <pic:pic xmlns:pic="http://schemas.openxmlformats.org/drawingml/2006/picture">
+                        <pic:nvPicPr>
+                          <pic:cNvPr id="330855656" name="Рисунок 330855656"/>
+                          <pic:cNvPicPr/>
+                        </pic:nvPicPr>
+                        <pic:blipFill>
+                          <a:blip r:embed="rId18" cstate="print">
+                            <a:extLst>
+                              <a:ext uri="{28A0092B-C50C-407E-A947-70E740481C1C}">
+                                <a14:useLocalDpi xmlns:a14="http://schemas.microsoft.com/office/drawing/2010/main" val="0"/>
+                              </a:ext>
+                            </a:extLst>
+                          </a:blip>
+                          <a:stretch>
+                            <a:fillRect/>
+                          </a:stretch>
+                        </pic:blipFill>
+                        <pic:spPr>
+                          <a:xfrm>
+                            <a:off x="0" y="0"/>
+                            <a:ext cx="1931707" cy="1440000"/>
+                          </a:xfrm>
+                          <a:prstGeom prst="rect">
+                            <a:avLst/>
+                          </a:prstGeom>
+                        </pic:spPr>
+                      </pic:pic>
+                    </a:graphicData>
+                  </a:graphic>
+                </wp:inline>
+              </w:drawing>
+            </w:r>
           </w:p>
         </w:tc>
       </w:tr>
@@ -3963,105 +5874,76 @@
               <w:spacing w:after="120" w:line="312" w:lineRule="auto"/>
               <w:jc w:val="both"/>
               <w:rPr>
-                <w:b w:val="0"/>
+                <w:b/>
               </w:rPr>
             </w:pPr>
             <w:r>
+              <w:t>Рис.</w:t>
+            </w:r>
+            <w:r>
+              <w:t>2</w:t>
+            </w:r>
+            <w:r>
+              <w:t xml:space="preserve"> </w:t>
+            </w:r>
+            <w:r>
+              <w:t xml:space="preserve">Зображення, отримані з розрахованих частотних </w:t>
+            </w:r>
+            <w:proofErr w:type="spellStart"/>
+            <w:r>
+              <w:t>залежностей</w:t>
+            </w:r>
+            <w:proofErr w:type="spellEnd"/>
+            <w:r>
+              <w:t xml:space="preserve"> </w:t>
+            </w:r>
+            <w:proofErr w:type="spellStart"/>
+            <w:r>
+              <w:t>фотоакустичного</w:t>
+            </w:r>
+            <w:proofErr w:type="spellEnd"/>
+            <w:r>
+              <w:t xml:space="preserve"> сигналу за допомогою вейвлет перетворення </w:t>
+            </w:r>
+            <w:proofErr w:type="spellStart"/>
+            <w:r>
+              <w:t>Морлі</w:t>
+            </w:r>
+            <w:proofErr w:type="spellEnd"/>
+            <w:r>
+              <w:t xml:space="preserve"> (а, б), вейвлет перетворення </w:t>
+            </w:r>
+            <w:proofErr w:type="spellStart"/>
+            <w:r>
+              <w:t>Морлі</w:t>
+            </w:r>
+            <w:proofErr w:type="spellEnd"/>
+            <w:r>
+              <w:t xml:space="preserve"> з рівномірним покриття високочастотних та низькочастотних компонент сигналу (в, г) та </w:t>
+            </w:r>
+            <w:r>
               <w:rPr>
-                <w:b w:val="0"/>
-              </w:rPr>
-              <w:t>Рис.</w:t>
-            </w:r>
-            <w:r>
-              <w:rPr>
-                <w:b w:val="0"/>
-              </w:rPr>
-              <w:t>2</w:t>
-            </w:r>
-            <w:r>
-              <w:rPr>
-                <w:b w:val="0"/>
-              </w:rPr>
-              <w:t xml:space="preserve"> </w:t>
-            </w:r>
-            <w:r>
-              <w:rPr>
-                <w:b w:val="0"/>
-              </w:rPr>
-              <w:t xml:space="preserve">Зображення, отримані з розрахованих частотних залежностей </w:t>
-            </w:r>
-            <w:proofErr w:type="spellStart"/>
-            <w:r>
-              <w:rPr>
-                <w:b w:val="0"/>
-              </w:rPr>
-              <w:t>фотоакустичного</w:t>
-            </w:r>
-            <w:proofErr w:type="spellEnd"/>
-            <w:r>
-              <w:rPr>
-                <w:b w:val="0"/>
-              </w:rPr>
-              <w:t xml:space="preserve"> сигналу за допомогою вейвлет перетворення </w:t>
-            </w:r>
-            <w:proofErr w:type="spellStart"/>
-            <w:r>
-              <w:rPr>
-                <w:b w:val="0"/>
-              </w:rPr>
-              <w:t>Морлі</w:t>
-            </w:r>
-            <w:proofErr w:type="spellEnd"/>
-            <w:r>
-              <w:rPr>
-                <w:b w:val="0"/>
-              </w:rPr>
-              <w:t xml:space="preserve"> (а, б), вейвлет перетворення </w:t>
-            </w:r>
-            <w:proofErr w:type="spellStart"/>
-            <w:r>
-              <w:rPr>
-                <w:b w:val="0"/>
-              </w:rPr>
-              <w:t>Морлі</w:t>
-            </w:r>
-            <w:proofErr w:type="spellEnd"/>
-            <w:r>
-              <w:rPr>
-                <w:b w:val="0"/>
-              </w:rPr>
-              <w:t xml:space="preserve"> з рівномірним покриття високочастотних та низькочастотних компонент сигналу (в, г) та </w:t>
-            </w:r>
-            <w:r>
-              <w:rPr>
-                <w:b w:val="0"/>
                 <w:lang w:val="en-US"/>
               </w:rPr>
               <w:t>GAF</w:t>
             </w:r>
             <w:r>
+              <w:t xml:space="preserve"> перетворення (д, е). </w:t>
+            </w:r>
+            <w:r>
               <w:rPr>
-                <w:b w:val="0"/>
-              </w:rPr>
-              <w:t xml:space="preserve"> перетворення (д, е). </w:t>
-            </w:r>
-            <w:r>
-              <w:rPr>
-                <w:b w:val="0"/>
                 <w:lang w:val="el-GR"/>
               </w:rPr>
               <w:t xml:space="preserve">χ, </w:t>
             </w:r>
             <w:r>
               <w:rPr>
-                <w:b w:val="0"/>
                 <w:iCs/>
               </w:rPr>
               <w:t>Вт</w:t>
             </w:r>
             <w:r>
               <w:rPr>
-                <w:b w:val="0"/>
                 <w:iCs/>
                 <w:lang w:bidi="en-US"/>
               </w:rPr>
@@ -4070,20 +5952,15 @@
             <w:proofErr w:type="spellStart"/>
             <w:r>
               <w:rPr>
-                <w:b w:val="0"/>
                 <w:iCs/>
               </w:rPr>
               <w:t>м</w:t>
             </w:r>
             <w:r>
+              <w:t>·</w:t>
+            </w:r>
+            <w:r>
               <w:rPr>
-                <w:b w:val="0"/>
-              </w:rPr>
-              <w:t>·</w:t>
-            </w:r>
-            <w:r>
-              <w:rPr>
-                <w:b w:val="0"/>
                 <w:iCs/>
               </w:rPr>
               <w:t>К</w:t>
@@ -4091,7 +5968,6 @@
             <w:proofErr w:type="spellEnd"/>
             <w:r>
               <w:rPr>
-                <w:b w:val="0"/>
                 <w:iCs/>
               </w:rPr>
               <w:t>): 0,1 (а, в, е); 1,9 (б, г, е).</w:t>
@@ -4106,7 +5982,7 @@
         <w:ind w:firstLine="567"/>
         <w:jc w:val="both"/>
         <w:rPr>
-          <w:b w:val="0"/>
+          <w:b/>
         </w:rPr>
       </w:pPr>
     </w:p>
@@ -8346,9 +10222,8 @@
   <w:style w:type="paragraph" w:default="1" w:styleId="a">
     <w:name w:val="Normal"/>
     <w:qFormat/>
-    <w:rsid w:val="000E6D9E"/>
+    <w:rsid w:val="00786F6F"/>
     <w:rPr>
-      <w:b/>
       <w:sz w:val="28"/>
       <w:szCs w:val="28"/>
       <w:lang w:eastAsia="ru-RU"/>
@@ -8386,7 +10261,7 @@
     <w:semiHidden/>
     <w:rsid w:val="00C81212"/>
     <w:rPr>
-      <w:b w:val="0"/>
+      <w:b/>
       <w:sz w:val="20"/>
       <w:szCs w:val="20"/>
     </w:rPr>
@@ -8425,7 +10300,7 @@
       <w:jc w:val="both"/>
     </w:pPr>
     <w:rPr>
-      <w:b w:val="0"/>
+      <w:b/>
       <w:lang w:eastAsia="en-US"/>
     </w:rPr>
   </w:style>
@@ -8484,7 +10359,7 @@
       <w:spacing w:before="100" w:beforeAutospacing="1" w:after="100" w:afterAutospacing="1"/>
     </w:pPr>
     <w:rPr>
-      <w:b w:val="0"/>
+      <w:b/>
       <w:sz w:val="24"/>
       <w:szCs w:val="24"/>
     </w:rPr>
